--- a/Labs/Lab01/bcdhd/bcdhd.docx
+++ b/Labs/Lab01/bcdhd/bcdhd.docx
@@ -1,22 +1,23 @@
 
 <file path=word/document.xml><?xml version="1.0" encoding="utf-8"?>
-<w:document xmlns:wpc="http://schemas.microsoft.com/office/word/2010/wordprocessingCanvas" xmlns:cx="http://schemas.microsoft.com/office/drawing/2014/chartex" xmlns:cx1="http://schemas.microsoft.com/office/drawing/2015/9/8/chartex" xmlns:cx2="http://schemas.microsoft.com/office/drawing/2015/10/21/chartex" xmlns:cx3="http://schemas.microsoft.com/office/drawing/2016/5/9/chartex" xmlns:cx4="http://schemas.microsoft.com/office/drawing/2016/5/10/chartex" xmlns:cx5="http://schemas.microsoft.com/office/drawing/2016/5/11/chartex" xmlns:cx6="http://schemas.microsoft.com/office/drawing/2016/5/12/chartex" xmlns:cx7="http://schemas.microsoft.com/office/drawing/2016/5/13/chartex" xmlns:cx8="http://schemas.microsoft.com/office/drawing/2016/5/14/chartex" xmlns:mc="http://schemas.openxmlformats.org/markup-compatibility/2006" xmlns:m="http://schemas.openxmlformats.org/officeDocument/2006/math" xmlns:aink="http://schemas.microsoft.com/office/drawing/2016/ink" xmlns:am3d="http://schemas.microsoft.com/office/drawing/2017/model3d" xmlns:oel="http://schemas.microsoft.com/office/2019/extlst" xmlns:r="http://schemas.openxmlformats.org/officeDocument/2006/relationships" xmlns:wp14="http://schemas.microsoft.com/office/word/2010/wordprocessingDrawing" xmlns:wp="http://schemas.openxmlformats.org/drawingml/2006/wordprocessingDrawing" xmlns:wpg="http://schemas.microsoft.com/office/word/2010/wordprocessingGroup" xmlns:wpi="http://schemas.microsoft.com/office/word/2010/wordprocessingInk" xmlns:wps="http://schemas.microsoft.com/office/word/2010/wordprocessingShape" xmlns:o="urn:schemas-microsoft-com:office:office" xmlns:v="urn:schemas-microsoft-com:vml" xmlns:w10="urn:schemas-microsoft-com:office:word" xmlns:w="http://schemas.openxmlformats.org/wordprocessingml/2006/main" xmlns:w14="http://schemas.microsoft.com/office/word/2010/wordml" xmlns:w15="http://schemas.microsoft.com/office/word/2012/wordml" xmlns:w16cex="http://schemas.microsoft.com/office/word/2018/wordml/cex" xmlns:w16cid="http://schemas.microsoft.com/office/word/2016/wordml/cid" xmlns:w16="http://schemas.microsoft.com/office/word/2018/wordml" xmlns:w16sdtdh="http://schemas.microsoft.com/office/word/2020/wordml/sdtdatahash" xmlns:w16sdtfl="http://schemas.microsoft.com/office/word/2024/wordml/sdtformatlock" xmlns:w16se="http://schemas.microsoft.com/office/word/2015/wordml/symex" xmlns:w16du="http://schemas.microsoft.com/office/word/2023/wordml/word16du" xmlns:wne="http://schemas.microsoft.com/office/word/2006/wordml" mc:Ignorable="w14 w15 w16se w16cid w16 w16cex w16sdtdh w16sdtfl w16du wp14">
+<w:document xmlns:wpc="http://schemas.microsoft.com/office/word/2010/wordprocessingCanvas" xmlns:cx="http://schemas.microsoft.com/office/drawing/2014/chartex" xmlns:cx1="http://schemas.microsoft.com/office/drawing/2015/9/8/chartex" xmlns:cx2="http://schemas.microsoft.com/office/drawing/2015/10/21/chartex" xmlns:cx3="http://schemas.microsoft.com/office/drawing/2016/5/9/chartex" xmlns:cx4="http://schemas.microsoft.com/office/drawing/2016/5/10/chartex" xmlns:cx5="http://schemas.microsoft.com/office/drawing/2016/5/11/chartex" xmlns:cx6="http://schemas.microsoft.com/office/drawing/2016/5/12/chartex" xmlns:cx7="http://schemas.microsoft.com/office/drawing/2016/5/13/chartex" xmlns:cx8="http://schemas.microsoft.com/office/drawing/2016/5/14/chartex" xmlns:mc="http://schemas.openxmlformats.org/markup-compatibility/2006" xmlns:aink="http://schemas.microsoft.com/office/drawing/2016/ink" xmlns:am3d="http://schemas.microsoft.com/office/drawing/2017/model3d" xmlns:o="urn:schemas-microsoft-com:office:office" xmlns:oel="http://schemas.microsoft.com/office/2019/extlst" xmlns:r="http://schemas.openxmlformats.org/officeDocument/2006/relationships" xmlns:m="http://schemas.openxmlformats.org/officeDocument/2006/math" xmlns:v="urn:schemas-microsoft-com:vml" xmlns:wp14="http://schemas.microsoft.com/office/word/2010/wordprocessingDrawing" xmlns:wp="http://schemas.openxmlformats.org/drawingml/2006/wordprocessingDrawing" xmlns:w10="urn:schemas-microsoft-com:office:word" xmlns:w="http://schemas.openxmlformats.org/wordprocessingml/2006/main" xmlns:w14="http://schemas.microsoft.com/office/word/2010/wordml" xmlns:w15="http://schemas.microsoft.com/office/word/2012/wordml" xmlns:w16cex="http://schemas.microsoft.com/office/word/2018/wordml/cex" xmlns:w16cid="http://schemas.microsoft.com/office/word/2016/wordml/cid" xmlns:w16="http://schemas.microsoft.com/office/word/2018/wordml" xmlns:w16du="http://schemas.microsoft.com/office/word/2023/wordml/word16du" xmlns:w16sdtdh="http://schemas.microsoft.com/office/word/2020/wordml/sdtdatahash" xmlns:w16sdtfl="http://schemas.microsoft.com/office/word/2024/wordml/sdtformatlock" xmlns:w16se="http://schemas.microsoft.com/office/word/2015/wordml/symex" xmlns:wpg="http://schemas.microsoft.com/office/word/2010/wordprocessingGroup" xmlns:wpi="http://schemas.microsoft.com/office/word/2010/wordprocessingInk" xmlns:wne="http://schemas.microsoft.com/office/word/2006/wordml" xmlns:wps="http://schemas.microsoft.com/office/word/2010/wordprocessingShape" mc:Ignorable="w14 w15 w16se w16cid w16 w16cex w16sdtdh w16sdtfl w16du wp14">
   <w:body>
     <w:p>
       <w:pPr>
         <w:spacing w:after="20"/>
+        <w:ind w:right="261"/>
         <w:jc w:val="center"/>
         <w:rPr>
           <w:color w:val="000000" w:themeColor="text1"/>
-          <w:sz w:val="32"/>
-          <w:szCs w:val="32"/>
-        </w:rPr>
-      </w:pPr>
-      <w:r>
-        <w:rPr>
-          <w:color w:val="000000" w:themeColor="text1"/>
-          <w:sz w:val="32"/>
-          <w:szCs w:val="32"/>
+          <w:sz w:val="24"/>
+          <w:szCs w:val="24"/>
+        </w:rPr>
+      </w:pPr>
+      <w:r>
+        <w:rPr>
+          <w:color w:val="000000" w:themeColor="text1"/>
+          <w:sz w:val="24"/>
+          <w:szCs w:val="24"/>
         </w:rPr>
         <w:t>Informe de Laboratorio 01:</w:t>
       </w:r>
@@ -24,21 +25,22 @@
     <w:p>
       <w:pPr>
         <w:spacing w:after="80"/>
+        <w:ind w:right="261"/>
         <w:jc w:val="center"/>
         <w:rPr>
           <w:b/>
           <w:bCs/>
           <w:color w:val="000000" w:themeColor="text1"/>
-          <w:sz w:val="32"/>
-          <w:szCs w:val="32"/>
-        </w:rPr>
-      </w:pPr>
-      <w:r>
-        <w:rPr>
-          <w:rStyle w:val="Strong"/>
-          <w:color w:val="000000" w:themeColor="text1"/>
-          <w:sz w:val="32"/>
-          <w:szCs w:val="32"/>
+          <w:sz w:val="24"/>
+          <w:szCs w:val="24"/>
+        </w:rPr>
+      </w:pPr>
+      <w:r>
+        <w:rPr>
+          <w:rStyle w:val="Fuerte"/>
+          <w:color w:val="000000" w:themeColor="text1"/>
+          <w:sz w:val="24"/>
+          <w:szCs w:val="24"/>
         </w:rPr>
         <w:t>¿</w:t>
       </w:r>
@@ -47,8 +49,8 @@
           <w:b/>
           <w:bCs/>
           <w:color w:val="000000" w:themeColor="text1"/>
-          <w:sz w:val="32"/>
-          <w:szCs w:val="32"/>
+          <w:sz w:val="24"/>
+          <w:szCs w:val="24"/>
         </w:rPr>
         <w:t>Pueden los datos del acelerómetro del smartphone predecir el nivel de alcohol en sangre?</w:t>
       </w:r>
@@ -56,6 +58,7 @@
     <w:p>
       <w:pPr>
         <w:spacing w:after="80"/>
+        <w:ind w:right="261"/>
         <w:jc w:val="center"/>
         <w:rPr>
           <w:color w:val="000000" w:themeColor="text1"/>
@@ -67,6 +70,7 @@
     <w:p>
       <w:pPr>
         <w:spacing w:after="80"/>
+        <w:ind w:right="261"/>
         <w:jc w:val="center"/>
         <w:rPr>
           <w:color w:val="000000" w:themeColor="text1"/>
@@ -78,6 +82,7 @@
     <w:p>
       <w:pPr>
         <w:spacing w:after="20"/>
+        <w:ind w:right="261"/>
         <w:jc w:val="center"/>
         <w:rPr>
           <w:color w:val="000000" w:themeColor="text1"/>
@@ -85,18 +90,29 @@
           <w:szCs w:val="24"/>
         </w:rPr>
       </w:pPr>
-      <w:r>
-        <w:rPr>
-          <w:color w:val="000000" w:themeColor="text1"/>
-          <w:sz w:val="24"/>
-          <w:szCs w:val="24"/>
-        </w:rPr>
-        <w:t>Jose Luis Ortiz Barrios</w:t>
+      <w:proofErr w:type="spellStart"/>
+      <w:r>
+        <w:rPr>
+          <w:color w:val="000000" w:themeColor="text1"/>
+          <w:sz w:val="24"/>
+          <w:szCs w:val="24"/>
+        </w:rPr>
+        <w:t>Jose</w:t>
+      </w:r>
+      <w:proofErr w:type="spellEnd"/>
+      <w:r>
+        <w:rPr>
+          <w:color w:val="000000" w:themeColor="text1"/>
+          <w:sz w:val="24"/>
+          <w:szCs w:val="24"/>
+        </w:rPr>
+        <w:t xml:space="preserve"> Luis Ortiz Barrios</w:t>
       </w:r>
     </w:p>
     <w:p>
       <w:pPr>
         <w:spacing w:after="20"/>
+        <w:ind w:right="261"/>
         <w:jc w:val="center"/>
         <w:rPr>
           <w:color w:val="000000" w:themeColor="text1"/>
@@ -107,7 +123,7 @@
       <w:hyperlink r:id="rId8" w:history="1">
         <w:r>
           <w:rPr>
-            <w:rStyle w:val="Hyperlink"/>
+            <w:rStyle w:val="Hipervnculo"/>
             <w:color w:val="000000" w:themeColor="text1"/>
             <w:sz w:val="24"/>
             <w:szCs w:val="24"/>
@@ -119,6 +135,7 @@
     <w:p>
       <w:pPr>
         <w:spacing w:after="20"/>
+        <w:ind w:right="261"/>
         <w:jc w:val="center"/>
         <w:rPr>
           <w:color w:val="000000" w:themeColor="text1"/>
@@ -138,6 +155,7 @@
     <w:p>
       <w:pPr>
         <w:spacing w:after="20"/>
+        <w:ind w:right="261"/>
         <w:jc w:val="center"/>
         <w:rPr>
           <w:color w:val="000000" w:themeColor="text1"/>
@@ -148,7 +166,7 @@
       <w:hyperlink r:id="rId9" w:history="1">
         <w:r>
           <w:rPr>
-            <w:rStyle w:val="Hyperlink"/>
+            <w:rStyle w:val="Hipervnculo"/>
             <w:color w:val="000000" w:themeColor="text1"/>
             <w:sz w:val="24"/>
             <w:szCs w:val="24"/>
@@ -160,6 +178,7 @@
     <w:p>
       <w:pPr>
         <w:spacing w:after="260"/>
+        <w:ind w:right="261"/>
         <w:jc w:val="center"/>
         <w:rPr>
           <w:color w:val="000000" w:themeColor="text1"/>
@@ -171,6 +190,7 @@
     <w:p>
       <w:pPr>
         <w:spacing w:after="260"/>
+        <w:ind w:right="261"/>
         <w:jc w:val="center"/>
         <w:rPr>
           <w:color w:val="000000" w:themeColor="text1"/>
@@ -182,6 +202,7 @@
     <w:p>
       <w:pPr>
         <w:spacing w:after="260"/>
+        <w:ind w:right="261"/>
         <w:jc w:val="center"/>
         <w:rPr>
           <w:color w:val="000000" w:themeColor="text1"/>
@@ -201,6 +222,7 @@
     <w:p>
       <w:pPr>
         <w:spacing w:after="260"/>
+        <w:ind w:right="261"/>
         <w:jc w:val="center"/>
         <w:rPr>
           <w:color w:val="000000" w:themeColor="text1"/>
@@ -220,6 +242,7 @@
     <w:p>
       <w:pPr>
         <w:spacing w:after="260"/>
+        <w:ind w:right="261"/>
         <w:jc w:val="center"/>
         <w:rPr>
           <w:color w:val="000000" w:themeColor="text1"/>
@@ -239,6 +262,7 @@
     <w:p>
       <w:pPr>
         <w:spacing w:after="200"/>
+        <w:ind w:right="261"/>
         <w:jc w:val="both"/>
         <w:rPr>
           <w:i/>
@@ -256,9 +280,9 @@
           <w:b w:val="0"/>
           <w:bCs w:val="0"/>
           <w:color w:val="auto"/>
-          <w:sz w:val="20"/>
-          <w:szCs w:val="20"/>
-          <w:lang w:val="en-CO"/>
+          <w:sz w:val="24"/>
+          <w:szCs w:val="24"/>
+          <w:lang w:val="es-CO"/>
         </w:rPr>
         <w:id w:val="493990692"/>
         <w:docPartObj>
@@ -274,13 +298,22 @@
       <w:sdtContent>
         <w:p>
           <w:pPr>
-            <w:pStyle w:val="TOCHeading"/>
+            <w:pStyle w:val="TtuloTDC"/>
+            <w:ind w:right="261"/>
             <w:rPr>
+              <w:rFonts w:ascii="Times New Roman" w:hAnsi="Times New Roman" w:cs="Times New Roman"/>
+              <w:color w:val="auto"/>
+              <w:sz w:val="24"/>
+              <w:szCs w:val="24"/>
               <w:lang w:val="es-CO"/>
             </w:rPr>
           </w:pPr>
           <w:r>
             <w:rPr>
+              <w:rFonts w:ascii="Times New Roman" w:hAnsi="Times New Roman" w:cs="Times New Roman"/>
+              <w:color w:val="auto"/>
+              <w:sz w:val="24"/>
+              <w:szCs w:val="24"/>
               <w:lang w:val="es-CO"/>
             </w:rPr>
             <w:t>Tabla de Contenido</w:t>
@@ -288,11 +321,12 @@
         </w:p>
         <w:p>
           <w:pPr>
-            <w:pStyle w:val="TOC1"/>
+            <w:pStyle w:val="TDC1"/>
             <w:tabs>
               <w:tab w:val="left" w:pos="600"/>
-              <w:tab w:val="right" w:leader="dot" w:pos="9350"/>
+              <w:tab w:val="right" w:leader="dot" w:pos="9749"/>
             </w:tabs>
+            <w:ind w:right="261"/>
             <w:rPr>
               <w:rFonts w:eastAsiaTheme="minorEastAsia" w:cstheme="minorBidi"/>
               <w:b w:val="0"/>
@@ -302,30 +336,42 @@
               <w:kern w:val="2"/>
               <w:sz w:val="24"/>
               <w:szCs w:val="24"/>
+              <w:lang w:eastAsia="es-CO"/>
               <w14:ligatures w14:val="standardContextual"/>
             </w:rPr>
           </w:pPr>
           <w:r>
             <w:rPr>
+              <w:rFonts w:ascii="Times New Roman" w:hAnsi="Times New Roman"/>
               <w:b w:val="0"/>
               <w:bCs w:val="0"/>
+              <w:sz w:val="24"/>
+              <w:szCs w:val="24"/>
             </w:rPr>
             <w:fldChar w:fldCharType="begin"/>
           </w:r>
           <w:r>
+            <w:rPr>
+              <w:rFonts w:ascii="Times New Roman" w:hAnsi="Times New Roman"/>
+              <w:sz w:val="24"/>
+              <w:szCs w:val="24"/>
+            </w:rPr>
             <w:instrText xml:space="preserve"> TOC \o "1-3" \h \z \u </w:instrText>
           </w:r>
           <w:r>
             <w:rPr>
+              <w:rFonts w:ascii="Times New Roman" w:hAnsi="Times New Roman"/>
               <w:b w:val="0"/>
               <w:bCs w:val="0"/>
+              <w:sz w:val="24"/>
+              <w:szCs w:val="24"/>
             </w:rPr>
             <w:fldChar w:fldCharType="separate"/>
           </w:r>
-          <w:hyperlink w:anchor="_Toc238597926" w:history="1">
-            <w:r>
-              <w:rPr>
-                <w:rStyle w:val="Hyperlink"/>
+          <w:hyperlink w:anchor="_Toc238739812" w:history="1">
+            <w:r>
+              <w:rPr>
+                <w:rStyle w:val="Hipervnculo"/>
                 <w:noProof/>
               </w:rPr>
               <w:t>1.</w:t>
@@ -340,13 +386,14 @@
                 <w:kern w:val="2"/>
                 <w:sz w:val="24"/>
                 <w:szCs w:val="24"/>
+                <w:lang w:eastAsia="es-CO"/>
                 <w14:ligatures w14:val="standardContextual"/>
               </w:rPr>
               <w:tab/>
             </w:r>
             <w:r>
               <w:rPr>
-                <w:rStyle w:val="Hyperlink"/>
+                <w:rStyle w:val="Hipervnculo"/>
                 <w:noProof/>
               </w:rPr>
               <w:t>Introducción</w:t>
@@ -370,7 +417,7 @@
                 <w:noProof/>
                 <w:webHidden/>
               </w:rPr>
-              <w:instrText xml:space="preserve"> PAGEREF _Toc238597926 \h </w:instrText>
+              <w:instrText xml:space="preserve"> PAGEREF _Toc238739812 \h </w:instrText>
             </w:r>
             <w:r>
               <w:rPr>
@@ -403,11 +450,12 @@
         </w:p>
         <w:p>
           <w:pPr>
-            <w:pStyle w:val="TOC1"/>
+            <w:pStyle w:val="TDC1"/>
             <w:tabs>
               <w:tab w:val="left" w:pos="600"/>
-              <w:tab w:val="right" w:leader="dot" w:pos="9350"/>
+              <w:tab w:val="right" w:leader="dot" w:pos="9749"/>
             </w:tabs>
+            <w:ind w:right="261"/>
             <w:rPr>
               <w:rFonts w:eastAsiaTheme="minorEastAsia" w:cstheme="minorBidi"/>
               <w:b w:val="0"/>
@@ -417,13 +465,14 @@
               <w:kern w:val="2"/>
               <w:sz w:val="24"/>
               <w:szCs w:val="24"/>
+              <w:lang w:eastAsia="es-CO"/>
               <w14:ligatures w14:val="standardContextual"/>
             </w:rPr>
           </w:pPr>
-          <w:hyperlink w:anchor="_Toc238597927" w:history="1">
-            <w:r>
-              <w:rPr>
-                <w:rStyle w:val="Hyperlink"/>
+          <w:hyperlink w:anchor="_Toc238739813" w:history="1">
+            <w:r>
+              <w:rPr>
+                <w:rStyle w:val="Hipervnculo"/>
                 <w:noProof/>
               </w:rPr>
               <w:t>2.</w:t>
@@ -438,13 +487,14 @@
                 <w:kern w:val="2"/>
                 <w:sz w:val="24"/>
                 <w:szCs w:val="24"/>
+                <w:lang w:eastAsia="es-CO"/>
                 <w14:ligatures w14:val="standardContextual"/>
               </w:rPr>
               <w:tab/>
             </w:r>
             <w:r>
               <w:rPr>
-                <w:rStyle w:val="Hyperlink"/>
+                <w:rStyle w:val="Hipervnculo"/>
                 <w:noProof/>
               </w:rPr>
               <w:t>Datos</w:t>
@@ -468,7 +518,7 @@
                 <w:noProof/>
                 <w:webHidden/>
               </w:rPr>
-              <w:instrText xml:space="preserve"> PAGEREF _Toc238597927 \h </w:instrText>
+              <w:instrText xml:space="preserve"> PAGEREF _Toc238739813 \h </w:instrText>
             </w:r>
             <w:r>
               <w:rPr>
@@ -501,10 +551,11 @@
         </w:p>
         <w:p>
           <w:pPr>
-            <w:pStyle w:val="TOC2"/>
+            <w:pStyle w:val="TDC2"/>
             <w:tabs>
-              <w:tab w:val="right" w:leader="dot" w:pos="9350"/>
+              <w:tab w:val="right" w:leader="dot" w:pos="9749"/>
             </w:tabs>
+            <w:ind w:left="0" w:right="261"/>
             <w:rPr>
               <w:rFonts w:eastAsiaTheme="minorEastAsia" w:cstheme="minorBidi"/>
               <w:smallCaps w:val="0"/>
@@ -512,13 +563,14 @@
               <w:kern w:val="2"/>
               <w:sz w:val="24"/>
               <w:szCs w:val="24"/>
+              <w:lang w:eastAsia="es-CO"/>
               <w14:ligatures w14:val="standardContextual"/>
             </w:rPr>
           </w:pPr>
-          <w:hyperlink w:anchor="_Toc238597928" w:history="1">
-            <w:r>
-              <w:rPr>
-                <w:rStyle w:val="Hyperlink"/>
+          <w:hyperlink w:anchor="_Toc238739814" w:history="1">
+            <w:r>
+              <w:rPr>
+                <w:rStyle w:val="Hipervnculo"/>
                 <w:b/>
                 <w:bCs/>
                 <w:noProof/>
@@ -544,7 +596,7 @@
                 <w:noProof/>
                 <w:webHidden/>
               </w:rPr>
-              <w:instrText xml:space="preserve"> PAGEREF _Toc238597928 \h </w:instrText>
+              <w:instrText xml:space="preserve"> PAGEREF _Toc238739814 \h </w:instrText>
             </w:r>
             <w:r>
               <w:rPr>
@@ -577,11 +629,12 @@
         </w:p>
         <w:p>
           <w:pPr>
-            <w:pStyle w:val="TOC1"/>
+            <w:pStyle w:val="TDC1"/>
             <w:tabs>
               <w:tab w:val="left" w:pos="600"/>
-              <w:tab w:val="right" w:leader="dot" w:pos="9350"/>
+              <w:tab w:val="right" w:leader="dot" w:pos="9749"/>
             </w:tabs>
+            <w:ind w:right="261"/>
             <w:rPr>
               <w:rFonts w:eastAsiaTheme="minorEastAsia" w:cstheme="minorBidi"/>
               <w:b w:val="0"/>
@@ -591,13 +644,14 @@
               <w:kern w:val="2"/>
               <w:sz w:val="24"/>
               <w:szCs w:val="24"/>
+              <w:lang w:eastAsia="es-CO"/>
               <w14:ligatures w14:val="standardContextual"/>
             </w:rPr>
           </w:pPr>
-          <w:hyperlink w:anchor="_Toc238597929" w:history="1">
-            <w:r>
-              <w:rPr>
-                <w:rStyle w:val="Hyperlink"/>
+          <w:hyperlink w:anchor="_Toc238739815" w:history="1">
+            <w:r>
+              <w:rPr>
+                <w:rStyle w:val="Hipervnculo"/>
                 <w:noProof/>
               </w:rPr>
               <w:t>3.</w:t>
@@ -612,13 +666,14 @@
                 <w:kern w:val="2"/>
                 <w:sz w:val="24"/>
                 <w:szCs w:val="24"/>
+                <w:lang w:eastAsia="es-CO"/>
                 <w14:ligatures w14:val="standardContextual"/>
               </w:rPr>
               <w:tab/>
             </w:r>
             <w:r>
               <w:rPr>
-                <w:rStyle w:val="Hyperlink"/>
+                <w:rStyle w:val="Hipervnculo"/>
                 <w:noProof/>
               </w:rPr>
               <w:t>Análisis Exploratorio de Datos</w:t>
@@ -642,7 +697,7 @@
                 <w:noProof/>
                 <w:webHidden/>
               </w:rPr>
-              <w:instrText xml:space="preserve"> PAGEREF _Toc238597929 \h </w:instrText>
+              <w:instrText xml:space="preserve"> PAGEREF _Toc238739815 \h </w:instrText>
             </w:r>
             <w:r>
               <w:rPr>
@@ -675,11 +730,12 @@
         </w:p>
         <w:p>
           <w:pPr>
-            <w:pStyle w:val="TOC1"/>
+            <w:pStyle w:val="TDC1"/>
             <w:tabs>
               <w:tab w:val="left" w:pos="600"/>
-              <w:tab w:val="right" w:leader="dot" w:pos="9350"/>
+              <w:tab w:val="right" w:leader="dot" w:pos="9749"/>
             </w:tabs>
+            <w:ind w:right="261"/>
             <w:rPr>
               <w:rFonts w:eastAsiaTheme="minorEastAsia" w:cstheme="minorBidi"/>
               <w:b w:val="0"/>
@@ -689,13 +745,14 @@
               <w:kern w:val="2"/>
               <w:sz w:val="24"/>
               <w:szCs w:val="24"/>
+              <w:lang w:eastAsia="es-CO"/>
               <w14:ligatures w14:val="standardContextual"/>
             </w:rPr>
           </w:pPr>
-          <w:hyperlink w:anchor="_Toc238597930" w:history="1">
-            <w:r>
-              <w:rPr>
-                <w:rStyle w:val="Hyperlink"/>
+          <w:hyperlink w:anchor="_Toc238739816" w:history="1">
+            <w:r>
+              <w:rPr>
+                <w:rStyle w:val="Hipervnculo"/>
                 <w:noProof/>
               </w:rPr>
               <w:t>4.</w:t>
@@ -710,13 +767,14 @@
                 <w:kern w:val="2"/>
                 <w:sz w:val="24"/>
                 <w:szCs w:val="24"/>
+                <w:lang w:eastAsia="es-CO"/>
                 <w14:ligatures w14:val="standardContextual"/>
               </w:rPr>
               <w:tab/>
             </w:r>
             <w:r>
               <w:rPr>
-                <w:rStyle w:val="Hyperlink"/>
+                <w:rStyle w:val="Hipervnculo"/>
                 <w:noProof/>
               </w:rPr>
               <w:t>Resultados y Discusión</w:t>
@@ -740,7 +798,7 @@
                 <w:noProof/>
                 <w:webHidden/>
               </w:rPr>
-              <w:instrText xml:space="preserve"> PAGEREF _Toc238597930 \h </w:instrText>
+              <w:instrText xml:space="preserve"> PAGEREF _Toc238739816 \h </w:instrText>
             </w:r>
             <w:r>
               <w:rPr>
@@ -773,11 +831,12 @@
         </w:p>
         <w:p>
           <w:pPr>
-            <w:pStyle w:val="TOC2"/>
+            <w:pStyle w:val="TDC2"/>
             <w:tabs>
               <w:tab w:val="left" w:pos="800"/>
-              <w:tab w:val="right" w:leader="dot" w:pos="9350"/>
+              <w:tab w:val="right" w:leader="dot" w:pos="9749"/>
             </w:tabs>
+            <w:ind w:left="0" w:right="261"/>
             <w:rPr>
               <w:rFonts w:eastAsiaTheme="minorEastAsia" w:cstheme="minorBidi"/>
               <w:smallCaps w:val="0"/>
@@ -785,13 +844,14 @@
               <w:kern w:val="2"/>
               <w:sz w:val="24"/>
               <w:szCs w:val="24"/>
+              <w:lang w:eastAsia="es-CO"/>
               <w14:ligatures w14:val="standardContextual"/>
             </w:rPr>
           </w:pPr>
-          <w:hyperlink w:anchor="_Toc238597931" w:history="1">
-            <w:r>
-              <w:rPr>
-                <w:rStyle w:val="Hyperlink"/>
+          <w:hyperlink w:anchor="_Toc238739817" w:history="1">
+            <w:r>
+              <w:rPr>
+                <w:rStyle w:val="Hipervnculo"/>
                 <w:b/>
                 <w:noProof/>
               </w:rPr>
@@ -805,13 +865,14 @@
                 <w:kern w:val="2"/>
                 <w:sz w:val="24"/>
                 <w:szCs w:val="24"/>
+                <w:lang w:eastAsia="es-CO"/>
                 <w14:ligatures w14:val="standardContextual"/>
               </w:rPr>
               <w:tab/>
             </w:r>
             <w:r>
               <w:rPr>
-                <w:rStyle w:val="Hyperlink"/>
+                <w:rStyle w:val="Hipervnculo"/>
                 <w:b/>
                 <w:bCs/>
                 <w:noProof/>
@@ -837,7 +898,7 @@
                 <w:noProof/>
                 <w:webHidden/>
               </w:rPr>
-              <w:instrText xml:space="preserve"> PAGEREF _Toc238597931 \h </w:instrText>
+              <w:instrText xml:space="preserve"> PAGEREF _Toc238739817 \h </w:instrText>
             </w:r>
             <w:r>
               <w:rPr>
@@ -870,11 +931,12 @@
         </w:p>
         <w:p>
           <w:pPr>
-            <w:pStyle w:val="TOC2"/>
+            <w:pStyle w:val="TDC2"/>
             <w:tabs>
               <w:tab w:val="left" w:pos="800"/>
-              <w:tab w:val="right" w:leader="dot" w:pos="9350"/>
+              <w:tab w:val="right" w:leader="dot" w:pos="9749"/>
             </w:tabs>
+            <w:ind w:left="0" w:right="261"/>
             <w:rPr>
               <w:rFonts w:eastAsiaTheme="minorEastAsia" w:cstheme="minorBidi"/>
               <w:smallCaps w:val="0"/>
@@ -882,13 +944,14 @@
               <w:kern w:val="2"/>
               <w:sz w:val="24"/>
               <w:szCs w:val="24"/>
+              <w:lang w:eastAsia="es-CO"/>
               <w14:ligatures w14:val="standardContextual"/>
             </w:rPr>
           </w:pPr>
-          <w:hyperlink w:anchor="_Toc238597932" w:history="1">
-            <w:r>
-              <w:rPr>
-                <w:rStyle w:val="Hyperlink"/>
+          <w:hyperlink w:anchor="_Toc238739818" w:history="1">
+            <w:r>
+              <w:rPr>
+                <w:rStyle w:val="Hipervnculo"/>
                 <w:b/>
                 <w:noProof/>
               </w:rPr>
@@ -902,13 +965,14 @@
                 <w:kern w:val="2"/>
                 <w:sz w:val="24"/>
                 <w:szCs w:val="24"/>
+                <w:lang w:eastAsia="es-CO"/>
                 <w14:ligatures w14:val="standardContextual"/>
               </w:rPr>
               <w:tab/>
             </w:r>
             <w:r>
               <w:rPr>
-                <w:rStyle w:val="Hyperlink"/>
+                <w:rStyle w:val="Hipervnculo"/>
                 <w:b/>
                 <w:bCs/>
                 <w:noProof/>
@@ -934,7 +998,7 @@
                 <w:noProof/>
                 <w:webHidden/>
               </w:rPr>
-              <w:instrText xml:space="preserve"> PAGEREF _Toc238597932 \h </w:instrText>
+              <w:instrText xml:space="preserve"> PAGEREF _Toc238739818 \h </w:instrText>
             </w:r>
             <w:r>
               <w:rPr>
@@ -967,10 +1031,11 @@
         </w:p>
         <w:p>
           <w:pPr>
-            <w:pStyle w:val="TOC2"/>
+            <w:pStyle w:val="TDC2"/>
             <w:tabs>
-              <w:tab w:val="right" w:leader="dot" w:pos="9350"/>
+              <w:tab w:val="right" w:leader="dot" w:pos="9749"/>
             </w:tabs>
+            <w:ind w:left="0" w:right="261"/>
             <w:rPr>
               <w:rFonts w:eastAsiaTheme="minorEastAsia" w:cstheme="minorBidi"/>
               <w:smallCaps w:val="0"/>
@@ -978,13 +1043,14 @@
               <w:kern w:val="2"/>
               <w:sz w:val="24"/>
               <w:szCs w:val="24"/>
+              <w:lang w:eastAsia="es-CO"/>
               <w14:ligatures w14:val="standardContextual"/>
             </w:rPr>
           </w:pPr>
-          <w:hyperlink w:anchor="_Toc238597933" w:history="1">
-            <w:r>
-              <w:rPr>
-                <w:rStyle w:val="Hyperlink"/>
+          <w:hyperlink w:anchor="_Toc238739819" w:history="1">
+            <w:r>
+              <w:rPr>
+                <w:rStyle w:val="Hipervnculo"/>
                 <w:b/>
                 <w:bCs/>
                 <w:noProof/>
@@ -1010,7 +1076,7 @@
                 <w:noProof/>
                 <w:webHidden/>
               </w:rPr>
-              <w:instrText xml:space="preserve"> PAGEREF _Toc238597933 \h </w:instrText>
+              <w:instrText xml:space="preserve"> PAGEREF _Toc238739819 \h </w:instrText>
             </w:r>
             <w:r>
               <w:rPr>
@@ -1043,11 +1109,12 @@
         </w:p>
         <w:p>
           <w:pPr>
-            <w:pStyle w:val="TOC2"/>
+            <w:pStyle w:val="TDC2"/>
             <w:tabs>
               <w:tab w:val="left" w:pos="800"/>
-              <w:tab w:val="right" w:leader="dot" w:pos="9350"/>
+              <w:tab w:val="right" w:leader="dot" w:pos="9749"/>
             </w:tabs>
+            <w:ind w:left="0" w:right="261"/>
             <w:rPr>
               <w:rFonts w:eastAsiaTheme="minorEastAsia" w:cstheme="minorBidi"/>
               <w:smallCaps w:val="0"/>
@@ -1055,13 +1122,14 @@
               <w:kern w:val="2"/>
               <w:sz w:val="24"/>
               <w:szCs w:val="24"/>
+              <w:lang w:eastAsia="es-CO"/>
               <w14:ligatures w14:val="standardContextual"/>
             </w:rPr>
           </w:pPr>
-          <w:hyperlink w:anchor="_Toc238597934" w:history="1">
-            <w:r>
-              <w:rPr>
-                <w:rStyle w:val="Hyperlink"/>
+          <w:hyperlink w:anchor="_Toc238739820" w:history="1">
+            <w:r>
+              <w:rPr>
+                <w:rStyle w:val="Hipervnculo"/>
                 <w:b/>
                 <w:noProof/>
               </w:rPr>
@@ -1075,13 +1143,14 @@
                 <w:kern w:val="2"/>
                 <w:sz w:val="24"/>
                 <w:szCs w:val="24"/>
+                <w:lang w:eastAsia="es-CO"/>
                 <w14:ligatures w14:val="standardContextual"/>
               </w:rPr>
               <w:tab/>
             </w:r>
             <w:r>
               <w:rPr>
-                <w:rStyle w:val="Hyperlink"/>
+                <w:rStyle w:val="Hipervnculo"/>
                 <w:b/>
                 <w:bCs/>
                 <w:noProof/>
@@ -1107,7 +1176,7 @@
                 <w:noProof/>
                 <w:webHidden/>
               </w:rPr>
-              <w:instrText xml:space="preserve"> PAGEREF _Toc238597934 \h </w:instrText>
+              <w:instrText xml:space="preserve"> PAGEREF _Toc238739820 \h </w:instrText>
             </w:r>
             <w:r>
               <w:rPr>
@@ -1140,11 +1209,12 @@
         </w:p>
         <w:p>
           <w:pPr>
-            <w:pStyle w:val="TOC1"/>
+            <w:pStyle w:val="TDC1"/>
             <w:tabs>
               <w:tab w:val="left" w:pos="600"/>
-              <w:tab w:val="right" w:leader="dot" w:pos="9350"/>
+              <w:tab w:val="right" w:leader="dot" w:pos="9749"/>
             </w:tabs>
+            <w:ind w:right="261"/>
             <w:rPr>
               <w:rFonts w:eastAsiaTheme="minorEastAsia" w:cstheme="minorBidi"/>
               <w:b w:val="0"/>
@@ -1154,13 +1224,14 @@
               <w:kern w:val="2"/>
               <w:sz w:val="24"/>
               <w:szCs w:val="24"/>
+              <w:lang w:eastAsia="es-CO"/>
               <w14:ligatures w14:val="standardContextual"/>
             </w:rPr>
           </w:pPr>
-          <w:hyperlink w:anchor="_Toc238597935" w:history="1">
-            <w:r>
-              <w:rPr>
-                <w:rStyle w:val="Hyperlink"/>
+          <w:hyperlink w:anchor="_Toc238739821" w:history="1">
+            <w:r>
+              <w:rPr>
+                <w:rStyle w:val="Hipervnculo"/>
                 <w:noProof/>
               </w:rPr>
               <w:t>5.</w:t>
@@ -1175,13 +1246,14 @@
                 <w:kern w:val="2"/>
                 <w:sz w:val="24"/>
                 <w:szCs w:val="24"/>
+                <w:lang w:eastAsia="es-CO"/>
                 <w14:ligatures w14:val="standardContextual"/>
               </w:rPr>
               <w:tab/>
             </w:r>
             <w:r>
               <w:rPr>
-                <w:rStyle w:val="Hyperlink"/>
+                <w:rStyle w:val="Hipervnculo"/>
                 <w:noProof/>
               </w:rPr>
               <w:t>Conclusión</w:t>
@@ -1205,7 +1277,7 @@
                 <w:noProof/>
                 <w:webHidden/>
               </w:rPr>
-              <w:instrText xml:space="preserve"> PAGEREF _Toc238597935 \h </w:instrText>
+              <w:instrText xml:space="preserve"> PAGEREF _Toc238739821 \h </w:instrText>
             </w:r>
             <w:r>
               <w:rPr>
@@ -1238,11 +1310,12 @@
         </w:p>
         <w:p>
           <w:pPr>
-            <w:pStyle w:val="TOC2"/>
+            <w:pStyle w:val="TDC2"/>
             <w:tabs>
               <w:tab w:val="left" w:pos="800"/>
-              <w:tab w:val="right" w:leader="dot" w:pos="9350"/>
+              <w:tab w:val="right" w:leader="dot" w:pos="9749"/>
             </w:tabs>
+            <w:ind w:left="0" w:right="261"/>
             <w:rPr>
               <w:rFonts w:eastAsiaTheme="minorEastAsia" w:cstheme="minorBidi"/>
               <w:smallCaps w:val="0"/>
@@ -1250,13 +1323,14 @@
               <w:kern w:val="2"/>
               <w:sz w:val="24"/>
               <w:szCs w:val="24"/>
+              <w:lang w:eastAsia="es-CO"/>
               <w14:ligatures w14:val="standardContextual"/>
             </w:rPr>
           </w:pPr>
-          <w:hyperlink w:anchor="_Toc238597936" w:history="1">
-            <w:r>
-              <w:rPr>
-                <w:rStyle w:val="Hyperlink"/>
+          <w:hyperlink w:anchor="_Toc238739822" w:history="1">
+            <w:r>
+              <w:rPr>
+                <w:rStyle w:val="Hipervnculo"/>
                 <w:b/>
                 <w:noProof/>
               </w:rPr>
@@ -1270,13 +1344,14 @@
                 <w:kern w:val="2"/>
                 <w:sz w:val="24"/>
                 <w:szCs w:val="24"/>
+                <w:lang w:eastAsia="es-CO"/>
                 <w14:ligatures w14:val="standardContextual"/>
               </w:rPr>
               <w:tab/>
             </w:r>
             <w:r>
               <w:rPr>
-                <w:rStyle w:val="Hyperlink"/>
+                <w:rStyle w:val="Hipervnculo"/>
                 <w:b/>
                 <w:bCs/>
                 <w:noProof/>
@@ -1302,7 +1377,7 @@
                 <w:noProof/>
                 <w:webHidden/>
               </w:rPr>
-              <w:instrText xml:space="preserve"> PAGEREF _Toc238597936 \h </w:instrText>
+              <w:instrText xml:space="preserve"> PAGEREF _Toc238739822 \h </w:instrText>
             </w:r>
             <w:r>
               <w:rPr>
@@ -1322,7 +1397,7 @@
                 <w:noProof/>
                 <w:webHidden/>
               </w:rPr>
-              <w:t>9</w:t>
+              <w:t>10</w:t>
             </w:r>
             <w:r>
               <w:rPr>
@@ -1335,11 +1410,12 @@
         </w:p>
         <w:p>
           <w:pPr>
-            <w:pStyle w:val="TOC2"/>
+            <w:pStyle w:val="TDC2"/>
             <w:tabs>
               <w:tab w:val="left" w:pos="800"/>
-              <w:tab w:val="right" w:leader="dot" w:pos="9350"/>
+              <w:tab w:val="right" w:leader="dot" w:pos="9749"/>
             </w:tabs>
+            <w:ind w:left="0" w:right="261"/>
             <w:rPr>
               <w:rFonts w:eastAsiaTheme="minorEastAsia" w:cstheme="minorBidi"/>
               <w:smallCaps w:val="0"/>
@@ -1347,13 +1423,14 @@
               <w:kern w:val="2"/>
               <w:sz w:val="24"/>
               <w:szCs w:val="24"/>
+              <w:lang w:eastAsia="es-CO"/>
               <w14:ligatures w14:val="standardContextual"/>
             </w:rPr>
           </w:pPr>
-          <w:hyperlink w:anchor="_Toc238597937" w:history="1">
-            <w:r>
-              <w:rPr>
-                <w:rStyle w:val="Hyperlink"/>
+          <w:hyperlink w:anchor="_Toc238739823" w:history="1">
+            <w:r>
+              <w:rPr>
+                <w:rStyle w:val="Hipervnculo"/>
                 <w:b/>
                 <w:noProof/>
               </w:rPr>
@@ -1367,13 +1444,14 @@
                 <w:kern w:val="2"/>
                 <w:sz w:val="24"/>
                 <w:szCs w:val="24"/>
+                <w:lang w:eastAsia="es-CO"/>
                 <w14:ligatures w14:val="standardContextual"/>
               </w:rPr>
               <w:tab/>
             </w:r>
             <w:r>
               <w:rPr>
-                <w:rStyle w:val="Hyperlink"/>
+                <w:rStyle w:val="Hipervnculo"/>
                 <w:b/>
                 <w:bCs/>
                 <w:noProof/>
@@ -1399,7 +1477,7 @@
                 <w:noProof/>
                 <w:webHidden/>
               </w:rPr>
-              <w:instrText xml:space="preserve"> PAGEREF _Toc238597937 \h </w:instrText>
+              <w:instrText xml:space="preserve"> PAGEREF _Toc238739823 \h </w:instrText>
             </w:r>
             <w:r>
               <w:rPr>
@@ -1431,11 +1509,176 @@
           </w:hyperlink>
         </w:p>
         <w:p>
+          <w:pPr>
+            <w:pStyle w:val="TDC1"/>
+            <w:tabs>
+              <w:tab w:val="right" w:leader="dot" w:pos="9749"/>
+            </w:tabs>
+            <w:ind w:right="261"/>
+            <w:rPr>
+              <w:rFonts w:eastAsiaTheme="minorEastAsia" w:cstheme="minorBidi"/>
+              <w:b w:val="0"/>
+              <w:bCs w:val="0"/>
+              <w:caps w:val="0"/>
+              <w:noProof/>
+              <w:kern w:val="2"/>
+              <w:sz w:val="24"/>
+              <w:szCs w:val="24"/>
+              <w:lang w:eastAsia="es-CO"/>
+              <w14:ligatures w14:val="standardContextual"/>
+            </w:rPr>
+          </w:pPr>
+          <w:hyperlink w:anchor="_Toc238739824" w:history="1">
+            <w:r>
+              <w:rPr>
+                <w:rStyle w:val="Hipervnculo"/>
+                <w:noProof/>
+              </w:rPr>
+              <w:t>Repositorio:</w:t>
+            </w:r>
+            <w:r>
+              <w:rPr>
+                <w:noProof/>
+                <w:webHidden/>
+              </w:rPr>
+              <w:tab/>
+            </w:r>
+            <w:r>
+              <w:rPr>
+                <w:noProof/>
+                <w:webHidden/>
+              </w:rPr>
+              <w:fldChar w:fldCharType="begin"/>
+            </w:r>
+            <w:r>
+              <w:rPr>
+                <w:noProof/>
+                <w:webHidden/>
+              </w:rPr>
+              <w:instrText xml:space="preserve"> PAGEREF _Toc238739824 \h </w:instrText>
+            </w:r>
+            <w:r>
+              <w:rPr>
+                <w:noProof/>
+                <w:webHidden/>
+              </w:rPr>
+            </w:r>
+            <w:r>
+              <w:rPr>
+                <w:noProof/>
+                <w:webHidden/>
+              </w:rPr>
+              <w:fldChar w:fldCharType="separate"/>
+            </w:r>
+            <w:r>
+              <w:rPr>
+                <w:noProof/>
+                <w:webHidden/>
+              </w:rPr>
+              <w:t>11</w:t>
+            </w:r>
+            <w:r>
+              <w:rPr>
+                <w:noProof/>
+                <w:webHidden/>
+              </w:rPr>
+              <w:fldChar w:fldCharType="end"/>
+            </w:r>
+          </w:hyperlink>
+        </w:p>
+        <w:p>
+          <w:pPr>
+            <w:pStyle w:val="TDC1"/>
+            <w:tabs>
+              <w:tab w:val="right" w:leader="dot" w:pos="9749"/>
+            </w:tabs>
+            <w:ind w:right="261"/>
+            <w:rPr>
+              <w:rFonts w:eastAsiaTheme="minorEastAsia" w:cstheme="minorBidi"/>
+              <w:b w:val="0"/>
+              <w:bCs w:val="0"/>
+              <w:caps w:val="0"/>
+              <w:noProof/>
+              <w:kern w:val="2"/>
+              <w:sz w:val="24"/>
+              <w:szCs w:val="24"/>
+              <w:lang w:eastAsia="es-CO"/>
+              <w14:ligatures w14:val="standardContextual"/>
+            </w:rPr>
+          </w:pPr>
+          <w:hyperlink w:anchor="_Toc238739825" w:history="1">
+            <w:r>
+              <w:rPr>
+                <w:rStyle w:val="Hipervnculo"/>
+                <w:noProof/>
+              </w:rPr>
+              <w:t>Referencias</w:t>
+            </w:r>
+            <w:r>
+              <w:rPr>
+                <w:noProof/>
+                <w:webHidden/>
+              </w:rPr>
+              <w:tab/>
+            </w:r>
+            <w:r>
+              <w:rPr>
+                <w:noProof/>
+                <w:webHidden/>
+              </w:rPr>
+              <w:fldChar w:fldCharType="begin"/>
+            </w:r>
+            <w:r>
+              <w:rPr>
+                <w:noProof/>
+                <w:webHidden/>
+              </w:rPr>
+              <w:instrText xml:space="preserve"> PAGEREF _Toc238739825 \h </w:instrText>
+            </w:r>
+            <w:r>
+              <w:rPr>
+                <w:noProof/>
+                <w:webHidden/>
+              </w:rPr>
+            </w:r>
+            <w:r>
+              <w:rPr>
+                <w:noProof/>
+                <w:webHidden/>
+              </w:rPr>
+              <w:fldChar w:fldCharType="separate"/>
+            </w:r>
+            <w:r>
+              <w:rPr>
+                <w:noProof/>
+                <w:webHidden/>
+              </w:rPr>
+              <w:t>11</w:t>
+            </w:r>
+            <w:r>
+              <w:rPr>
+                <w:noProof/>
+                <w:webHidden/>
+              </w:rPr>
+              <w:fldChar w:fldCharType="end"/>
+            </w:r>
+          </w:hyperlink>
+        </w:p>
+        <w:p>
+          <w:pPr>
+            <w:ind w:right="261"/>
+            <w:rPr>
+              <w:sz w:val="24"/>
+              <w:szCs w:val="24"/>
+            </w:rPr>
+          </w:pPr>
           <w:r>
             <w:rPr>
               <w:b/>
               <w:bCs/>
               <w:noProof/>
+              <w:sz w:val="24"/>
+              <w:szCs w:val="24"/>
             </w:rPr>
             <w:fldChar w:fldCharType="end"/>
           </w:r>
@@ -1445,6 +1688,7 @@
     <w:p>
       <w:pPr>
         <w:spacing w:after="200"/>
+        <w:ind w:right="261"/>
         <w:jc w:val="both"/>
         <w:rPr>
           <w:i/>
@@ -1458,6 +1702,7 @@
     <w:p>
       <w:pPr>
         <w:spacing w:after="200"/>
+        <w:ind w:right="261"/>
         <w:jc w:val="both"/>
         <w:rPr>
           <w:i/>
@@ -1471,6 +1716,7 @@
     <w:p>
       <w:pPr>
         <w:spacing w:after="200"/>
+        <w:ind w:right="261"/>
         <w:jc w:val="both"/>
         <w:rPr>
           <w:i/>
@@ -1483,63 +1729,78 @@
     </w:p>
     <w:p>
       <w:pPr>
-        <w:spacing w:after="200"/>
+        <w:spacing w:before="100" w:after="70"/>
+        <w:ind w:right="261"/>
+        <w:jc w:val="center"/>
+        <w:rPr>
+          <w:color w:val="000000" w:themeColor="text1"/>
+          <w:sz w:val="24"/>
+          <w:szCs w:val="24"/>
+        </w:rPr>
+      </w:pPr>
+      <w:r>
+        <w:rPr>
+          <w:b/>
+          <w:bCs/>
+          <w:color w:val="000000" w:themeColor="text1"/>
+          <w:sz w:val="24"/>
+          <w:szCs w:val="24"/>
+        </w:rPr>
+        <w:lastRenderedPageBreak/>
+        <w:t>Resumen</w:t>
+      </w:r>
+    </w:p>
+    <w:p>
+      <w:pPr>
+        <w:ind w:right="261"/>
+        <w:rPr>
+          <w:sz w:val="24"/>
+          <w:szCs w:val="24"/>
+        </w:rPr>
+      </w:pPr>
+      <w:r>
+        <w:rPr>
+          <w:sz w:val="24"/>
+          <w:szCs w:val="24"/>
+        </w:rPr>
+        <w:t>El consumo excesivo de alcohol es una causa significativa de mortalidad a nivel mundial con riesgos especialmente elevados en poblaciones jóvenes, la que suelen tener sus teléfonos móviles a la mano. Teniendo esto como referencia se desea evaluar con métodos de regresión lineal la relación entre la cantidad de alcohol ingerido y los movimientos de los sensores de los smartphones.</w:t>
+      </w:r>
+    </w:p>
+    <w:p>
+      <w:pPr>
+        <w:ind w:right="261"/>
+        <w:rPr>
+          <w:sz w:val="24"/>
+          <w:szCs w:val="24"/>
+        </w:rPr>
+      </w:pPr>
+      <w:r>
+        <w:rPr>
+          <w:sz w:val="24"/>
+          <w:szCs w:val="24"/>
+        </w:rPr>
+        <w:t xml:space="preserve">Se pudo evidenciar que existe una asociación estadísticamente entre la intensidad del movimiento y el TAC (p &lt; 0.001), siendo evidenciado por el modelo Polinómico explica el 10% de la varianza (R² = 0.100). </w:t>
+      </w:r>
+    </w:p>
+    <w:p>
+      <w:pPr>
+        <w:spacing w:after="60"/>
+        <w:ind w:right="261"/>
         <w:jc w:val="both"/>
+        <w:rPr>
+          <w:color w:val="000000" w:themeColor="text1"/>
+          <w:sz w:val="24"/>
+          <w:szCs w:val="24"/>
+          <w:highlight w:val="yellow"/>
+        </w:rPr>
+      </w:pPr>
+    </w:p>
+    <w:p>
+      <w:pPr>
+        <w:ind w:right="261"/>
         <w:rPr>
           <w:i/>
           <w:iCs/>
-          <w:color w:val="000000" w:themeColor="text1"/>
-          <w:sz w:val="24"/>
-          <w:szCs w:val="24"/>
-        </w:rPr>
-      </w:pPr>
-    </w:p>
-    <w:p>
-      <w:pPr>
-        <w:spacing w:before="100" w:after="70"/>
-        <w:jc w:val="center"/>
-        <w:rPr>
-          <w:color w:val="000000" w:themeColor="text1"/>
-          <w:sz w:val="24"/>
-          <w:szCs w:val="24"/>
-        </w:rPr>
-      </w:pPr>
-      <w:r>
-        <w:rPr>
-          <w:b/>
-          <w:bCs/>
-          <w:color w:val="000000" w:themeColor="text1"/>
-          <w:sz w:val="24"/>
-          <w:szCs w:val="24"/>
-        </w:rPr>
-        <w:t>Resumen</w:t>
-      </w:r>
-    </w:p>
-    <w:p>
-      <w:pPr>
-        <w:spacing w:after="60"/>
-        <w:jc w:val="center"/>
-        <w:rPr>
-          <w:color w:val="000000" w:themeColor="text1"/>
-          <w:sz w:val="24"/>
-          <w:szCs w:val="24"/>
-        </w:rPr>
-      </w:pPr>
-      <w:r>
-        <w:rPr>
-          <w:color w:val="000000" w:themeColor="text1"/>
-          <w:sz w:val="24"/>
-          <w:szCs w:val="24"/>
-        </w:rPr>
-        <w:t>Débilmente, y solo si ya se sabe quién lleva puesto el teléfono.</w:t>
-      </w:r>
-    </w:p>
-    <w:p>
-      <w:pPr>
-        <w:spacing w:after="200"/>
-        <w:jc w:val="both"/>
-        <w:rPr>
-          <w:color w:val="000000" w:themeColor="text1"/>
           <w:sz w:val="24"/>
           <w:szCs w:val="24"/>
         </w:rPr>
@@ -1550,64 +1811,44 @@
           <w:bCs/>
           <w:i/>
           <w:iCs/>
-          <w:color w:val="000000" w:themeColor="text1"/>
-          <w:sz w:val="24"/>
-          <w:szCs w:val="24"/>
-        </w:rPr>
-        <w:t xml:space="preserve">Palabras clave: </w:t>
+          <w:sz w:val="24"/>
+          <w:szCs w:val="24"/>
+        </w:rPr>
+        <w:t>Palabras clave:</w:t>
       </w:r>
       <w:r>
         <w:rPr>
           <w:i/>
           <w:iCs/>
-          <w:color w:val="000000" w:themeColor="text1"/>
-          <w:sz w:val="24"/>
-          <w:szCs w:val="24"/>
-        </w:rPr>
-        <w:t>Regresión Lineal, Términos de Interacción, Regresión Polinómica, ISLP.</w:t>
+          <w:sz w:val="24"/>
+          <w:szCs w:val="24"/>
+        </w:rPr>
+        <w:t xml:space="preserve"> Regresión Lineal, Términos de Interacción, Regresión Polinómica, ISLP, Colinealidad, Validación Cruzada.</w:t>
       </w:r>
     </w:p>
     <w:p>
       <w:pPr>
-        <w:spacing w:after="200"/>
-        <w:jc w:val="both"/>
-        <w:rPr>
-          <w:i/>
-          <w:iCs/>
-          <w:color w:val="000000" w:themeColor="text1"/>
-          <w:sz w:val="24"/>
-          <w:szCs w:val="24"/>
-        </w:rPr>
-      </w:pPr>
-      <w:r>
-        <w:rPr>
-          <w:i/>
-          <w:iCs/>
-          <w:color w:val="000000" w:themeColor="text1"/>
-          <w:sz w:val="24"/>
-          <w:szCs w:val="24"/>
-        </w:rPr>
-        <w:t>Este informe examina si la cantidad de sacudidas de un teléfono en el bolsillo de una persona permite adivinar qué tan ebria está esa persona.</w:t>
-      </w:r>
-    </w:p>
-    <w:p>
-      <w:pPr>
-        <w:pStyle w:val="Heading1"/>
+        <w:pStyle w:val="Ttulo1"/>
         <w:numPr>
           <w:ilvl w:val="0"/>
           <w:numId w:val="2"/>
         </w:numPr>
         <w:spacing w:before="300" w:after="140"/>
-        <w:rPr>
-          <w:color w:val="000000" w:themeColor="text1"/>
-        </w:rPr>
-      </w:pPr>
-      <w:bookmarkStart w:id="0" w:name="_Toc238597926"/>
+        <w:ind w:left="0" w:right="261"/>
+        <w:rPr>
+          <w:color w:val="000000" w:themeColor="text1"/>
+          <w:sz w:val="24"/>
+          <w:szCs w:val="24"/>
+        </w:rPr>
+      </w:pPr>
+      <w:bookmarkStart w:id="0" w:name="_Toc238739812"/>
       <w:r>
         <w:rPr>
           <w:b/>
           <w:bCs/>
           <w:color w:val="000000" w:themeColor="text1"/>
+          <w:sz w:val="24"/>
+          <w:szCs w:val="24"/>
         </w:rPr>
         <w:t>Introducción</w:t>
       </w:r>
@@ -1615,81 +1856,158 @@
     </w:p>
     <w:p>
       <w:pPr>
-        <w:spacing w:after="200" w:line="276" w:lineRule="auto"/>
-        <w:jc w:val="both"/>
-        <w:rPr>
-          <w:b/>
-          <w:bCs/>
+        <w:spacing w:before="240"/>
+        <w:ind w:right="261"/>
+        <w:rPr>
+          <w:sz w:val="24"/>
+          <w:szCs w:val="24"/>
+        </w:rPr>
+      </w:pPr>
+      <w:r>
+        <w:rPr>
+          <w:sz w:val="24"/>
+          <w:szCs w:val="24"/>
+        </w:rPr>
+        <w:t xml:space="preserve">Este laboratorio tiene como objetivo implementar y evaluar metodologías de regresión lineal sobre datos observacionales de sensores. Específicamente, investigamos cómo la variable de respuesta Y (contenido de alcohol transdérmico, TAC) varía en función de múltiples predictores continuos X = (X1, X2, ..., </w:t>
+      </w:r>
+      <w:proofErr w:type="spellStart"/>
+      <w:r>
+        <w:rPr>
+          <w:sz w:val="24"/>
+          <w:szCs w:val="24"/>
+        </w:rPr>
+        <w:t>Xp</w:t>
+      </w:r>
+      <w:proofErr w:type="spellEnd"/>
+      <w:r>
+        <w:rPr>
+          <w:sz w:val="24"/>
+          <w:szCs w:val="24"/>
+        </w:rPr>
+        <w:t xml:space="preserve">) derivados de la señal del acelerómetro del smartphone. </w:t>
+      </w:r>
+    </w:p>
+    <w:p>
+      <w:pPr>
+        <w:spacing w:before="240" w:after="240"/>
+        <w:ind w:right="261"/>
+        <w:rPr>
+          <w:sz w:val="24"/>
+          <w:szCs w:val="24"/>
+        </w:rPr>
+      </w:pPr>
+      <w:r>
+        <w:rPr>
+          <w:sz w:val="24"/>
+          <w:szCs w:val="24"/>
+        </w:rPr>
+        <w:t xml:space="preserve">Utilizando datos de acelerómetro de smartphones y lecturas de contenido de alcohol transdérmico (TAC) de 13 participantes en un evento de consumo supervisado, se ajustaron cuatro modelos de regresión lineal (simple, múltiple, con interacción y polinómico) siguiendo la metodología del Capítulo 3 de </w:t>
+      </w:r>
+      <w:proofErr w:type="spellStart"/>
+      <w:r>
+        <w:rPr>
           <w:i/>
           <w:iCs/>
-          <w:color w:val="000000" w:themeColor="text1"/>
-          <w:sz w:val="24"/>
-          <w:szCs w:val="24"/>
-        </w:rPr>
-      </w:pPr>
-      <w:r>
-        <w:rPr>
-          <w:color w:val="000000" w:themeColor="text1"/>
-          <w:sz w:val="24"/>
-          <w:szCs w:val="24"/>
-        </w:rPr>
-        <w:t>El objetivo de este informe de laboratorio es implementar y evaluar metodologías de regresión lineal sobre datos observacionales de sensores. Específicamente, investigamos cómo la variable de respuesta Y (contenido de alcohol transdérmico, TAC) varía en función de múltiples predictores continuos X = (X</w:t>
-      </w:r>
-      <w:r>
-        <w:rPr>
-          <w:color w:val="000000" w:themeColor="text1"/>
-          <w:sz w:val="24"/>
-          <w:szCs w:val="24"/>
-          <w:vertAlign w:val="subscript"/>
-        </w:rPr>
-        <w:t>1</w:t>
-      </w:r>
-      <w:r>
-        <w:rPr>
-          <w:color w:val="000000" w:themeColor="text1"/>
-          <w:sz w:val="24"/>
-          <w:szCs w:val="24"/>
-        </w:rPr>
-        <w:t>, X</w:t>
-      </w:r>
-      <w:r>
-        <w:rPr>
-          <w:color w:val="000000" w:themeColor="text1"/>
-          <w:sz w:val="24"/>
-          <w:szCs w:val="24"/>
-          <w:vertAlign w:val="subscript"/>
-        </w:rPr>
-        <w:t>2</w:t>
-      </w:r>
-      <w:r>
-        <w:rPr>
-          <w:color w:val="000000" w:themeColor="text1"/>
-          <w:sz w:val="24"/>
-          <w:szCs w:val="24"/>
-        </w:rPr>
-        <w:t>, ..., X</w:t>
-      </w:r>
-      <w:r>
-        <w:rPr>
-          <w:color w:val="000000" w:themeColor="text1"/>
-          <w:sz w:val="24"/>
-          <w:szCs w:val="24"/>
-          <w:vertAlign w:val="subscript"/>
-        </w:rPr>
-        <w:t>p</w:t>
-      </w:r>
-      <w:r>
-        <w:rPr>
-          <w:color w:val="000000" w:themeColor="text1"/>
-          <w:sz w:val="24"/>
-          <w:szCs w:val="24"/>
-        </w:rPr>
-        <w:t>) derivados de la señal del acelerómetro del smartphone.</w:t>
+          <w:sz w:val="24"/>
+          <w:szCs w:val="24"/>
+        </w:rPr>
+        <w:t>An</w:t>
+      </w:r>
+      <w:proofErr w:type="spellEnd"/>
+      <w:r>
+        <w:rPr>
+          <w:i/>
+          <w:iCs/>
+          <w:sz w:val="24"/>
+          <w:szCs w:val="24"/>
+        </w:rPr>
+        <w:t xml:space="preserve"> </w:t>
+      </w:r>
+      <w:proofErr w:type="spellStart"/>
+      <w:r>
+        <w:rPr>
+          <w:i/>
+          <w:iCs/>
+          <w:sz w:val="24"/>
+          <w:szCs w:val="24"/>
+        </w:rPr>
+        <w:t>Introduction</w:t>
+      </w:r>
+      <w:proofErr w:type="spellEnd"/>
+      <w:r>
+        <w:rPr>
+          <w:i/>
+          <w:iCs/>
+          <w:sz w:val="24"/>
+          <w:szCs w:val="24"/>
+        </w:rPr>
+        <w:t xml:space="preserve"> </w:t>
+      </w:r>
+      <w:proofErr w:type="spellStart"/>
+      <w:r>
+        <w:rPr>
+          <w:i/>
+          <w:iCs/>
+          <w:sz w:val="24"/>
+          <w:szCs w:val="24"/>
+        </w:rPr>
+        <w:t>to</w:t>
+      </w:r>
+      <w:proofErr w:type="spellEnd"/>
+      <w:r>
+        <w:rPr>
+          <w:i/>
+          <w:iCs/>
+          <w:sz w:val="24"/>
+          <w:szCs w:val="24"/>
+        </w:rPr>
+        <w:t xml:space="preserve"> </w:t>
+      </w:r>
+      <w:proofErr w:type="spellStart"/>
+      <w:r>
+        <w:rPr>
+          <w:i/>
+          <w:iCs/>
+          <w:sz w:val="24"/>
+          <w:szCs w:val="24"/>
+        </w:rPr>
+        <w:t>Statistical</w:t>
+      </w:r>
+      <w:proofErr w:type="spellEnd"/>
+      <w:r>
+        <w:rPr>
+          <w:i/>
+          <w:iCs/>
+          <w:sz w:val="24"/>
+          <w:szCs w:val="24"/>
+        </w:rPr>
+        <w:t xml:space="preserve"> </w:t>
+      </w:r>
+      <w:proofErr w:type="spellStart"/>
+      <w:r>
+        <w:rPr>
+          <w:i/>
+          <w:iCs/>
+          <w:sz w:val="24"/>
+          <w:szCs w:val="24"/>
+        </w:rPr>
+        <w:t>Learning</w:t>
+      </w:r>
+      <w:proofErr w:type="spellEnd"/>
+      <w:r>
+        <w:rPr>
+          <w:i/>
+          <w:iCs/>
+          <w:sz w:val="24"/>
+          <w:szCs w:val="24"/>
+        </w:rPr>
+        <w:t xml:space="preserve">* (ISLP). </w:t>
       </w:r>
     </w:p>
     <w:p>
       <w:pPr>
-        <w:spacing w:after="200" w:line="276" w:lineRule="auto"/>
+        <w:spacing w:after="160" w:line="276" w:lineRule="auto"/>
+        <w:ind w:right="261"/>
         <w:jc w:val="both"/>
         <w:rPr>
           <w:color w:val="000000" w:themeColor="text1"/>
@@ -1703,159 +2021,89 @@
           <w:sz w:val="24"/>
           <w:szCs w:val="24"/>
         </w:rPr>
-        <w:t>(</w:t>
-      </w:r>
-      <w:r>
-        <w:rPr>
-          <w:color w:val="000000" w:themeColor="text1"/>
-          <w:sz w:val="24"/>
-          <w:szCs w:val="24"/>
-        </w:rPr>
-        <w:t>TAC</w:t>
-      </w:r>
-      <w:r>
-        <w:rPr>
-          <w:color w:val="000000" w:themeColor="text1"/>
-          <w:sz w:val="24"/>
-          <w:szCs w:val="24"/>
-        </w:rPr>
-        <w:t>)</w:t>
-      </w:r>
-      <w:r>
-        <w:rPr>
-          <w:color w:val="000000" w:themeColor="text1"/>
-          <w:sz w:val="24"/>
-          <w:szCs w:val="24"/>
-        </w:rPr>
-        <w:t xml:space="preserve"> es el nivel de alcohol en sangre medido a través de la piel mediante un brazalete de tobillo, no un alcoholímetro. La </w:t>
-      </w:r>
-      <w:r>
-        <w:rPr>
-          <w:color w:val="000000" w:themeColor="text1"/>
-          <w:sz w:val="24"/>
-          <w:szCs w:val="24"/>
-        </w:rPr>
-        <w:t>(</w:t>
-      </w:r>
-      <w:r>
-        <w:rPr>
-          <w:color w:val="000000" w:themeColor="text1"/>
-          <w:sz w:val="24"/>
-          <w:szCs w:val="24"/>
-        </w:rPr>
-        <w:t>regresión lineal</w:t>
-      </w:r>
-      <w:r>
-        <w:rPr>
-          <w:color w:val="000000" w:themeColor="text1"/>
-          <w:sz w:val="24"/>
-          <w:szCs w:val="24"/>
-        </w:rPr>
-        <w:t>)</w:t>
-      </w:r>
-      <w:r>
-        <w:rPr>
-          <w:color w:val="000000" w:themeColor="text1"/>
-          <w:sz w:val="24"/>
-          <w:szCs w:val="24"/>
-        </w:rPr>
-        <w:t xml:space="preserve"> consiste simplemente en ajustar una línea recta (o un plano, con más variables) a los datos para predecir un número a partir de otros.</w:t>
+        <w:t>Preguntas clave abordadas en este análisis:</w:t>
       </w:r>
     </w:p>
     <w:p>
       <w:pPr>
-        <w:spacing w:after="160" w:line="276" w:lineRule="auto"/>
-        <w:jc w:val="both"/>
-        <w:rPr>
-          <w:color w:val="000000" w:themeColor="text1"/>
-          <w:sz w:val="24"/>
-          <w:szCs w:val="24"/>
-        </w:rPr>
-      </w:pPr>
-      <w:r>
-        <w:rPr>
-          <w:color w:val="000000" w:themeColor="text1"/>
-          <w:sz w:val="24"/>
-          <w:szCs w:val="24"/>
-        </w:rPr>
-        <w:t>Preguntas clave abordadas en este análisis:</w:t>
+        <w:spacing w:after="60" w:line="276" w:lineRule="auto"/>
+        <w:ind w:right="261"/>
+        <w:rPr>
+          <w:color w:val="000000" w:themeColor="text1"/>
+          <w:sz w:val="24"/>
+          <w:szCs w:val="24"/>
+        </w:rPr>
+      </w:pPr>
+      <w:r>
+        <w:rPr>
+          <w:color w:val="000000" w:themeColor="text1"/>
+          <w:sz w:val="24"/>
+          <w:szCs w:val="24"/>
+        </w:rPr>
+        <w:t>• ¿Existe una asociación estadísticamente significativa entre las características de movimiento derivadas del acelerómetro y el TAC?</w:t>
       </w:r>
     </w:p>
     <w:p>
       <w:pPr>
         <w:spacing w:after="60" w:line="276" w:lineRule="auto"/>
-        <w:ind w:left="420"/>
-        <w:rPr>
-          <w:color w:val="000000" w:themeColor="text1"/>
-          <w:sz w:val="24"/>
-          <w:szCs w:val="24"/>
-        </w:rPr>
-      </w:pPr>
-      <w:r>
-        <w:rPr>
-          <w:color w:val="000000" w:themeColor="text1"/>
-          <w:sz w:val="24"/>
-          <w:szCs w:val="24"/>
-        </w:rPr>
-        <w:t>• ¿Existe una asociación estadísticamente significativa entre las características de movimiento derivadas del acelerómetro y el TAC?</w:t>
+        <w:ind w:right="261"/>
+        <w:rPr>
+          <w:color w:val="000000" w:themeColor="text1"/>
+          <w:sz w:val="24"/>
+          <w:szCs w:val="24"/>
+        </w:rPr>
+      </w:pPr>
+      <w:r>
+        <w:rPr>
+          <w:color w:val="000000" w:themeColor="text1"/>
+          <w:sz w:val="24"/>
+          <w:szCs w:val="24"/>
+        </w:rPr>
+        <w:t>• ¿Qué predictores contribuyen más fuertemente a la varianza del TAC?</w:t>
       </w:r>
     </w:p>
     <w:p>
       <w:pPr>
         <w:spacing w:after="60" w:line="276" w:lineRule="auto"/>
-        <w:ind w:left="420"/>
-        <w:rPr>
-          <w:color w:val="000000" w:themeColor="text1"/>
-          <w:sz w:val="24"/>
-          <w:szCs w:val="24"/>
-        </w:rPr>
-      </w:pPr>
-      <w:r>
-        <w:rPr>
-          <w:color w:val="000000" w:themeColor="text1"/>
-          <w:sz w:val="24"/>
-          <w:szCs w:val="24"/>
-        </w:rPr>
-        <w:t>• ¿Qué predictores contribuyen más fuertemente a la varianza del TAC?</w:t>
+        <w:ind w:right="261"/>
+        <w:rPr>
+          <w:color w:val="000000" w:themeColor="text1"/>
+          <w:sz w:val="24"/>
+          <w:szCs w:val="24"/>
+        </w:rPr>
+      </w:pPr>
+      <w:r>
+        <w:rPr>
+          <w:color w:val="000000" w:themeColor="text1"/>
+          <w:sz w:val="24"/>
+          <w:szCs w:val="24"/>
+        </w:rPr>
+        <w:t>• ¿Las transformaciones no lineales o los términos de interacción mejoran el ajuste del modelo sin inducir colinealidad severa?</w:t>
       </w:r>
     </w:p>
     <w:p>
       <w:pPr>
-        <w:spacing w:after="60" w:line="276" w:lineRule="auto"/>
-        <w:ind w:left="420"/>
-        <w:rPr>
-          <w:color w:val="000000" w:themeColor="text1"/>
-          <w:sz w:val="24"/>
-          <w:szCs w:val="24"/>
-        </w:rPr>
-      </w:pPr>
-      <w:r>
-        <w:rPr>
-          <w:color w:val="000000" w:themeColor="text1"/>
-          <w:sz w:val="24"/>
-          <w:szCs w:val="24"/>
-        </w:rPr>
-        <w:t>• ¿Las transformaciones no lineales o los términos de interacción mejoran el ajuste del modelo sin inducir colinealidad severa?</w:t>
-      </w:r>
-    </w:p>
-    <w:p>
-      <w:pPr>
-        <w:pStyle w:val="Heading1"/>
+        <w:pStyle w:val="Ttulo1"/>
         <w:numPr>
           <w:ilvl w:val="0"/>
           <w:numId w:val="2"/>
         </w:numPr>
         <w:spacing w:before="300" w:after="140"/>
-        <w:rPr>
-          <w:color w:val="000000" w:themeColor="text1"/>
-        </w:rPr>
-      </w:pPr>
-      <w:bookmarkStart w:id="1" w:name="_Toc238597927"/>
+        <w:ind w:left="0" w:right="261"/>
+        <w:rPr>
+          <w:color w:val="000000" w:themeColor="text1"/>
+          <w:sz w:val="24"/>
+          <w:szCs w:val="24"/>
+        </w:rPr>
+      </w:pPr>
+      <w:bookmarkStart w:id="1" w:name="_Toc238739813"/>
       <w:r>
         <w:rPr>
           <w:b/>
           <w:bCs/>
           <w:color w:val="000000" w:themeColor="text1"/>
+          <w:sz w:val="24"/>
+          <w:szCs w:val="24"/>
         </w:rPr>
         <w:t>Datos</w:t>
       </w:r>
@@ -1863,241 +2111,584 @@
     </w:p>
     <w:p>
       <w:pPr>
-        <w:spacing w:after="200" w:line="276" w:lineRule="auto"/>
-        <w:jc w:val="both"/>
-        <w:rPr>
-          <w:color w:val="000000" w:themeColor="text1"/>
-          <w:sz w:val="24"/>
-          <w:szCs w:val="24"/>
-        </w:rPr>
-      </w:pPr>
-      <w:r>
-        <w:rPr>
-          <w:color w:val="000000" w:themeColor="text1"/>
-          <w:sz w:val="24"/>
-          <w:szCs w:val="24"/>
-        </w:rPr>
-        <w:t xml:space="preserve">El conjunto de datos utilizado en este informe es el conjunto </w:t>
-      </w:r>
-      <w:r>
-        <w:rPr>
-          <w:color w:val="000000" w:themeColor="text1"/>
-          <w:sz w:val="24"/>
-          <w:szCs w:val="24"/>
-        </w:rPr>
-        <w:t>(</w:t>
-      </w:r>
-      <w:r>
-        <w:rPr>
-          <w:color w:val="000000" w:themeColor="text1"/>
-          <w:sz w:val="24"/>
-          <w:szCs w:val="24"/>
-        </w:rPr>
-        <w:t>Bar Crawl: Detecting Heavy Drinking</w:t>
-      </w:r>
-      <w:r>
-        <w:rPr>
-          <w:color w:val="000000" w:themeColor="text1"/>
-          <w:sz w:val="24"/>
-          <w:szCs w:val="24"/>
-        </w:rPr>
-        <w:t>)</w:t>
-      </w:r>
-      <w:r>
-        <w:rPr>
-          <w:color w:val="000000" w:themeColor="text1"/>
-          <w:sz w:val="24"/>
-          <w:szCs w:val="24"/>
-        </w:rPr>
-        <w:t>, disponible en el UCI Machine Learning Repository (Killian et al. 2019). Contiene lecturas triaxiales del acelerómetro del smartphone (40 Hz) y lecturas de contenido de alcohol transdérmico (TAC) provenientes de brazaletes de tobillo SCRAM, recolectadas de 13 participantes durante un recorrido universitario de bares supervisado en mayo de 2017. Las lecturas brutas del acelerómetro se agregaron en ventanas de 10 segundos (37,213 ventanas) y se emparejaron con la lectura de TAC más cercana dentro de una tolerancia de 15 minutos, produciendo 29,441 observaciones a nivel de ventana utilizadas a lo largo de este informe.</w:t>
+        <w:pBdr>
+          <w:bottom w:val="single" w:sz="6" w:space="1" w:color="auto"/>
+        </w:pBdr>
+        <w:ind w:right="261"/>
+        <w:rPr>
+          <w:sz w:val="24"/>
+          <w:szCs w:val="24"/>
+        </w:rPr>
+      </w:pPr>
+      <w:r>
+        <w:rPr>
+          <w:sz w:val="24"/>
+          <w:szCs w:val="24"/>
+        </w:rPr>
+        <w:t xml:space="preserve">El conjunto de datos utilizado es el de "Bar Crawl: </w:t>
+      </w:r>
+      <w:proofErr w:type="spellStart"/>
+      <w:r>
+        <w:rPr>
+          <w:sz w:val="24"/>
+          <w:szCs w:val="24"/>
+        </w:rPr>
+        <w:t>Detecting</w:t>
+      </w:r>
+      <w:proofErr w:type="spellEnd"/>
+      <w:r>
+        <w:rPr>
+          <w:sz w:val="24"/>
+          <w:szCs w:val="24"/>
+        </w:rPr>
+        <w:t xml:space="preserve"> Heavy </w:t>
+      </w:r>
+      <w:proofErr w:type="spellStart"/>
+      <w:r>
+        <w:rPr>
+          <w:sz w:val="24"/>
+          <w:szCs w:val="24"/>
+        </w:rPr>
+        <w:t>Drinking</w:t>
+      </w:r>
+      <w:proofErr w:type="spellEnd"/>
+      <w:r>
+        <w:rPr>
+          <w:sz w:val="24"/>
+          <w:szCs w:val="24"/>
+        </w:rPr>
+        <w:t xml:space="preserve">" (Killian et al., 2020), disponible en el UCI Machine </w:t>
+      </w:r>
+      <w:proofErr w:type="spellStart"/>
+      <w:r>
+        <w:rPr>
+          <w:sz w:val="24"/>
+          <w:szCs w:val="24"/>
+        </w:rPr>
+        <w:t>Learning</w:t>
+      </w:r>
+      <w:proofErr w:type="spellEnd"/>
+      <w:r>
+        <w:rPr>
+          <w:sz w:val="24"/>
+          <w:szCs w:val="24"/>
+        </w:rPr>
+        <w:t xml:space="preserve"> </w:t>
+      </w:r>
+      <w:proofErr w:type="spellStart"/>
+      <w:r>
+        <w:rPr>
+          <w:sz w:val="24"/>
+          <w:szCs w:val="24"/>
+        </w:rPr>
+        <w:t>Repository</w:t>
+      </w:r>
+      <w:proofErr w:type="spellEnd"/>
+      <w:r>
+        <w:rPr>
+          <w:sz w:val="24"/>
+          <w:szCs w:val="24"/>
+        </w:rPr>
+        <w:t>. Contiene lecturas triaxiales del acelerómetro del smartphone (40 Hz) y lecturas de contenido de alcohol transdérmico (TAC) provenientes de brazaletes de tobillo SCRAM, recolectadas de 13 participantes durante un recorrido universitario de bares supervisado en mayo de 2017.</w:t>
       </w:r>
     </w:p>
     <w:p>
       <w:pPr>
+        <w:pBdr>
+          <w:bottom w:val="single" w:sz="6" w:space="1" w:color="auto"/>
+        </w:pBdr>
+        <w:ind w:right="261"/>
+        <w:rPr>
+          <w:sz w:val="24"/>
+          <w:szCs w:val="24"/>
+        </w:rPr>
+      </w:pPr>
+      <w:r>
+        <w:rPr>
+          <w:sz w:val="24"/>
+          <w:szCs w:val="24"/>
+        </w:rPr>
+        <w:t xml:space="preserve">El estudio original se realizó utilizando brazaletes de tobillo SCRAM para medir el contenido de alcohol transdérmico (TAC) como </w:t>
+      </w:r>
+      <w:proofErr w:type="spellStart"/>
+      <w:r>
+        <w:rPr>
+          <w:sz w:val="24"/>
+          <w:szCs w:val="24"/>
+        </w:rPr>
+        <w:t>ground-truth</w:t>
+      </w:r>
+      <w:proofErr w:type="spellEnd"/>
+      <w:r>
+        <w:rPr>
+          <w:sz w:val="24"/>
+          <w:szCs w:val="24"/>
+        </w:rPr>
+        <w:t xml:space="preserve"> objetivo y recolectando exclusivamente datos de acelerómetro del smartphone. Su enfoque se centró en la clasificación binaria (sobrio vs. intoxicado) utilizando modelos no lineales como Random Forest, logrando una precisión del 77.5%.</w:t>
+      </w:r>
+    </w:p>
+    <w:p>
+      <w:pPr>
+        <w:ind w:right="261" w:firstLine="360"/>
+        <w:rPr>
+          <w:sz w:val="24"/>
+          <w:szCs w:val="24"/>
+        </w:rPr>
+      </w:pPr>
+      <w:hyperlink r:id="rId10" w:history="1">
+        <w:r>
+          <w:rPr>
+            <w:rStyle w:val="Hipervnculo"/>
+            <w:sz w:val="24"/>
+            <w:szCs w:val="24"/>
+          </w:rPr>
+          <w:t>http://ceur-ws.org/Vol-2429/paper6.pdf</w:t>
+        </w:r>
+      </w:hyperlink>
+    </w:p>
+    <w:p>
+      <w:pPr>
         <w:spacing w:after="200" w:line="276" w:lineRule="auto"/>
+        <w:ind w:right="261"/>
         <w:jc w:val="both"/>
+        <w:rPr>
+          <w:color w:val="000000" w:themeColor="text1"/>
+          <w:sz w:val="24"/>
+          <w:szCs w:val="24"/>
+        </w:rPr>
+      </w:pPr>
+      <w:r>
+        <w:rPr>
+          <w:color w:val="000000" w:themeColor="text1"/>
+          <w:sz w:val="24"/>
+          <w:szCs w:val="24"/>
+        </w:rPr>
+        <w:lastRenderedPageBreak/>
+        <w:t>Para cada ventana, construimos cuatro características de intensidad de movimiento: la magnitud máxima del vector de señal (</w:t>
+      </w:r>
+      <w:proofErr w:type="spellStart"/>
+      <w:r>
+        <w:rPr>
+          <w:rFonts w:eastAsia="Courier New"/>
+          <w:color w:val="000000" w:themeColor="text1"/>
+          <w:sz w:val="24"/>
+          <w:szCs w:val="24"/>
+        </w:rPr>
+        <w:t>svm_max</w:t>
+      </w:r>
+      <w:proofErr w:type="spellEnd"/>
+      <w:r>
+        <w:rPr>
+          <w:color w:val="000000" w:themeColor="text1"/>
+          <w:sz w:val="24"/>
+          <w:szCs w:val="24"/>
+        </w:rPr>
+        <w:t xml:space="preserve"> = </w:t>
+      </w:r>
+      <w:proofErr w:type="spellStart"/>
+      <w:r>
+        <w:rPr>
+          <w:sz w:val="24"/>
+          <w:szCs w:val="24"/>
+        </w:rPr>
+        <w:t>max</w:t>
+      </w:r>
+      <w:proofErr w:type="spellEnd"/>
+      <w:r>
+        <w:rPr>
+          <w:sz w:val="24"/>
+          <w:szCs w:val="24"/>
+        </w:rPr>
+        <w:t xml:space="preserve"> </w:t>
+      </w:r>
+      <w:proofErr w:type="spellStart"/>
+      <w:r>
+        <w:rPr>
+          <w:sz w:val="24"/>
+          <w:szCs w:val="24"/>
+        </w:rPr>
+        <w:t>sqrt</w:t>
+      </w:r>
+      <w:proofErr w:type="spellEnd"/>
+      <w:r>
+        <w:rPr>
+          <w:sz w:val="24"/>
+          <w:szCs w:val="24"/>
+        </w:rPr>
+        <w:t>(x2+y2+z2)</w:t>
+      </w:r>
+      <w:r>
+        <w:rPr>
+          <w:color w:val="000000" w:themeColor="text1"/>
+          <w:sz w:val="24"/>
+          <w:szCs w:val="24"/>
+        </w:rPr>
+        <w:t>) y las desviaciones estándar por eje (</w:t>
+      </w:r>
+      <w:proofErr w:type="spellStart"/>
+      <w:r>
+        <w:rPr>
+          <w:rFonts w:eastAsia="Courier New"/>
+          <w:color w:val="000000" w:themeColor="text1"/>
+          <w:sz w:val="24"/>
+          <w:szCs w:val="24"/>
+        </w:rPr>
+        <w:t>x_std</w:t>
+      </w:r>
+      <w:proofErr w:type="spellEnd"/>
+      <w:r>
+        <w:rPr>
+          <w:color w:val="000000" w:themeColor="text1"/>
+          <w:sz w:val="24"/>
+          <w:szCs w:val="24"/>
+        </w:rPr>
+        <w:t xml:space="preserve">, </w:t>
+      </w:r>
+      <w:proofErr w:type="spellStart"/>
+      <w:r>
+        <w:rPr>
+          <w:rFonts w:eastAsia="Courier New"/>
+          <w:color w:val="000000" w:themeColor="text1"/>
+          <w:sz w:val="24"/>
+          <w:szCs w:val="24"/>
+        </w:rPr>
+        <w:t>y_std</w:t>
+      </w:r>
+      <w:proofErr w:type="spellEnd"/>
+      <w:r>
+        <w:rPr>
+          <w:color w:val="000000" w:themeColor="text1"/>
+          <w:sz w:val="24"/>
+          <w:szCs w:val="24"/>
+        </w:rPr>
+        <w:t xml:space="preserve">, </w:t>
+      </w:r>
+      <w:proofErr w:type="spellStart"/>
+      <w:r>
+        <w:rPr>
+          <w:rFonts w:eastAsia="Courier New"/>
+          <w:color w:val="000000" w:themeColor="text1"/>
+          <w:sz w:val="24"/>
+          <w:szCs w:val="24"/>
+        </w:rPr>
+        <w:t>z_std</w:t>
+      </w:r>
+      <w:proofErr w:type="spellEnd"/>
+      <w:r>
+        <w:rPr>
+          <w:color w:val="000000" w:themeColor="text1"/>
+          <w:sz w:val="24"/>
+          <w:szCs w:val="24"/>
+        </w:rPr>
+        <w:t xml:space="preserve">), más un indicador binario del tipo de teléfono (Android vs. iPhone). Esto produce un </w:t>
+      </w:r>
+      <w:proofErr w:type="gramStart"/>
+      <w:r>
+        <w:rPr>
+          <w:color w:val="000000" w:themeColor="text1"/>
+          <w:sz w:val="24"/>
+          <w:szCs w:val="24"/>
+        </w:rPr>
+        <w:t>predictor dominante</w:t>
+      </w:r>
+      <w:proofErr w:type="gramEnd"/>
+      <w:r>
+        <w:rPr>
+          <w:color w:val="000000" w:themeColor="text1"/>
+          <w:sz w:val="24"/>
+          <w:szCs w:val="24"/>
+        </w:rPr>
+        <w:t>, varios predictores secundarios altamente correlacionados y una covariable categórica — una estructura muy adecuada para comparar especificaciones de regresión simple, múltiple, de interacción y polinómica.</w:t>
+      </w:r>
+    </w:p>
+    <w:p>
+      <w:pPr>
+        <w:pStyle w:val="Prrafodelista"/>
+        <w:numPr>
+          <w:ilvl w:val="0"/>
+          <w:numId w:val="5"/>
+        </w:numPr>
+        <w:spacing w:after="160" w:line="278" w:lineRule="auto"/>
+        <w:ind w:left="0" w:right="261"/>
+        <w:contextualSpacing/>
+        <w:rPr>
+          <w:sz w:val="24"/>
+          <w:szCs w:val="24"/>
+        </w:rPr>
+      </w:pPr>
+      <w:r>
+        <w:rPr>
+          <w:sz w:val="24"/>
+          <w:szCs w:val="24"/>
+        </w:rPr>
+        <w:t>Variable Respuesta (Y):</w:t>
+      </w:r>
+    </w:p>
+    <w:p>
+      <w:pPr>
+        <w:ind w:right="261"/>
+        <w:rPr>
+          <w:sz w:val="24"/>
+          <w:szCs w:val="24"/>
+        </w:rPr>
+      </w:pPr>
+      <w:proofErr w:type="spellStart"/>
+      <w:r>
+        <w:rPr>
+          <w:sz w:val="24"/>
+          <w:szCs w:val="24"/>
+        </w:rPr>
+        <w:t>TAC_Reading</w:t>
+      </w:r>
+      <w:proofErr w:type="spellEnd"/>
+      <w:r>
+        <w:rPr>
+          <w:sz w:val="24"/>
+          <w:szCs w:val="24"/>
+        </w:rPr>
+        <w:t>: Contenido de alcohol transdérmico (g/dl), medido por el brazalete SCRAM</w:t>
+      </w:r>
+    </w:p>
+    <w:p>
+      <w:pPr>
+        <w:ind w:right="261"/>
+        <w:rPr>
+          <w:sz w:val="24"/>
+          <w:szCs w:val="24"/>
+        </w:rPr>
+      </w:pPr>
+    </w:p>
+    <w:p>
+      <w:pPr>
+        <w:pStyle w:val="Prrafodelista"/>
+        <w:numPr>
+          <w:ilvl w:val="0"/>
+          <w:numId w:val="5"/>
+        </w:numPr>
+        <w:spacing w:after="160" w:line="278" w:lineRule="auto"/>
+        <w:ind w:left="0" w:right="261"/>
+        <w:contextualSpacing/>
+        <w:rPr>
+          <w:sz w:val="24"/>
+          <w:szCs w:val="24"/>
+        </w:rPr>
+      </w:pPr>
+      <w:r>
+        <w:rPr>
+          <w:sz w:val="24"/>
+          <w:szCs w:val="24"/>
+        </w:rPr>
+        <w:t>Variables Predictoras (X):</w:t>
+      </w:r>
+    </w:p>
+    <w:p>
+      <w:pPr>
+        <w:pStyle w:val="Prrafodelista"/>
+        <w:numPr>
+          <w:ilvl w:val="1"/>
+          <w:numId w:val="6"/>
+        </w:numPr>
+        <w:spacing w:after="160" w:line="278" w:lineRule="auto"/>
+        <w:ind w:left="0" w:right="261"/>
+        <w:contextualSpacing/>
+        <w:rPr>
+          <w:sz w:val="24"/>
+          <w:szCs w:val="24"/>
+        </w:rPr>
+      </w:pPr>
+      <w:proofErr w:type="spellStart"/>
+      <w:r>
+        <w:rPr>
+          <w:sz w:val="24"/>
+          <w:szCs w:val="24"/>
+        </w:rPr>
+        <w:t>svm_max</w:t>
+      </w:r>
+      <w:proofErr w:type="spellEnd"/>
+      <w:r>
+        <w:rPr>
+          <w:sz w:val="24"/>
+          <w:szCs w:val="24"/>
+        </w:rPr>
+        <w:t xml:space="preserve"> = Magnitud máxima del vector de señal en la ventana </w:t>
+      </w:r>
+      <w:proofErr w:type="gramStart"/>
+      <w:r>
+        <w:rPr>
+          <w:sz w:val="24"/>
+          <w:szCs w:val="24"/>
+        </w:rPr>
+        <w:t xml:space="preserve">=  </w:t>
+      </w:r>
+      <w:proofErr w:type="spellStart"/>
+      <w:r>
+        <w:rPr>
+          <w:sz w:val="24"/>
+          <w:szCs w:val="24"/>
+        </w:rPr>
+        <w:t>max</w:t>
+      </w:r>
+      <w:proofErr w:type="spellEnd"/>
+      <w:proofErr w:type="gramEnd"/>
+      <w:r>
+        <w:rPr>
+          <w:sz w:val="24"/>
+          <w:szCs w:val="24"/>
+        </w:rPr>
+        <w:t xml:space="preserve"> </w:t>
+      </w:r>
+      <w:proofErr w:type="spellStart"/>
+      <w:r>
+        <w:rPr>
+          <w:sz w:val="24"/>
+          <w:szCs w:val="24"/>
+        </w:rPr>
+        <w:t>sqrt</w:t>
+      </w:r>
+      <w:proofErr w:type="spellEnd"/>
+      <w:r>
+        <w:rPr>
+          <w:sz w:val="24"/>
+          <w:szCs w:val="24"/>
+        </w:rPr>
+        <w:t xml:space="preserve">(x2+y2+z2) </w:t>
+      </w:r>
+    </w:p>
+    <w:p>
+      <w:pPr>
+        <w:pStyle w:val="Prrafodelista"/>
+        <w:numPr>
+          <w:ilvl w:val="1"/>
+          <w:numId w:val="6"/>
+        </w:numPr>
+        <w:spacing w:after="160" w:line="278" w:lineRule="auto"/>
+        <w:ind w:left="0" w:right="261"/>
+        <w:contextualSpacing/>
+        <w:rPr>
+          <w:sz w:val="24"/>
+          <w:szCs w:val="24"/>
+        </w:rPr>
+      </w:pPr>
+      <w:proofErr w:type="spellStart"/>
+      <w:r>
+        <w:rPr>
+          <w:sz w:val="24"/>
+          <w:szCs w:val="24"/>
+        </w:rPr>
+        <w:t>x_std</w:t>
+      </w:r>
+      <w:proofErr w:type="spellEnd"/>
+      <w:r>
+        <w:rPr>
+          <w:sz w:val="24"/>
+          <w:szCs w:val="24"/>
+        </w:rPr>
+        <w:t xml:space="preserve">, </w:t>
+      </w:r>
+      <w:proofErr w:type="spellStart"/>
+      <w:r>
+        <w:rPr>
+          <w:sz w:val="24"/>
+          <w:szCs w:val="24"/>
+        </w:rPr>
+        <w:t>y_std</w:t>
+      </w:r>
+      <w:proofErr w:type="spellEnd"/>
+      <w:r>
+        <w:rPr>
+          <w:sz w:val="24"/>
+          <w:szCs w:val="24"/>
+        </w:rPr>
+        <w:t xml:space="preserve">, </w:t>
+      </w:r>
+      <w:proofErr w:type="spellStart"/>
+      <w:r>
+        <w:rPr>
+          <w:sz w:val="24"/>
+          <w:szCs w:val="24"/>
+        </w:rPr>
+        <w:t>z_std</w:t>
+      </w:r>
+      <w:proofErr w:type="spellEnd"/>
+      <w:r>
+        <w:rPr>
+          <w:sz w:val="24"/>
+          <w:szCs w:val="24"/>
+        </w:rPr>
+        <w:t>: Desviación estándar de la aceleración en cada eje</w:t>
+      </w:r>
+    </w:p>
+    <w:p>
+      <w:pPr>
+        <w:pStyle w:val="Prrafodelista"/>
+        <w:numPr>
+          <w:ilvl w:val="1"/>
+          <w:numId w:val="6"/>
+        </w:numPr>
+        <w:spacing w:after="160" w:line="278" w:lineRule="auto"/>
+        <w:ind w:left="0" w:right="261"/>
+        <w:contextualSpacing/>
+        <w:rPr>
+          <w:sz w:val="24"/>
+          <w:szCs w:val="24"/>
+        </w:rPr>
+      </w:pPr>
+      <w:proofErr w:type="spellStart"/>
+      <w:r>
+        <w:rPr>
+          <w:sz w:val="24"/>
+          <w:szCs w:val="24"/>
+        </w:rPr>
+        <w:t>phonetype_Android</w:t>
+      </w:r>
+      <w:proofErr w:type="spellEnd"/>
+      <w:r>
+        <w:rPr>
+          <w:sz w:val="24"/>
+          <w:szCs w:val="24"/>
+        </w:rPr>
+        <w:t>: Variable indicadora (1 = Android, 0 = iPhone)</w:t>
+      </w:r>
+    </w:p>
+    <w:p>
+      <w:pPr>
+        <w:spacing w:after="200" w:line="276" w:lineRule="auto"/>
+        <w:ind w:right="261"/>
+        <w:jc w:val="both"/>
+        <w:rPr>
+          <w:color w:val="000000" w:themeColor="text1"/>
+          <w:sz w:val="24"/>
+          <w:szCs w:val="24"/>
+        </w:rPr>
+      </w:pPr>
+      <w:r>
+        <w:rPr>
+          <w:color w:val="000000" w:themeColor="text1"/>
+          <w:sz w:val="24"/>
+          <w:szCs w:val="24"/>
+        </w:rPr>
+        <w:t>De cada clip de 10 segundos calculamos cuatro resúmenes simples de movimiento — con qué fuerza se sacudió el teléfono en su punto máximo, y cuánto osciló de lado a lado, de adelante hacia atrás y de arriba hacia abajo — además de si era un iPhone o un Android, ya que sensores de distintos teléfonos pueden comportarse de forma diferente.</w:t>
+      </w:r>
+    </w:p>
+    <w:p>
+      <w:pPr>
+        <w:pStyle w:val="Ttulo2"/>
+        <w:spacing w:before="220" w:after="110"/>
+        <w:ind w:right="261"/>
+        <w:rPr>
+          <w:color w:val="000000" w:themeColor="text1"/>
+          <w:sz w:val="24"/>
+          <w:szCs w:val="24"/>
+        </w:rPr>
+      </w:pPr>
+      <w:bookmarkStart w:id="2" w:name="_Toc238739814"/>
+      <w:r>
         <w:rPr>
           <w:b/>
           <w:bCs/>
-          <w:i/>
-          <w:iCs/>
-          <w:color w:val="000000" w:themeColor="text1"/>
-          <w:sz w:val="24"/>
-          <w:szCs w:val="24"/>
-        </w:rPr>
-      </w:pPr>
-      <w:r>
-        <w:rPr>
-          <w:color w:val="000000" w:themeColor="text1"/>
-          <w:sz w:val="24"/>
-          <w:szCs w:val="24"/>
-        </w:rPr>
-        <w:t>Para cada ventana, construimos cuatro características de intensidad de movimiento: la magnitud máxima del vector de señal (</w:t>
-      </w:r>
-      <w:r>
-        <w:rPr>
-          <w:rFonts w:eastAsia="Courier New"/>
-          <w:color w:val="000000" w:themeColor="text1"/>
-          <w:sz w:val="24"/>
-          <w:szCs w:val="24"/>
-        </w:rPr>
-        <w:t>svm_max</w:t>
-      </w:r>
-      <w:r>
-        <w:rPr>
-          <w:color w:val="000000" w:themeColor="text1"/>
-          <w:sz w:val="24"/>
-          <w:szCs w:val="24"/>
-        </w:rPr>
-        <w:t xml:space="preserve"> = max sqrt(x</w:t>
-      </w:r>
-      <w:r>
-        <w:rPr>
-          <w:color w:val="000000" w:themeColor="text1"/>
-          <w:sz w:val="24"/>
-          <w:szCs w:val="24"/>
-          <w:vertAlign w:val="superscript"/>
-        </w:rPr>
-        <w:t>2</w:t>
-      </w:r>
-      <w:r>
-        <w:rPr>
-          <w:color w:val="000000" w:themeColor="text1"/>
-          <w:sz w:val="24"/>
-          <w:szCs w:val="24"/>
-        </w:rPr>
-        <w:t>+y</w:t>
-      </w:r>
-      <w:r>
-        <w:rPr>
-          <w:color w:val="000000" w:themeColor="text1"/>
-          <w:sz w:val="24"/>
-          <w:szCs w:val="24"/>
-          <w:vertAlign w:val="superscript"/>
-        </w:rPr>
-        <w:t>2</w:t>
-      </w:r>
-      <w:r>
-        <w:rPr>
-          <w:color w:val="000000" w:themeColor="text1"/>
-          <w:sz w:val="24"/>
-          <w:szCs w:val="24"/>
-        </w:rPr>
-        <w:t>+z</w:t>
-      </w:r>
-      <w:r>
-        <w:rPr>
-          <w:color w:val="000000" w:themeColor="text1"/>
-          <w:sz w:val="24"/>
-          <w:szCs w:val="24"/>
-          <w:vertAlign w:val="superscript"/>
-        </w:rPr>
-        <w:t>2</w:t>
-      </w:r>
-      <w:r>
-        <w:rPr>
-          <w:color w:val="000000" w:themeColor="text1"/>
-          <w:sz w:val="24"/>
-          <w:szCs w:val="24"/>
-        </w:rPr>
-        <w:t>)) y las desviaciones estándar por eje (</w:t>
-      </w:r>
-      <w:r>
-        <w:rPr>
-          <w:rFonts w:eastAsia="Courier New"/>
-          <w:color w:val="000000" w:themeColor="text1"/>
-          <w:sz w:val="24"/>
-          <w:szCs w:val="24"/>
-        </w:rPr>
-        <w:t>x_std</w:t>
-      </w:r>
-      <w:r>
-        <w:rPr>
-          <w:color w:val="000000" w:themeColor="text1"/>
-          <w:sz w:val="24"/>
-          <w:szCs w:val="24"/>
-        </w:rPr>
-        <w:t xml:space="preserve">, </w:t>
-      </w:r>
-      <w:r>
-        <w:rPr>
-          <w:rFonts w:eastAsia="Courier New"/>
-          <w:color w:val="000000" w:themeColor="text1"/>
-          <w:sz w:val="24"/>
-          <w:szCs w:val="24"/>
-        </w:rPr>
-        <w:t>y_std</w:t>
-      </w:r>
-      <w:r>
-        <w:rPr>
-          <w:color w:val="000000" w:themeColor="text1"/>
-          <w:sz w:val="24"/>
-          <w:szCs w:val="24"/>
-        </w:rPr>
-        <w:t xml:space="preserve">, </w:t>
-      </w:r>
-      <w:r>
-        <w:rPr>
-          <w:rFonts w:eastAsia="Courier New"/>
-          <w:color w:val="000000" w:themeColor="text1"/>
-          <w:sz w:val="24"/>
-          <w:szCs w:val="24"/>
-        </w:rPr>
-        <w:t>z_std</w:t>
-      </w:r>
-      <w:r>
-        <w:rPr>
-          <w:color w:val="000000" w:themeColor="text1"/>
-          <w:sz w:val="24"/>
-          <w:szCs w:val="24"/>
-        </w:rPr>
-        <w:t xml:space="preserve">), más un indicador binario del tipo de teléfono (Android vs. iPhone). Esto produce un predictor dominante, varios predictores secundarios altamente correlacionados y una </w:t>
-      </w:r>
-      <w:r>
-        <w:rPr>
-          <w:color w:val="000000" w:themeColor="text1"/>
-          <w:sz w:val="24"/>
-          <w:szCs w:val="24"/>
-        </w:rPr>
-        <w:lastRenderedPageBreak/>
-        <w:t>covariable categórica — una estructura muy adecuada para comparar especificaciones de regresión simple, múltiple, de interacción y polinómica.</w:t>
-      </w:r>
-    </w:p>
-    <w:p>
-      <w:pPr>
-        <w:spacing w:after="200" w:line="276" w:lineRule="auto"/>
-        <w:jc w:val="both"/>
-        <w:rPr>
-          <w:color w:val="000000" w:themeColor="text1"/>
-          <w:sz w:val="24"/>
-          <w:szCs w:val="24"/>
-        </w:rPr>
-      </w:pPr>
-      <w:r>
-        <w:rPr>
-          <w:color w:val="000000" w:themeColor="text1"/>
-          <w:sz w:val="24"/>
-          <w:szCs w:val="24"/>
-        </w:rPr>
-        <w:t>De cada clip de 10 segundos calculamos cuatro resúmenes simples de movimiento — con qué fuerza se sacudió el teléfono en su punto máximo, y cuánto osciló de lado a lado, de adelante hacia atrás y de arriba hacia abajo — además de si era un iPhone o un Android, ya que sensores de distintos teléfonos pueden comportarse de forma diferente.</w:t>
-      </w:r>
-    </w:p>
-    <w:p>
-      <w:pPr>
-        <w:pStyle w:val="Heading2"/>
-        <w:spacing w:before="220" w:after="110"/>
-        <w:rPr>
-          <w:color w:val="000000" w:themeColor="text1"/>
-        </w:rPr>
-      </w:pPr>
-      <w:bookmarkStart w:id="2" w:name="_Toc238597928"/>
-      <w:r>
-        <w:rPr>
-          <w:b/>
-          <w:bCs/>
-          <w:color w:val="000000" w:themeColor="text1"/>
-          <w:sz w:val="21"/>
-          <w:szCs w:val="21"/>
+          <w:color w:val="000000" w:themeColor="text1"/>
+          <w:sz w:val="24"/>
+          <w:szCs w:val="24"/>
         </w:rPr>
         <w:t>Tabla 1: Estadísticas descriptivas de la variable objetivo y los predictores seleccionados.</w:t>
       </w:r>
@@ -2121,13 +2712,13 @@
         <w:tblLook w:val="04A0" w:firstRow="1" w:lastRow="0" w:firstColumn="1" w:lastColumn="0" w:noHBand="0" w:noVBand="1"/>
       </w:tblPr>
       <w:tblGrid>
-        <w:gridCol w:w="1600"/>
-        <w:gridCol w:w="1300"/>
-        <w:gridCol w:w="1300"/>
-        <w:gridCol w:w="1300"/>
-        <w:gridCol w:w="1300"/>
-        <w:gridCol w:w="1300"/>
-        <w:gridCol w:w="1300"/>
+        <w:gridCol w:w="1594"/>
+        <w:gridCol w:w="1293"/>
+        <w:gridCol w:w="1293"/>
+        <w:gridCol w:w="1290"/>
+        <w:gridCol w:w="1289"/>
+        <w:gridCol w:w="1348"/>
+        <w:gridCol w:w="1293"/>
       </w:tblGrid>
       <w:tr>
         <w:trPr>
@@ -2147,6 +2738,7 @@
           </w:tcPr>
           <w:p>
             <w:pPr>
+              <w:ind w:right="261"/>
               <w:jc w:val="center"/>
               <w:rPr>
                 <w:color w:val="FFFFFF" w:themeColor="background1"/>
@@ -2180,6 +2772,7 @@
           </w:tcPr>
           <w:p>
             <w:pPr>
+              <w:ind w:right="261"/>
               <w:jc w:val="center"/>
               <w:rPr>
                 <w:color w:val="FFFFFF" w:themeColor="background1"/>
@@ -2213,6 +2806,7 @@
           </w:tcPr>
           <w:p>
             <w:pPr>
+              <w:ind w:right="261"/>
               <w:jc w:val="center"/>
               <w:rPr>
                 <w:color w:val="FFFFFF" w:themeColor="background1"/>
@@ -2246,6 +2840,7 @@
           </w:tcPr>
           <w:p>
             <w:pPr>
+              <w:ind w:right="261"/>
               <w:jc w:val="center"/>
               <w:rPr>
                 <w:color w:val="FFFFFF" w:themeColor="background1"/>
@@ -2261,31 +2856,9 @@
                 <w:sz w:val="24"/>
                 <w:szCs w:val="24"/>
               </w:rPr>
-              <w:t>Desv. Est.</w:t>
-            </w:r>
-          </w:p>
-        </w:tc>
-        <w:tc>
-          <w:tcPr>
-            <w:tcW w:w="1300" w:type="dxa"/>
-            <w:shd w:val="clear" w:color="auto" w:fill="1A3A5C"/>
-            <w:tcMar>
-              <w:top w:w="60" w:type="dxa"/>
-              <w:left w:w="90" w:type="dxa"/>
-              <w:bottom w:w="60" w:type="dxa"/>
-              <w:right w:w="90" w:type="dxa"/>
-            </w:tcMar>
-            <w:vAlign w:val="center"/>
-          </w:tcPr>
-          <w:p>
-            <w:pPr>
-              <w:jc w:val="center"/>
-              <w:rPr>
-                <w:color w:val="FFFFFF" w:themeColor="background1"/>
-                <w:sz w:val="24"/>
-                <w:szCs w:val="24"/>
-              </w:rPr>
-            </w:pPr>
+              <w:t xml:space="preserve">Desv. </w:t>
+            </w:r>
+            <w:proofErr w:type="spellStart"/>
             <w:r>
               <w:rPr>
                 <w:b/>
@@ -2294,31 +2867,9 @@
                 <w:sz w:val="24"/>
                 <w:szCs w:val="24"/>
               </w:rPr>
-              <w:t>Mín</w:t>
-            </w:r>
-          </w:p>
-        </w:tc>
-        <w:tc>
-          <w:tcPr>
-            <w:tcW w:w="1300" w:type="dxa"/>
-            <w:shd w:val="clear" w:color="auto" w:fill="1A3A5C"/>
-            <w:tcMar>
-              <w:top w:w="60" w:type="dxa"/>
-              <w:left w:w="90" w:type="dxa"/>
-              <w:bottom w:w="60" w:type="dxa"/>
-              <w:right w:w="90" w:type="dxa"/>
-            </w:tcMar>
-            <w:vAlign w:val="center"/>
-          </w:tcPr>
-          <w:p>
-            <w:pPr>
-              <w:jc w:val="center"/>
-              <w:rPr>
-                <w:color w:val="FFFFFF" w:themeColor="background1"/>
-                <w:sz w:val="24"/>
-                <w:szCs w:val="24"/>
-              </w:rPr>
-            </w:pPr>
+              <w:t>Est</w:t>
+            </w:r>
+            <w:proofErr w:type="spellEnd"/>
             <w:r>
               <w:rPr>
                 <w:b/>
@@ -2327,7 +2878,7 @@
                 <w:sz w:val="24"/>
                 <w:szCs w:val="24"/>
               </w:rPr>
-              <w:t>Mediana</w:t>
+              <w:t>.</w:t>
             </w:r>
           </w:p>
         </w:tc>
@@ -2345,6 +2896,7 @@
           </w:tcPr>
           <w:p>
             <w:pPr>
+              <w:ind w:right="261"/>
               <w:jc w:val="center"/>
               <w:rPr>
                 <w:color w:val="FFFFFF" w:themeColor="background1"/>
@@ -2352,6 +2904,7 @@
                 <w:szCs w:val="24"/>
               </w:rPr>
             </w:pPr>
+            <w:proofErr w:type="spellStart"/>
             <w:r>
               <w:rPr>
                 <w:b/>
@@ -2360,8 +2913,79 @@
                 <w:sz w:val="24"/>
                 <w:szCs w:val="24"/>
               </w:rPr>
+              <w:t>Mín</w:t>
+            </w:r>
+            <w:proofErr w:type="spellEnd"/>
+          </w:p>
+        </w:tc>
+        <w:tc>
+          <w:tcPr>
+            <w:tcW w:w="1300" w:type="dxa"/>
+            <w:shd w:val="clear" w:color="auto" w:fill="1A3A5C"/>
+            <w:tcMar>
+              <w:top w:w="60" w:type="dxa"/>
+              <w:left w:w="90" w:type="dxa"/>
+              <w:bottom w:w="60" w:type="dxa"/>
+              <w:right w:w="90" w:type="dxa"/>
+            </w:tcMar>
+            <w:vAlign w:val="center"/>
+          </w:tcPr>
+          <w:p>
+            <w:pPr>
+              <w:ind w:right="261"/>
+              <w:jc w:val="center"/>
+              <w:rPr>
+                <w:color w:val="FFFFFF" w:themeColor="background1"/>
+                <w:sz w:val="24"/>
+                <w:szCs w:val="24"/>
+              </w:rPr>
+            </w:pPr>
+            <w:r>
+              <w:rPr>
+                <w:b/>
+                <w:bCs/>
+                <w:color w:val="FFFFFF" w:themeColor="background1"/>
+                <w:sz w:val="24"/>
+                <w:szCs w:val="24"/>
+              </w:rPr>
+              <w:t>Mediana</w:t>
+            </w:r>
+          </w:p>
+        </w:tc>
+        <w:tc>
+          <w:tcPr>
+            <w:tcW w:w="1300" w:type="dxa"/>
+            <w:shd w:val="clear" w:color="auto" w:fill="1A3A5C"/>
+            <w:tcMar>
+              <w:top w:w="60" w:type="dxa"/>
+              <w:left w:w="90" w:type="dxa"/>
+              <w:bottom w:w="60" w:type="dxa"/>
+              <w:right w:w="90" w:type="dxa"/>
+            </w:tcMar>
+            <w:vAlign w:val="center"/>
+          </w:tcPr>
+          <w:p>
+            <w:pPr>
+              <w:ind w:right="261"/>
+              <w:jc w:val="center"/>
+              <w:rPr>
+                <w:color w:val="FFFFFF" w:themeColor="background1"/>
+                <w:sz w:val="24"/>
+                <w:szCs w:val="24"/>
+              </w:rPr>
+            </w:pPr>
+            <w:proofErr w:type="spellStart"/>
+            <w:r>
+              <w:rPr>
+                <w:b/>
+                <w:bCs/>
+                <w:color w:val="FFFFFF" w:themeColor="background1"/>
+                <w:sz w:val="24"/>
+                <w:szCs w:val="24"/>
+              </w:rPr>
               <w:t>Máx</w:t>
             </w:r>
+            <w:proofErr w:type="spellEnd"/>
           </w:p>
         </w:tc>
       </w:tr>
@@ -2379,12 +3003,14 @@
           </w:tcPr>
           <w:p>
             <w:pPr>
-              <w:rPr>
-                <w:color w:val="000000" w:themeColor="text1"/>
-                <w:sz w:val="24"/>
-                <w:szCs w:val="24"/>
-              </w:rPr>
-            </w:pPr>
+              <w:ind w:right="261"/>
+              <w:rPr>
+                <w:color w:val="000000" w:themeColor="text1"/>
+                <w:sz w:val="24"/>
+                <w:szCs w:val="24"/>
+              </w:rPr>
+            </w:pPr>
+            <w:proofErr w:type="spellStart"/>
             <w:r>
               <w:rPr>
                 <w:color w:val="000000" w:themeColor="text1"/>
@@ -2393,6 +3019,7 @@
               </w:rPr>
               <w:t>svm_max</w:t>
             </w:r>
+            <w:proofErr w:type="spellEnd"/>
           </w:p>
         </w:tc>
         <w:tc>
@@ -2408,6 +3035,7 @@
           </w:tcPr>
           <w:p>
             <w:pPr>
+              <w:ind w:right="261"/>
               <w:jc w:val="center"/>
               <w:rPr>
                 <w:color w:val="000000" w:themeColor="text1"/>
@@ -2438,6 +3066,7 @@
           </w:tcPr>
           <w:p>
             <w:pPr>
+              <w:ind w:right="261"/>
               <w:jc w:val="center"/>
               <w:rPr>
                 <w:color w:val="000000" w:themeColor="text1"/>
@@ -2468,6 +3097,7 @@
           </w:tcPr>
           <w:p>
             <w:pPr>
+              <w:ind w:right="261"/>
               <w:jc w:val="center"/>
               <w:rPr>
                 <w:color w:val="000000" w:themeColor="text1"/>
@@ -2498,6 +3128,7 @@
           </w:tcPr>
           <w:p>
             <w:pPr>
+              <w:ind w:right="261"/>
               <w:jc w:val="center"/>
               <w:rPr>
                 <w:color w:val="000000" w:themeColor="text1"/>
@@ -2528,6 +3159,7 @@
           </w:tcPr>
           <w:p>
             <w:pPr>
+              <w:ind w:right="261"/>
               <w:jc w:val="center"/>
               <w:rPr>
                 <w:color w:val="000000" w:themeColor="text1"/>
@@ -2558,6 +3190,7 @@
           </w:tcPr>
           <w:p>
             <w:pPr>
+              <w:ind w:right="261"/>
               <w:jc w:val="center"/>
               <w:rPr>
                 <w:color w:val="000000" w:themeColor="text1"/>
@@ -2591,12 +3224,14 @@
           </w:tcPr>
           <w:p>
             <w:pPr>
-              <w:rPr>
-                <w:color w:val="000000" w:themeColor="text1"/>
-                <w:sz w:val="24"/>
-                <w:szCs w:val="24"/>
-              </w:rPr>
-            </w:pPr>
+              <w:ind w:right="261"/>
+              <w:rPr>
+                <w:color w:val="000000" w:themeColor="text1"/>
+                <w:sz w:val="24"/>
+                <w:szCs w:val="24"/>
+              </w:rPr>
+            </w:pPr>
+            <w:proofErr w:type="spellStart"/>
             <w:r>
               <w:rPr>
                 <w:color w:val="000000" w:themeColor="text1"/>
@@ -2605,6 +3240,7 @@
               </w:rPr>
               <w:t>x_std</w:t>
             </w:r>
+            <w:proofErr w:type="spellEnd"/>
           </w:p>
         </w:tc>
         <w:tc>
@@ -2621,6 +3257,7 @@
           </w:tcPr>
           <w:p>
             <w:pPr>
+              <w:ind w:right="261"/>
               <w:jc w:val="center"/>
               <w:rPr>
                 <w:color w:val="000000" w:themeColor="text1"/>
@@ -2652,6 +3289,7 @@
           </w:tcPr>
           <w:p>
             <w:pPr>
+              <w:ind w:right="261"/>
               <w:jc w:val="center"/>
               <w:rPr>
                 <w:color w:val="000000" w:themeColor="text1"/>
@@ -2683,6 +3321,7 @@
           </w:tcPr>
           <w:p>
             <w:pPr>
+              <w:ind w:right="261"/>
               <w:jc w:val="center"/>
               <w:rPr>
                 <w:color w:val="000000" w:themeColor="text1"/>
@@ -2714,6 +3353,7 @@
           </w:tcPr>
           <w:p>
             <w:pPr>
+              <w:ind w:right="261"/>
               <w:jc w:val="center"/>
               <w:rPr>
                 <w:color w:val="000000" w:themeColor="text1"/>
@@ -2745,6 +3385,7 @@
           </w:tcPr>
           <w:p>
             <w:pPr>
+              <w:ind w:right="261"/>
               <w:jc w:val="center"/>
               <w:rPr>
                 <w:color w:val="000000" w:themeColor="text1"/>
@@ -2776,6 +3417,7 @@
           </w:tcPr>
           <w:p>
             <w:pPr>
+              <w:ind w:right="261"/>
               <w:jc w:val="center"/>
               <w:rPr>
                 <w:color w:val="000000" w:themeColor="text1"/>
@@ -2808,12 +3450,14 @@
           </w:tcPr>
           <w:p>
             <w:pPr>
-              <w:rPr>
-                <w:color w:val="000000" w:themeColor="text1"/>
-                <w:sz w:val="24"/>
-                <w:szCs w:val="24"/>
-              </w:rPr>
-            </w:pPr>
+              <w:ind w:right="261"/>
+              <w:rPr>
+                <w:color w:val="000000" w:themeColor="text1"/>
+                <w:sz w:val="24"/>
+                <w:szCs w:val="24"/>
+              </w:rPr>
+            </w:pPr>
+            <w:proofErr w:type="spellStart"/>
             <w:r>
               <w:rPr>
                 <w:color w:val="000000" w:themeColor="text1"/>
@@ -2822,6 +3466,7 @@
               </w:rPr>
               <w:t>y_std</w:t>
             </w:r>
+            <w:proofErr w:type="spellEnd"/>
           </w:p>
         </w:tc>
         <w:tc>
@@ -2837,6 +3482,7 @@
           </w:tcPr>
           <w:p>
             <w:pPr>
+              <w:ind w:right="261"/>
               <w:jc w:val="center"/>
               <w:rPr>
                 <w:color w:val="000000" w:themeColor="text1"/>
@@ -2867,6 +3513,7 @@
           </w:tcPr>
           <w:p>
             <w:pPr>
+              <w:ind w:right="261"/>
               <w:jc w:val="center"/>
               <w:rPr>
                 <w:color w:val="000000" w:themeColor="text1"/>
@@ -2897,6 +3544,7 @@
           </w:tcPr>
           <w:p>
             <w:pPr>
+              <w:ind w:right="261"/>
               <w:jc w:val="center"/>
               <w:rPr>
                 <w:color w:val="000000" w:themeColor="text1"/>
@@ -2927,6 +3575,7 @@
           </w:tcPr>
           <w:p>
             <w:pPr>
+              <w:ind w:right="261"/>
               <w:jc w:val="center"/>
               <w:rPr>
                 <w:color w:val="000000" w:themeColor="text1"/>
@@ -2957,6 +3606,7 @@
           </w:tcPr>
           <w:p>
             <w:pPr>
+              <w:ind w:right="261"/>
               <w:jc w:val="center"/>
               <w:rPr>
                 <w:color w:val="000000" w:themeColor="text1"/>
@@ -2987,6 +3637,7 @@
           </w:tcPr>
           <w:p>
             <w:pPr>
+              <w:ind w:right="261"/>
               <w:jc w:val="center"/>
               <w:rPr>
                 <w:color w:val="000000" w:themeColor="text1"/>
@@ -3020,12 +3671,14 @@
           </w:tcPr>
           <w:p>
             <w:pPr>
-              <w:rPr>
-                <w:color w:val="000000" w:themeColor="text1"/>
-                <w:sz w:val="24"/>
-                <w:szCs w:val="24"/>
-              </w:rPr>
-            </w:pPr>
+              <w:ind w:right="261"/>
+              <w:rPr>
+                <w:color w:val="000000" w:themeColor="text1"/>
+                <w:sz w:val="24"/>
+                <w:szCs w:val="24"/>
+              </w:rPr>
+            </w:pPr>
+            <w:proofErr w:type="spellStart"/>
             <w:r>
               <w:rPr>
                 <w:color w:val="000000" w:themeColor="text1"/>
@@ -3034,6 +3687,7 @@
               </w:rPr>
               <w:t>z_std</w:t>
             </w:r>
+            <w:proofErr w:type="spellEnd"/>
           </w:p>
         </w:tc>
         <w:tc>
@@ -3050,6 +3704,7 @@
           </w:tcPr>
           <w:p>
             <w:pPr>
+              <w:ind w:right="261"/>
               <w:jc w:val="center"/>
               <w:rPr>
                 <w:color w:val="000000" w:themeColor="text1"/>
@@ -3081,6 +3736,7 @@
           </w:tcPr>
           <w:p>
             <w:pPr>
+              <w:ind w:right="261"/>
               <w:jc w:val="center"/>
               <w:rPr>
                 <w:color w:val="000000" w:themeColor="text1"/>
@@ -3112,6 +3768,7 @@
           </w:tcPr>
           <w:p>
             <w:pPr>
+              <w:ind w:right="261"/>
               <w:jc w:val="center"/>
               <w:rPr>
                 <w:color w:val="000000" w:themeColor="text1"/>
@@ -3143,6 +3800,7 @@
           </w:tcPr>
           <w:p>
             <w:pPr>
+              <w:ind w:right="261"/>
               <w:jc w:val="center"/>
               <w:rPr>
                 <w:color w:val="000000" w:themeColor="text1"/>
@@ -3174,6 +3832,7 @@
           </w:tcPr>
           <w:p>
             <w:pPr>
+              <w:ind w:right="261"/>
               <w:jc w:val="center"/>
               <w:rPr>
                 <w:color w:val="000000" w:themeColor="text1"/>
@@ -3205,6 +3864,7 @@
           </w:tcPr>
           <w:p>
             <w:pPr>
+              <w:ind w:right="261"/>
               <w:jc w:val="center"/>
               <w:rPr>
                 <w:color w:val="000000" w:themeColor="text1"/>
@@ -3237,6 +3897,7 @@
           </w:tcPr>
           <w:p>
             <w:pPr>
+              <w:ind w:right="261"/>
               <w:rPr>
                 <w:color w:val="000000" w:themeColor="text1"/>
                 <w:sz w:val="24"/>
@@ -3266,6 +3927,7 @@
           </w:tcPr>
           <w:p>
             <w:pPr>
+              <w:ind w:right="261"/>
               <w:jc w:val="center"/>
               <w:rPr>
                 <w:color w:val="000000" w:themeColor="text1"/>
@@ -3296,6 +3958,7 @@
           </w:tcPr>
           <w:p>
             <w:pPr>
+              <w:ind w:right="261"/>
               <w:jc w:val="center"/>
               <w:rPr>
                 <w:color w:val="000000" w:themeColor="text1"/>
@@ -3326,6 +3989,7 @@
           </w:tcPr>
           <w:p>
             <w:pPr>
+              <w:ind w:right="261"/>
               <w:jc w:val="center"/>
               <w:rPr>
                 <w:color w:val="000000" w:themeColor="text1"/>
@@ -3356,6 +4020,7 @@
           </w:tcPr>
           <w:p>
             <w:pPr>
+              <w:ind w:right="261"/>
               <w:jc w:val="center"/>
               <w:rPr>
                 <w:color w:val="000000" w:themeColor="text1"/>
@@ -3386,6 +4051,7 @@
           </w:tcPr>
           <w:p>
             <w:pPr>
+              <w:ind w:right="261"/>
               <w:jc w:val="center"/>
               <w:rPr>
                 <w:color w:val="000000" w:themeColor="text1"/>
@@ -3416,6 +4082,7 @@
           </w:tcPr>
           <w:p>
             <w:pPr>
+              <w:ind w:right="261"/>
               <w:jc w:val="center"/>
               <w:rPr>
                 <w:color w:val="000000" w:themeColor="text1"/>
@@ -3438,145 +4105,233 @@
     <w:p>
       <w:pPr>
         <w:spacing w:before="100" w:after="200"/>
-        <w:rPr>
-          <w:color w:val="000000" w:themeColor="text1"/>
-          <w:sz w:val="24"/>
-          <w:szCs w:val="24"/>
-        </w:rPr>
-      </w:pPr>
-      <w:r>
-        <w:rPr>
-          <w:color w:val="000000" w:themeColor="text1"/>
-          <w:sz w:val="24"/>
-          <w:szCs w:val="24"/>
-        </w:rPr>
-        <w:t xml:space="preserve">Esto es solo una verificación rápida de los números antes de modelar. </w:t>
-      </w:r>
-      <w:r>
-        <w:rPr>
-          <w:color w:val="000000" w:themeColor="text1"/>
-          <w:sz w:val="24"/>
-          <w:szCs w:val="24"/>
-        </w:rPr>
-        <w:t>(</w:t>
-      </w:r>
-      <w:r>
-        <w:rPr>
-          <w:color w:val="000000" w:themeColor="text1"/>
-          <w:sz w:val="24"/>
-          <w:szCs w:val="24"/>
-        </w:rPr>
-        <w:t>N</w:t>
-      </w:r>
-      <w:r>
-        <w:rPr>
-          <w:color w:val="000000" w:themeColor="text1"/>
-          <w:sz w:val="24"/>
-          <w:szCs w:val="24"/>
-        </w:rPr>
-        <w:t>)</w:t>
-      </w:r>
-      <w:r>
-        <w:rPr>
-          <w:color w:val="000000" w:themeColor="text1"/>
-          <w:sz w:val="24"/>
-          <w:szCs w:val="24"/>
-        </w:rPr>
-        <w:t xml:space="preserve"> es la cantidad de clips de 10 segundos que tenemos (29,441 para cada variable). </w:t>
-      </w:r>
-      <w:r>
-        <w:rPr>
-          <w:color w:val="000000" w:themeColor="text1"/>
-          <w:sz w:val="24"/>
-          <w:szCs w:val="24"/>
-        </w:rPr>
-        <w:t>(</w:t>
-      </w:r>
-      <w:r>
-        <w:rPr>
-          <w:color w:val="000000" w:themeColor="text1"/>
-          <w:sz w:val="24"/>
-          <w:szCs w:val="24"/>
-        </w:rPr>
-        <w:t>Media</w:t>
-      </w:r>
-      <w:r>
-        <w:rPr>
-          <w:color w:val="000000" w:themeColor="text1"/>
-          <w:sz w:val="24"/>
-          <w:szCs w:val="24"/>
-        </w:rPr>
-        <w:t>)</w:t>
-      </w:r>
-      <w:r>
-        <w:rPr>
-          <w:color w:val="000000" w:themeColor="text1"/>
-          <w:sz w:val="24"/>
-          <w:szCs w:val="24"/>
-        </w:rPr>
-        <w:t xml:space="preserve"> es el valor típico, </w:t>
-      </w:r>
-      <w:r>
-        <w:rPr>
-          <w:color w:val="000000" w:themeColor="text1"/>
-          <w:sz w:val="24"/>
-          <w:szCs w:val="24"/>
-        </w:rPr>
-        <w:t>(</w:t>
-      </w:r>
-      <w:r>
-        <w:rPr>
-          <w:color w:val="000000" w:themeColor="text1"/>
-          <w:sz w:val="24"/>
-          <w:szCs w:val="24"/>
-        </w:rPr>
-        <w:t>Desv. Est.</w:t>
-      </w:r>
-      <w:r>
-        <w:rPr>
-          <w:color w:val="000000" w:themeColor="text1"/>
-          <w:sz w:val="24"/>
-          <w:szCs w:val="24"/>
-        </w:rPr>
-        <w:t>)</w:t>
-      </w:r>
-      <w:r>
-        <w:rPr>
-          <w:color w:val="000000" w:themeColor="text1"/>
-          <w:sz w:val="24"/>
-          <w:szCs w:val="24"/>
-        </w:rPr>
-        <w:t xml:space="preserve"> indica qué tan dispersos están los valores, y Mín/Mediana/Máx muestran el rango. Nótese que el mínimo del TAC es ligeramente negativo (-0.021) — eso no es un nivel de alcohol realmente negativo, sino solo ruido del sensor proveniente del proceso de suavizado usado para limpiar las lecturas.</w:t>
+        <w:ind w:right="261"/>
+        <w:rPr>
+          <w:i/>
+          <w:iCs/>
+          <w:color w:val="000000" w:themeColor="text1"/>
+          <w:sz w:val="24"/>
+          <w:szCs w:val="24"/>
+        </w:rPr>
+      </w:pPr>
+      <w:r>
+        <w:rPr>
+          <w:i/>
+          <w:iCs/>
+          <w:sz w:val="24"/>
+          <w:szCs w:val="24"/>
+        </w:rPr>
+        <w:t>Nota: El valor mínimo negativo de TAC (-0.021) es un artefacto del filtrado y no representa un nivel de alcohol real.</w:t>
       </w:r>
     </w:p>
     <w:p>
       <w:pPr>
         <w:spacing w:before="100" w:after="200"/>
-        <w:rPr>
-          <w:color w:val="000000" w:themeColor="text1"/>
-          <w:sz w:val="24"/>
-          <w:szCs w:val="24"/>
-        </w:rPr>
-      </w:pPr>
+        <w:ind w:right="261"/>
+        <w:rPr>
+          <w:color w:val="000000" w:themeColor="text1"/>
+          <w:sz w:val="24"/>
+          <w:szCs w:val="24"/>
+        </w:rPr>
+      </w:pPr>
+      <w:r>
+        <w:rPr>
+          <w:color w:val="000000" w:themeColor="text1"/>
+          <w:sz w:val="24"/>
+          <w:szCs w:val="24"/>
+        </w:rPr>
+        <w:t xml:space="preserve">Esto es solo una verificación rápida de los números antes de modelar. </w:t>
+      </w:r>
+      <w:r>
+        <w:rPr>
+          <w:color w:val="000000" w:themeColor="text1"/>
+          <w:sz w:val="24"/>
+          <w:szCs w:val="24"/>
+        </w:rPr>
+        <w:t>(</w:t>
+      </w:r>
+      <w:r>
+        <w:rPr>
+          <w:color w:val="000000" w:themeColor="text1"/>
+          <w:sz w:val="24"/>
+          <w:szCs w:val="24"/>
+        </w:rPr>
+        <w:t>N</w:t>
+      </w:r>
+      <w:r>
+        <w:rPr>
+          <w:color w:val="000000" w:themeColor="text1"/>
+          <w:sz w:val="24"/>
+          <w:szCs w:val="24"/>
+        </w:rPr>
+        <w:t>)</w:t>
+      </w:r>
+      <w:r>
+        <w:rPr>
+          <w:color w:val="000000" w:themeColor="text1"/>
+          <w:sz w:val="24"/>
+          <w:szCs w:val="24"/>
+        </w:rPr>
+        <w:t xml:space="preserve"> es la cantidad de clips de 10 segundos que tenemos (29,441 para cada variable). </w:t>
+      </w:r>
+      <w:r>
+        <w:rPr>
+          <w:color w:val="000000" w:themeColor="text1"/>
+          <w:sz w:val="24"/>
+          <w:szCs w:val="24"/>
+        </w:rPr>
+        <w:t>(</w:t>
+      </w:r>
+      <w:r>
+        <w:rPr>
+          <w:color w:val="000000" w:themeColor="text1"/>
+          <w:sz w:val="24"/>
+          <w:szCs w:val="24"/>
+        </w:rPr>
+        <w:t>Media</w:t>
+      </w:r>
+      <w:r>
+        <w:rPr>
+          <w:color w:val="000000" w:themeColor="text1"/>
+          <w:sz w:val="24"/>
+          <w:szCs w:val="24"/>
+        </w:rPr>
+        <w:t>)</w:t>
+      </w:r>
+      <w:r>
+        <w:rPr>
+          <w:color w:val="000000" w:themeColor="text1"/>
+          <w:sz w:val="24"/>
+          <w:szCs w:val="24"/>
+        </w:rPr>
+        <w:t xml:space="preserve"> es el valor típico, </w:t>
+      </w:r>
+      <w:r>
+        <w:rPr>
+          <w:color w:val="000000" w:themeColor="text1"/>
+          <w:sz w:val="24"/>
+          <w:szCs w:val="24"/>
+        </w:rPr>
+        <w:t>(</w:t>
+      </w:r>
+      <w:r>
+        <w:rPr>
+          <w:color w:val="000000" w:themeColor="text1"/>
+          <w:sz w:val="24"/>
+          <w:szCs w:val="24"/>
+        </w:rPr>
+        <w:t xml:space="preserve">Desv. </w:t>
+      </w:r>
+      <w:proofErr w:type="spellStart"/>
+      <w:r>
+        <w:rPr>
+          <w:color w:val="000000" w:themeColor="text1"/>
+          <w:sz w:val="24"/>
+          <w:szCs w:val="24"/>
+        </w:rPr>
+        <w:t>Est</w:t>
+      </w:r>
+      <w:proofErr w:type="spellEnd"/>
+      <w:r>
+        <w:rPr>
+          <w:color w:val="000000" w:themeColor="text1"/>
+          <w:sz w:val="24"/>
+          <w:szCs w:val="24"/>
+        </w:rPr>
+        <w:t>.</w:t>
+      </w:r>
+      <w:r>
+        <w:rPr>
+          <w:color w:val="000000" w:themeColor="text1"/>
+          <w:sz w:val="24"/>
+          <w:szCs w:val="24"/>
+        </w:rPr>
+        <w:t>)</w:t>
+      </w:r>
+      <w:r>
+        <w:rPr>
+          <w:color w:val="000000" w:themeColor="text1"/>
+          <w:sz w:val="24"/>
+          <w:szCs w:val="24"/>
+        </w:rPr>
+        <w:t xml:space="preserve"> indica qué tan dispersos están los valores, y </w:t>
+      </w:r>
+      <w:proofErr w:type="spellStart"/>
+      <w:r>
+        <w:rPr>
+          <w:color w:val="000000" w:themeColor="text1"/>
+          <w:sz w:val="24"/>
+          <w:szCs w:val="24"/>
+        </w:rPr>
+        <w:t>Mín</w:t>
+      </w:r>
+      <w:proofErr w:type="spellEnd"/>
+      <w:r>
+        <w:rPr>
+          <w:color w:val="000000" w:themeColor="text1"/>
+          <w:sz w:val="24"/>
+          <w:szCs w:val="24"/>
+        </w:rPr>
+        <w:t>/Mediana/</w:t>
+      </w:r>
+      <w:proofErr w:type="spellStart"/>
+      <w:r>
+        <w:rPr>
+          <w:color w:val="000000" w:themeColor="text1"/>
+          <w:sz w:val="24"/>
+          <w:szCs w:val="24"/>
+        </w:rPr>
+        <w:t>Máx</w:t>
+      </w:r>
+      <w:proofErr w:type="spellEnd"/>
+      <w:r>
+        <w:rPr>
+          <w:color w:val="000000" w:themeColor="text1"/>
+          <w:sz w:val="24"/>
+          <w:szCs w:val="24"/>
+        </w:rPr>
+        <w:t xml:space="preserve"> muestran el rango. Nótese que el mínimo del TAC es ligeramente negativo (-0.021)</w:t>
+      </w:r>
+      <w:r>
+        <w:rPr>
+          <w:color w:val="000000" w:themeColor="text1"/>
+          <w:sz w:val="24"/>
+          <w:szCs w:val="24"/>
+        </w:rPr>
+        <w:t xml:space="preserve">, </w:t>
+      </w:r>
+      <w:r>
+        <w:rPr>
+          <w:color w:val="000000" w:themeColor="text1"/>
+          <w:sz w:val="24"/>
+          <w:szCs w:val="24"/>
+        </w:rPr>
+        <w:t xml:space="preserve"> eso no es un nivel de alcohol realmente negativo, sino solo ruido del sensor proveniente del proceso de suavizado usado para limpiar las lecturas.</w:t>
+      </w:r>
     </w:p>
     <w:p>
       <w:pPr>
-        <w:pStyle w:val="Heading1"/>
+        <w:pStyle w:val="Ttulo1"/>
         <w:numPr>
           <w:ilvl w:val="0"/>
           <w:numId w:val="2"/>
         </w:numPr>
         <w:spacing w:before="300" w:after="140"/>
-        <w:rPr>
-          <w:color w:val="000000" w:themeColor="text1"/>
-        </w:rPr>
-      </w:pPr>
-      <w:bookmarkStart w:id="3" w:name="_Toc238597929"/>
+        <w:ind w:left="0" w:right="261"/>
+        <w:rPr>
+          <w:color w:val="000000" w:themeColor="text1"/>
+          <w:sz w:val="24"/>
+          <w:szCs w:val="24"/>
+        </w:rPr>
+      </w:pPr>
+      <w:bookmarkStart w:id="3" w:name="_Toc238739815"/>
       <w:r>
         <w:rPr>
           <w:b/>
           <w:bCs/>
           <w:color w:val="000000" w:themeColor="text1"/>
+          <w:sz w:val="24"/>
+          <w:szCs w:val="24"/>
         </w:rPr>
         <w:t>Análisis Exploratorio de Datos</w:t>
       </w:r>
@@ -3585,6 +4340,7 @@
     <w:p>
       <w:pPr>
         <w:spacing w:after="160" w:line="276" w:lineRule="auto"/>
+        <w:ind w:right="261"/>
         <w:jc w:val="both"/>
         <w:rPr>
           <w:color w:val="000000" w:themeColor="text1"/>
@@ -3598,12 +4354,14 @@
           <w:sz w:val="24"/>
           <w:szCs w:val="24"/>
         </w:rPr>
+        <w:lastRenderedPageBreak/>
         <w:t>Antes de ajustar los modelos, se examinaron estadísticas descriptivas y matrices de correlación por pares. La Tabla 1 (arriba) resume la distribución de la variable objetivo y los predictores principales. La Figura 1 muestra las correlaciones y diagramas de dispersión por pares entre variables.</w:t>
       </w:r>
     </w:p>
     <w:p>
       <w:pPr>
         <w:spacing w:before="120" w:after="60"/>
+        <w:ind w:right="261"/>
         <w:jc w:val="center"/>
         <w:rPr>
           <w:color w:val="000000" w:themeColor="text1"/>
@@ -3618,139 +4376,11 @@
           <w:sz w:val="24"/>
           <w:szCs w:val="24"/>
         </w:rPr>
-        <w:lastRenderedPageBreak/>
         <w:drawing>
           <wp:inline distT="0" distB="0" distL="0" distR="0" wp14:anchorId="1A67D35E" wp14:editId="7A93605A">
             <wp:extent cx="5907819" cy="5907819"/>
             <wp:effectExtent l="0" t="0" r="0" b="0"/>
             <wp:docPr id="1" name="Picture 1"/>
-            <wp:cNvGraphicFramePr>
-              <a:graphicFrameLocks xmlns:a="http://schemas.openxmlformats.org/drawingml/2006/main" noChangeAspect="1"/>
-            </wp:cNvGraphicFramePr>
-            <a:graphic xmlns:a="http://schemas.openxmlformats.org/drawingml/2006/main">
-              <a:graphicData uri="http://schemas.openxmlformats.org/drawingml/2006/picture">
-                <pic:pic xmlns:pic="http://schemas.openxmlformats.org/drawingml/2006/picture">
-                  <pic:nvPicPr>
-                    <pic:cNvPr id="0" name=""/>
-                    <pic:cNvPicPr>
-                      <a:picLocks noChangeAspect="1" noChangeArrowheads="1"/>
-                    </pic:cNvPicPr>
-                  </pic:nvPicPr>
-                  <pic:blipFill>
-                    <a:blip r:embed="rId10"/>
-                    <a:srcRect/>
-                    <a:stretch>
-                      <a:fillRect/>
-                    </a:stretch>
-                  </pic:blipFill>
-                  <pic:spPr bwMode="auto">
-                    <a:xfrm>
-                      <a:off x="0" y="0"/>
-                      <a:ext cx="5963098" cy="5963098"/>
-                    </a:xfrm>
-                    <a:prstGeom prst="rect">
-                      <a:avLst/>
-                    </a:prstGeom>
-                  </pic:spPr>
-                </pic:pic>
-              </a:graphicData>
-            </a:graphic>
-          </wp:inline>
-        </w:drawing>
-      </w:r>
-    </w:p>
-    <w:p>
-      <w:pPr>
-        <w:spacing w:after="200"/>
-        <w:jc w:val="center"/>
-        <w:rPr>
-          <w:color w:val="000000" w:themeColor="text1"/>
-          <w:sz w:val="24"/>
-          <w:szCs w:val="24"/>
-        </w:rPr>
-      </w:pPr>
-      <w:r>
-        <w:rPr>
-          <w:color w:val="000000" w:themeColor="text1"/>
-          <w:sz w:val="24"/>
-          <w:szCs w:val="24"/>
-        </w:rPr>
-        <w:t>Figura 1. Matriz de correlación y diagramas de dispersión por pares de las características de movimiento derivadas del acelerómetro (svm_max, x_std, y_std, z_std) y el contenido de alcohol transdérmico (TAC).</w:t>
-      </w:r>
-    </w:p>
-    <w:p>
-      <w:pPr>
-        <w:spacing w:after="200" w:line="276" w:lineRule="auto"/>
-        <w:jc w:val="both"/>
-        <w:rPr>
-          <w:b/>
-          <w:bCs/>
-          <w:i/>
-          <w:iCs/>
-          <w:color w:val="000000" w:themeColor="text1"/>
-          <w:sz w:val="24"/>
-          <w:szCs w:val="24"/>
-        </w:rPr>
-      </w:pPr>
-      <w:r>
-        <w:rPr>
-          <w:color w:val="000000" w:themeColor="text1"/>
-          <w:sz w:val="24"/>
-          <w:szCs w:val="24"/>
-        </w:rPr>
-        <w:t>Las cuatro características de intensidad de movimiento están extremadamente correlacionadas entre sí (r &gt; 0.88 en cada par), como era de esperarse ya que todas son estadísticas resumen de la misma señal triaxial subyacente dentro de la misma ventana de 10 segundos. La correlación de cada característica con el TAC es modesta pero estadísticamente significativa (r ~0.12–0.18, p &lt; 0.001), siendo svm_max la que muestra la asociación univariada más fuerte.</w:t>
-      </w:r>
-    </w:p>
-    <w:p>
-      <w:pPr>
-        <w:spacing w:after="200" w:line="276" w:lineRule="auto"/>
-        <w:jc w:val="both"/>
-        <w:rPr>
-          <w:color w:val="000000" w:themeColor="text1"/>
-          <w:sz w:val="24"/>
-          <w:szCs w:val="24"/>
-        </w:rPr>
-      </w:pPr>
-      <w:r>
-        <w:rPr>
-          <w:color w:val="000000" w:themeColor="text1"/>
-          <w:sz w:val="24"/>
-          <w:szCs w:val="24"/>
-        </w:rPr>
-        <w:t xml:space="preserve">La Figura 1 es una cuadrícula que compara cada variable con todas las demás de un vistazo: la diagonal muestra la distribución propia de cada variable, por encima de la diagonal están los </w:t>
-      </w:r>
-      <w:r>
-        <w:rPr>
-          <w:color w:val="000000" w:themeColor="text1"/>
-          <w:sz w:val="24"/>
-          <w:szCs w:val="24"/>
-        </w:rPr>
-        <w:lastRenderedPageBreak/>
-        <w:t>números de correlación (−1 a +1), y por debajo de la diagonal están los diagramas de dispersión. Las cuatro características de movimiento casi siempre se mueven juntas porque todas son, en el fondo, distintas formas de medir el mismo movimiento oscilante — así que agregar más de ellas a un modelo no le enseña mucho nuevo. Su relación con el TAC es mucho más débil, lo que significa que el movimiento está solo ligeramente vinculado al nivel de intoxicación.</w:t>
-      </w:r>
-    </w:p>
-    <w:p>
-      <w:pPr>
-        <w:spacing w:before="120" w:after="60"/>
-        <w:jc w:val="center"/>
-        <w:rPr>
-          <w:color w:val="000000" w:themeColor="text1"/>
-          <w:sz w:val="24"/>
-          <w:szCs w:val="24"/>
-        </w:rPr>
-      </w:pPr>
-      <w:r>
-        <w:rPr>
-          <w:noProof/>
-          <w:color w:val="000000" w:themeColor="text1"/>
-          <w:sz w:val="24"/>
-          <w:szCs w:val="24"/>
-        </w:rPr>
-        <w:drawing>
-          <wp:inline distT="0" distB="0" distL="0" distR="0" wp14:anchorId="3CCADE41" wp14:editId="5D36E6B2">
-            <wp:extent cx="5835943" cy="3848431"/>
-            <wp:effectExtent l="0" t="0" r="0" b="0"/>
-            <wp:docPr id="131664771" name="Picture 131664771"/>
             <wp:cNvGraphicFramePr>
               <a:graphicFrameLocks xmlns:a="http://schemas.openxmlformats.org/drawingml/2006/main" noChangeAspect="1"/>
             </wp:cNvGraphicFramePr>
@@ -3773,6 +4403,253 @@
                   <pic:spPr bwMode="auto">
                     <a:xfrm>
                       <a:off x="0" y="0"/>
+                      <a:ext cx="5963098" cy="5963098"/>
+                    </a:xfrm>
+                    <a:prstGeom prst="rect">
+                      <a:avLst/>
+                    </a:prstGeom>
+                  </pic:spPr>
+                </pic:pic>
+              </a:graphicData>
+            </a:graphic>
+          </wp:inline>
+        </w:drawing>
+      </w:r>
+    </w:p>
+    <w:p>
+      <w:pPr>
+        <w:spacing w:after="200"/>
+        <w:ind w:right="261"/>
+        <w:jc w:val="center"/>
+        <w:rPr>
+          <w:color w:val="000000" w:themeColor="text1"/>
+          <w:sz w:val="24"/>
+          <w:szCs w:val="24"/>
+        </w:rPr>
+      </w:pPr>
+      <w:r>
+        <w:rPr>
+          <w:color w:val="000000" w:themeColor="text1"/>
+          <w:sz w:val="24"/>
+          <w:szCs w:val="24"/>
+        </w:rPr>
+        <w:t>Figura 1. Matriz de correlación y diagramas de dispersión por pares de las características de movimiento derivadas del acelerómetro (</w:t>
+      </w:r>
+      <w:proofErr w:type="spellStart"/>
+      <w:r>
+        <w:rPr>
+          <w:color w:val="000000" w:themeColor="text1"/>
+          <w:sz w:val="24"/>
+          <w:szCs w:val="24"/>
+        </w:rPr>
+        <w:t>svm_max</w:t>
+      </w:r>
+      <w:proofErr w:type="spellEnd"/>
+      <w:r>
+        <w:rPr>
+          <w:color w:val="000000" w:themeColor="text1"/>
+          <w:sz w:val="24"/>
+          <w:szCs w:val="24"/>
+        </w:rPr>
+        <w:t xml:space="preserve">, </w:t>
+      </w:r>
+      <w:proofErr w:type="spellStart"/>
+      <w:r>
+        <w:rPr>
+          <w:color w:val="000000" w:themeColor="text1"/>
+          <w:sz w:val="24"/>
+          <w:szCs w:val="24"/>
+        </w:rPr>
+        <w:t>x_std</w:t>
+      </w:r>
+      <w:proofErr w:type="spellEnd"/>
+      <w:r>
+        <w:rPr>
+          <w:color w:val="000000" w:themeColor="text1"/>
+          <w:sz w:val="24"/>
+          <w:szCs w:val="24"/>
+        </w:rPr>
+        <w:t xml:space="preserve">, </w:t>
+      </w:r>
+      <w:proofErr w:type="spellStart"/>
+      <w:r>
+        <w:rPr>
+          <w:color w:val="000000" w:themeColor="text1"/>
+          <w:sz w:val="24"/>
+          <w:szCs w:val="24"/>
+        </w:rPr>
+        <w:t>y_std</w:t>
+      </w:r>
+      <w:proofErr w:type="spellEnd"/>
+      <w:r>
+        <w:rPr>
+          <w:color w:val="000000" w:themeColor="text1"/>
+          <w:sz w:val="24"/>
+          <w:szCs w:val="24"/>
+        </w:rPr>
+        <w:t xml:space="preserve">, </w:t>
+      </w:r>
+      <w:proofErr w:type="spellStart"/>
+      <w:r>
+        <w:rPr>
+          <w:color w:val="000000" w:themeColor="text1"/>
+          <w:sz w:val="24"/>
+          <w:szCs w:val="24"/>
+        </w:rPr>
+        <w:t>z_std</w:t>
+      </w:r>
+      <w:proofErr w:type="spellEnd"/>
+      <w:r>
+        <w:rPr>
+          <w:color w:val="000000" w:themeColor="text1"/>
+          <w:sz w:val="24"/>
+          <w:szCs w:val="24"/>
+        </w:rPr>
+        <w:t>) y el contenido de alcohol transdérmico (TAC).</w:t>
+      </w:r>
+    </w:p>
+    <w:p>
+      <w:pPr>
+        <w:spacing w:after="200" w:line="276" w:lineRule="auto"/>
+        <w:ind w:right="261"/>
+        <w:jc w:val="both"/>
+        <w:rPr>
+          <w:b/>
+          <w:bCs/>
+          <w:i/>
+          <w:iCs/>
+          <w:color w:val="000000" w:themeColor="text1"/>
+          <w:sz w:val="24"/>
+          <w:szCs w:val="24"/>
+        </w:rPr>
+      </w:pPr>
+      <w:r>
+        <w:rPr>
+          <w:color w:val="000000" w:themeColor="text1"/>
+          <w:sz w:val="24"/>
+          <w:szCs w:val="24"/>
+        </w:rPr>
+        <w:t xml:space="preserve">Las cuatro características de intensidad de movimiento están extremadamente correlacionadas entre sí (r &gt; 0.88 en cada par), como era de esperarse ya que todas son estadísticas resumen de la misma señal triaxial subyacente dentro de la misma ventana de 10 segundos. La correlación de cada </w:t>
+      </w:r>
+      <w:r>
+        <w:rPr>
+          <w:color w:val="000000" w:themeColor="text1"/>
+          <w:sz w:val="24"/>
+          <w:szCs w:val="24"/>
+        </w:rPr>
+        <w:lastRenderedPageBreak/>
+        <w:t xml:space="preserve">característica con el TAC es modesta pero estadísticamente significativa (r ~0.12–0.18, p &lt; 0.001), siendo </w:t>
+      </w:r>
+      <w:proofErr w:type="spellStart"/>
+      <w:r>
+        <w:rPr>
+          <w:color w:val="000000" w:themeColor="text1"/>
+          <w:sz w:val="24"/>
+          <w:szCs w:val="24"/>
+        </w:rPr>
+        <w:t>svm_max</w:t>
+      </w:r>
+      <w:proofErr w:type="spellEnd"/>
+      <w:r>
+        <w:rPr>
+          <w:color w:val="000000" w:themeColor="text1"/>
+          <w:sz w:val="24"/>
+          <w:szCs w:val="24"/>
+        </w:rPr>
+        <w:t xml:space="preserve"> la que muestra la asociación </w:t>
+      </w:r>
+      <w:proofErr w:type="spellStart"/>
+      <w:r>
+        <w:rPr>
+          <w:color w:val="000000" w:themeColor="text1"/>
+          <w:sz w:val="24"/>
+          <w:szCs w:val="24"/>
+        </w:rPr>
+        <w:t>univariada</w:t>
+      </w:r>
+      <w:proofErr w:type="spellEnd"/>
+      <w:r>
+        <w:rPr>
+          <w:color w:val="000000" w:themeColor="text1"/>
+          <w:sz w:val="24"/>
+          <w:szCs w:val="24"/>
+        </w:rPr>
+        <w:t xml:space="preserve"> más fuerte.</w:t>
+      </w:r>
+    </w:p>
+    <w:p>
+      <w:pPr>
+        <w:spacing w:after="200" w:line="276" w:lineRule="auto"/>
+        <w:ind w:right="261"/>
+        <w:jc w:val="both"/>
+        <w:rPr>
+          <w:color w:val="000000" w:themeColor="text1"/>
+          <w:sz w:val="24"/>
+          <w:szCs w:val="24"/>
+        </w:rPr>
+      </w:pPr>
+      <w:r>
+        <w:rPr>
+          <w:color w:val="000000" w:themeColor="text1"/>
+          <w:sz w:val="24"/>
+          <w:szCs w:val="24"/>
+        </w:rPr>
+        <w:t xml:space="preserve">La Figura 1 es una cuadrícula que compara cada variable con todas las demás de un vistazo: la diagonal muestra la distribución propia de cada variable, por encima de la diagonal están los números de </w:t>
+      </w:r>
+      <w:r>
+        <w:rPr>
+          <w:color w:val="000000" w:themeColor="text1"/>
+          <w:sz w:val="24"/>
+          <w:szCs w:val="24"/>
+        </w:rPr>
+        <w:t>correlación (−1 a +1), y por debajo de la diagonal están los diagramas de dispersión. Las cuatro características de movimiento casi siempre se mueven juntas porque todas son, en el fondo, distintas formas de medir el mismo movimiento oscilante — así que agregar más de ellas a un modelo no le enseña mucho nuevo. Su relación con el TAC es mucho más débil, lo que significa que el movimiento está solo ligeramente vinculado al nivel de intoxicación.</w:t>
+      </w:r>
+    </w:p>
+    <w:p>
+      <w:pPr>
+        <w:spacing w:before="120" w:after="60"/>
+        <w:ind w:right="261"/>
+        <w:jc w:val="center"/>
+        <w:rPr>
+          <w:color w:val="000000" w:themeColor="text1"/>
+          <w:sz w:val="24"/>
+          <w:szCs w:val="24"/>
+        </w:rPr>
+      </w:pPr>
+      <w:r>
+        <w:rPr>
+          <w:noProof/>
+          <w:color w:val="000000" w:themeColor="text1"/>
+          <w:sz w:val="24"/>
+          <w:szCs w:val="24"/>
+        </w:rPr>
+        <w:drawing>
+          <wp:inline distT="0" distB="0" distL="0" distR="0" wp14:anchorId="3CCADE41" wp14:editId="5D36E6B2">
+            <wp:extent cx="5835943" cy="3848431"/>
+            <wp:effectExtent l="0" t="0" r="0" b="0"/>
+            <wp:docPr id="131664771" name="Picture 131664771"/>
+            <wp:cNvGraphicFramePr>
+              <a:graphicFrameLocks xmlns:a="http://schemas.openxmlformats.org/drawingml/2006/main" noChangeAspect="1"/>
+            </wp:cNvGraphicFramePr>
+            <a:graphic xmlns:a="http://schemas.openxmlformats.org/drawingml/2006/main">
+              <a:graphicData uri="http://schemas.openxmlformats.org/drawingml/2006/picture">
+                <pic:pic xmlns:pic="http://schemas.openxmlformats.org/drawingml/2006/picture">
+                  <pic:nvPicPr>
+                    <pic:cNvPr id="0" name=""/>
+                    <pic:cNvPicPr>
+                      <a:picLocks noChangeAspect="1" noChangeArrowheads="1"/>
+                    </pic:cNvPicPr>
+                  </pic:nvPicPr>
+                  <pic:blipFill>
+                    <a:blip r:embed="rId12"/>
+                    <a:srcRect/>
+                    <a:stretch>
+                      <a:fillRect/>
+                    </a:stretch>
+                  </pic:blipFill>
+                  <pic:spPr bwMode="auto">
+                    <a:xfrm>
+                      <a:off x="0" y="0"/>
                       <a:ext cx="5909385" cy="3896861"/>
                     </a:xfrm>
                     <a:prstGeom prst="rect">
@@ -3789,6 +4666,7 @@
     <w:p>
       <w:pPr>
         <w:spacing w:after="200"/>
+        <w:ind w:right="261"/>
         <w:jc w:val="center"/>
         <w:rPr>
           <w:color w:val="000000" w:themeColor="text1"/>
@@ -3802,12 +4680,31 @@
           <w:sz w:val="24"/>
           <w:szCs w:val="24"/>
         </w:rPr>
-        <w:t>Figura 2. Diagrama de regresión estándar para la regresión simple del TAC sobre svm_max.</w:t>
+        <w:t xml:space="preserve">Figura 2. Diagrama de regresión estándar para la regresión simple del TAC sobre </w:t>
+      </w:r>
+      <w:proofErr w:type="spellStart"/>
+      <w:r>
+        <w:rPr>
+          <w:color w:val="000000" w:themeColor="text1"/>
+          <w:sz w:val="24"/>
+          <w:szCs w:val="24"/>
+        </w:rPr>
+        <w:t>svm_max</w:t>
+      </w:r>
+      <w:proofErr w:type="spellEnd"/>
+      <w:r>
+        <w:rPr>
+          <w:color w:val="000000" w:themeColor="text1"/>
+          <w:sz w:val="24"/>
+          <w:szCs w:val="24"/>
+        </w:rPr>
+        <w:t>.</w:t>
       </w:r>
     </w:p>
     <w:p>
       <w:pPr>
         <w:spacing w:before="60" w:after="200"/>
+        <w:ind w:right="261"/>
         <w:jc w:val="both"/>
         <w:rPr>
           <w:color w:val="000000" w:themeColor="text1"/>
@@ -3826,22 +4723,27 @@
     </w:p>
     <w:p>
       <w:pPr>
-        <w:pStyle w:val="Heading1"/>
+        <w:pStyle w:val="Ttulo1"/>
         <w:numPr>
           <w:ilvl w:val="0"/>
           <w:numId w:val="2"/>
         </w:numPr>
         <w:spacing w:before="300" w:after="140"/>
-        <w:rPr>
-          <w:color w:val="000000" w:themeColor="text1"/>
-        </w:rPr>
-      </w:pPr>
-      <w:bookmarkStart w:id="4" w:name="_Toc238597930"/>
+        <w:ind w:left="0" w:right="261"/>
+        <w:rPr>
+          <w:color w:val="000000" w:themeColor="text1"/>
+          <w:sz w:val="24"/>
+          <w:szCs w:val="24"/>
+        </w:rPr>
+      </w:pPr>
+      <w:bookmarkStart w:id="4" w:name="_Toc238739816"/>
       <w:r>
         <w:rPr>
           <w:b/>
           <w:bCs/>
           <w:color w:val="000000" w:themeColor="text1"/>
+          <w:sz w:val="24"/>
+          <w:szCs w:val="24"/>
         </w:rPr>
         <w:t>Resultados y Discusión</w:t>
       </w:r>
@@ -3849,26 +4751,27 @@
     </w:p>
     <w:p>
       <w:pPr>
-        <w:pStyle w:val="Heading2"/>
+        <w:pStyle w:val="Ttulo2"/>
         <w:numPr>
           <w:ilvl w:val="1"/>
           <w:numId w:val="2"/>
         </w:numPr>
         <w:spacing w:before="220" w:after="110"/>
-        <w:rPr>
-          <w:color w:val="000000" w:themeColor="text1"/>
-          <w:sz w:val="28"/>
-          <w:szCs w:val="28"/>
-        </w:rPr>
-      </w:pPr>
-      <w:bookmarkStart w:id="5" w:name="_Toc238597931"/>
+        <w:ind w:left="0" w:right="261"/>
+        <w:rPr>
+          <w:color w:val="000000" w:themeColor="text1"/>
+          <w:sz w:val="24"/>
+          <w:szCs w:val="24"/>
+        </w:rPr>
+      </w:pPr>
+      <w:bookmarkStart w:id="5" w:name="_Toc238739817"/>
       <w:r>
         <w:rPr>
           <w:b/>
           <w:bCs/>
           <w:color w:val="000000" w:themeColor="text1"/>
-          <w:sz w:val="28"/>
-          <w:szCs w:val="28"/>
+          <w:sz w:val="24"/>
+          <w:szCs w:val="24"/>
         </w:rPr>
         <w:t>Metodología</w:t>
       </w:r>
@@ -3877,6 +4780,7 @@
     <w:p>
       <w:pPr>
         <w:spacing w:after="200" w:line="276" w:lineRule="auto"/>
+        <w:ind w:right="261"/>
         <w:jc w:val="both"/>
         <w:rPr>
           <w:b/>
@@ -3894,8 +4798,28 @@
           <w:sz w:val="24"/>
           <w:szCs w:val="24"/>
         </w:rPr>
-        <w:t xml:space="preserve">Los modelos de regresión simple (sobre la variable svm_max) y múltiple se ajustaron siguiendo el laboratorio de regresión lineal presentado en ISLP (James et al. 2023), usando </w:t>
-      </w:r>
+        <w:lastRenderedPageBreak/>
+        <w:t xml:space="preserve">Los modelos de regresión simple (sobre la variable </w:t>
+      </w:r>
+      <w:proofErr w:type="spellStart"/>
+      <w:r>
+        <w:rPr>
+          <w:color w:val="000000" w:themeColor="text1"/>
+          <w:sz w:val="24"/>
+          <w:szCs w:val="24"/>
+        </w:rPr>
+        <w:t>svm_max</w:t>
+      </w:r>
+      <w:proofErr w:type="spellEnd"/>
+      <w:r>
+        <w:rPr>
+          <w:color w:val="000000" w:themeColor="text1"/>
+          <w:sz w:val="24"/>
+          <w:szCs w:val="24"/>
+        </w:rPr>
+        <w:t xml:space="preserve">) y múltiple se ajustaron siguiendo el laboratorio de regresión lineal presentado en ISLP (James et al. 2023), usando </w:t>
+      </w:r>
+      <w:proofErr w:type="spellStart"/>
       <w:r>
         <w:rPr>
           <w:rFonts w:eastAsia="Courier New"/>
@@ -3905,18 +4829,38 @@
         </w:rPr>
         <w:t>statsmodels.api.OLS</w:t>
       </w:r>
-      <w:r>
-        <w:rPr>
-          <w:color w:val="000000" w:themeColor="text1"/>
-          <w:sz w:val="24"/>
-          <w:szCs w:val="24"/>
-        </w:rPr>
-        <w:t xml:space="preserve"> de Python. También se realizaron análisis de términos de interacción y polinómicos. La Figura 2 (arriba) ilustra el ajuste de regresión simple entre la magnitud máxima de movimiento (svm_max) y el TAC.</w:t>
+      <w:proofErr w:type="spellEnd"/>
+      <w:r>
+        <w:rPr>
+          <w:color w:val="000000" w:themeColor="text1"/>
+          <w:sz w:val="24"/>
+          <w:szCs w:val="24"/>
+        </w:rPr>
+        <w:t xml:space="preserve"> de Python. También se realizaron análisis de términos de interacción y polinómicos. La Figura 2 (arriba) ilustra el ajuste de regresión simple entre la magnitud máxima de movimiento (</w:t>
+      </w:r>
+      <w:proofErr w:type="spellStart"/>
+      <w:r>
+        <w:rPr>
+          <w:color w:val="000000" w:themeColor="text1"/>
+          <w:sz w:val="24"/>
+          <w:szCs w:val="24"/>
+        </w:rPr>
+        <w:t>svm_max</w:t>
+      </w:r>
+      <w:proofErr w:type="spellEnd"/>
+      <w:r>
+        <w:rPr>
+          <w:color w:val="000000" w:themeColor="text1"/>
+          <w:sz w:val="24"/>
+          <w:szCs w:val="24"/>
+        </w:rPr>
+        <w:t>) y el TAC.</w:t>
       </w:r>
     </w:p>
     <w:p>
       <w:pPr>
         <w:spacing w:after="200" w:line="276" w:lineRule="auto"/>
+        <w:ind w:right="261"/>
         <w:jc w:val="both"/>
         <w:rPr>
           <w:color w:val="000000" w:themeColor="text1"/>
@@ -3930,32 +4874,580 @@
           <w:sz w:val="24"/>
           <w:szCs w:val="24"/>
         </w:rPr>
-        <w:lastRenderedPageBreak/>
         <w:t>No ajustamos un solo modelo — ajustamos cuatro, cada uno un poco más sofisticado que el anterior, para ver cuánto mejoran las predicciones a medida que añadimos complejidad.</w:t>
       </w:r>
     </w:p>
     <w:p>
       <w:pPr>
-        <w:pStyle w:val="Heading2"/>
+        <w:pStyle w:val="Prrafodelista"/>
+        <w:numPr>
+          <w:ilvl w:val="0"/>
+          <w:numId w:val="5"/>
+        </w:numPr>
+        <w:spacing w:after="200" w:line="276" w:lineRule="auto"/>
+        <w:ind w:right="261"/>
+        <w:jc w:val="both"/>
+        <w:rPr>
+          <w:color w:val="000000" w:themeColor="text1"/>
+          <w:sz w:val="24"/>
+          <w:szCs w:val="24"/>
+        </w:rPr>
+      </w:pPr>
+      <w:r>
+        <w:rPr>
+          <w:b/>
+          <w:bCs/>
+          <w:color w:val="000000" w:themeColor="text1"/>
+          <w:sz w:val="24"/>
+          <w:szCs w:val="24"/>
+        </w:rPr>
+        <w:t>Modelo M1 (Simple):</w:t>
+      </w:r>
+      <w:r>
+        <w:rPr>
+          <w:color w:val="000000" w:themeColor="text1"/>
+          <w:sz w:val="24"/>
+          <w:szCs w:val="24"/>
+        </w:rPr>
+        <w:t> Línea base</w:t>
+      </w:r>
+    </w:p>
+    <w:p>
+      <w:pPr>
+        <w:spacing w:after="200" w:line="276" w:lineRule="auto"/>
+        <w:ind w:right="261"/>
+        <w:jc w:val="both"/>
+        <w:rPr>
+          <w:color w:val="000000" w:themeColor="text1"/>
+          <w:sz w:val="24"/>
+          <w:szCs w:val="24"/>
+        </w:rPr>
+      </w:pPr>
+      <w:r>
+        <w:rPr>
+          <w:color w:val="000000" w:themeColor="text1"/>
+          <w:sz w:val="24"/>
+          <w:szCs w:val="24"/>
+        </w:rPr>
+        <w:t>TAC =</w:t>
+      </w:r>
+      <w:r>
+        <w:rPr>
+          <w:color w:val="000000" w:themeColor="text1"/>
+          <w:sz w:val="22"/>
+          <w:szCs w:val="22"/>
+        </w:rPr>
+        <w:t xml:space="preserve"> β₀ + β₁·</w:t>
+      </w:r>
+      <w:proofErr w:type="spellStart"/>
+      <w:r>
+        <w:rPr>
+          <w:color w:val="000000" w:themeColor="text1"/>
+          <w:sz w:val="22"/>
+          <w:szCs w:val="22"/>
+        </w:rPr>
+        <w:t>svm_max</w:t>
+      </w:r>
+      <w:proofErr w:type="spellEnd"/>
+      <w:r>
+        <w:rPr>
+          <w:color w:val="000000" w:themeColor="text1"/>
+          <w:sz w:val="22"/>
+          <w:szCs w:val="22"/>
+        </w:rPr>
+        <w:t xml:space="preserve"> + ε</w:t>
+      </w:r>
+    </w:p>
+    <w:p>
+      <w:pPr>
+        <w:pStyle w:val="Prrafodelista"/>
+        <w:numPr>
+          <w:ilvl w:val="0"/>
+          <w:numId w:val="5"/>
+        </w:numPr>
+        <w:spacing w:after="200" w:line="276" w:lineRule="auto"/>
+        <w:ind w:right="261"/>
+        <w:jc w:val="both"/>
+        <w:rPr>
+          <w:color w:val="000000" w:themeColor="text1"/>
+          <w:sz w:val="24"/>
+          <w:szCs w:val="24"/>
+        </w:rPr>
+      </w:pPr>
+      <w:r>
+        <w:rPr>
+          <w:b/>
+          <w:bCs/>
+          <w:color w:val="000000" w:themeColor="text1"/>
+          <w:sz w:val="24"/>
+          <w:szCs w:val="24"/>
+        </w:rPr>
+        <w:t>Modelo M2 (Múltiple):</w:t>
+      </w:r>
+      <w:r>
+        <w:rPr>
+          <w:color w:val="000000" w:themeColor="text1"/>
+          <w:sz w:val="24"/>
+          <w:szCs w:val="24"/>
+        </w:rPr>
+        <w:t> Añade variabilidad por eje y tipo de teléfono</w:t>
+      </w:r>
+    </w:p>
+    <w:p>
+      <w:pPr>
+        <w:spacing w:after="200" w:line="276" w:lineRule="auto"/>
+        <w:ind w:right="261"/>
+        <w:jc w:val="both"/>
+        <w:rPr>
+          <w:color w:val="000000" w:themeColor="text1"/>
+          <w:sz w:val="24"/>
+          <w:szCs w:val="24"/>
+        </w:rPr>
+      </w:pPr>
+      <w:r>
+        <w:rPr>
+          <w:color w:val="000000" w:themeColor="text1"/>
+          <w:sz w:val="24"/>
+          <w:szCs w:val="24"/>
+        </w:rPr>
+        <w:t>TAC =</w:t>
+      </w:r>
+      <w:r>
+        <w:rPr>
+          <w:color w:val="000000" w:themeColor="text1"/>
+          <w:sz w:val="22"/>
+          <w:szCs w:val="22"/>
+        </w:rPr>
+        <w:t xml:space="preserve"> β₀ + β₁·</w:t>
+      </w:r>
+      <w:proofErr w:type="spellStart"/>
+      <w:r>
+        <w:rPr>
+          <w:color w:val="000000" w:themeColor="text1"/>
+          <w:sz w:val="22"/>
+          <w:szCs w:val="22"/>
+        </w:rPr>
+        <w:t>svm_max</w:t>
+      </w:r>
+      <w:proofErr w:type="spellEnd"/>
+      <w:r>
+        <w:rPr>
+          <w:color w:val="000000" w:themeColor="text1"/>
+          <w:sz w:val="22"/>
+          <w:szCs w:val="22"/>
+        </w:rPr>
+        <w:t xml:space="preserve"> + β₂·</w:t>
+      </w:r>
+      <w:proofErr w:type="spellStart"/>
+      <w:r>
+        <w:rPr>
+          <w:color w:val="000000" w:themeColor="text1"/>
+          <w:sz w:val="22"/>
+          <w:szCs w:val="22"/>
+        </w:rPr>
+        <w:t>x_std</w:t>
+      </w:r>
+      <w:proofErr w:type="spellEnd"/>
+      <w:r>
+        <w:rPr>
+          <w:color w:val="000000" w:themeColor="text1"/>
+          <w:sz w:val="22"/>
+          <w:szCs w:val="22"/>
+        </w:rPr>
+        <w:t xml:space="preserve"> + β₃·</w:t>
+      </w:r>
+      <w:proofErr w:type="spellStart"/>
+      <w:r>
+        <w:rPr>
+          <w:color w:val="000000" w:themeColor="text1"/>
+          <w:sz w:val="22"/>
+          <w:szCs w:val="22"/>
+        </w:rPr>
+        <w:t>y_std</w:t>
+      </w:r>
+      <w:proofErr w:type="spellEnd"/>
+      <w:r>
+        <w:rPr>
+          <w:color w:val="000000" w:themeColor="text1"/>
+          <w:sz w:val="22"/>
+          <w:szCs w:val="22"/>
+        </w:rPr>
+        <w:t xml:space="preserve"> + β₄·</w:t>
+      </w:r>
+      <w:proofErr w:type="spellStart"/>
+      <w:r>
+        <w:rPr>
+          <w:color w:val="000000" w:themeColor="text1"/>
+          <w:sz w:val="22"/>
+          <w:szCs w:val="22"/>
+        </w:rPr>
+        <w:t>z_std</w:t>
+      </w:r>
+      <w:proofErr w:type="spellEnd"/>
+      <w:r>
+        <w:rPr>
+          <w:color w:val="000000" w:themeColor="text1"/>
+          <w:sz w:val="22"/>
+          <w:szCs w:val="22"/>
+        </w:rPr>
+        <w:t xml:space="preserve"> + β₅·</w:t>
+      </w:r>
+      <w:proofErr w:type="spellStart"/>
+      <w:r>
+        <w:rPr>
+          <w:color w:val="000000" w:themeColor="text1"/>
+          <w:sz w:val="22"/>
+          <w:szCs w:val="22"/>
+        </w:rPr>
+        <w:t>phonetype_Android</w:t>
+      </w:r>
+      <w:proofErr w:type="spellEnd"/>
+      <w:r>
+        <w:rPr>
+          <w:color w:val="000000" w:themeColor="text1"/>
+          <w:sz w:val="22"/>
+          <w:szCs w:val="22"/>
+        </w:rPr>
+        <w:t xml:space="preserve"> </w:t>
+      </w:r>
+      <w:r>
+        <w:rPr>
+          <w:color w:val="000000" w:themeColor="text1"/>
+          <w:sz w:val="24"/>
+          <w:szCs w:val="24"/>
+        </w:rPr>
+        <w:t>+ ε</w:t>
+      </w:r>
+    </w:p>
+    <w:p>
+      <w:pPr>
+        <w:pStyle w:val="Prrafodelista"/>
+        <w:numPr>
+          <w:ilvl w:val="0"/>
+          <w:numId w:val="5"/>
+        </w:numPr>
+        <w:spacing w:after="200" w:line="276" w:lineRule="auto"/>
+        <w:ind w:right="261"/>
+        <w:jc w:val="both"/>
+        <w:rPr>
+          <w:color w:val="000000" w:themeColor="text1"/>
+          <w:sz w:val="24"/>
+          <w:szCs w:val="24"/>
+        </w:rPr>
+      </w:pPr>
+      <w:r>
+        <w:rPr>
+          <w:b/>
+          <w:bCs/>
+          <w:color w:val="000000" w:themeColor="text1"/>
+          <w:sz w:val="24"/>
+          <w:szCs w:val="24"/>
+        </w:rPr>
+        <w:t>Modelo M3 (Interacción):</w:t>
+      </w:r>
+      <w:r>
+        <w:rPr>
+          <w:color w:val="000000" w:themeColor="text1"/>
+          <w:sz w:val="24"/>
+          <w:szCs w:val="24"/>
+        </w:rPr>
+        <w:t> Permite que el efecto de </w:t>
+      </w:r>
+      <w:proofErr w:type="spellStart"/>
+      <w:r>
+        <w:rPr>
+          <w:color w:val="000000" w:themeColor="text1"/>
+          <w:sz w:val="24"/>
+          <w:szCs w:val="24"/>
+        </w:rPr>
+        <w:t>svm_max</w:t>
+      </w:r>
+      <w:proofErr w:type="spellEnd"/>
+      <w:r>
+        <w:rPr>
+          <w:color w:val="000000" w:themeColor="text1"/>
+          <w:sz w:val="24"/>
+          <w:szCs w:val="24"/>
+        </w:rPr>
+        <w:t> difiera por tipo de teléfono</w:t>
+      </w:r>
+    </w:p>
+    <w:p>
+      <w:pPr>
+        <w:spacing w:after="200" w:line="276" w:lineRule="auto"/>
+        <w:ind w:right="261"/>
+        <w:jc w:val="both"/>
+        <w:rPr>
+          <w:color w:val="000000" w:themeColor="text1"/>
+          <w:sz w:val="24"/>
+          <w:szCs w:val="24"/>
+        </w:rPr>
+      </w:pPr>
+      <w:r>
+        <w:rPr>
+          <w:color w:val="000000" w:themeColor="text1"/>
+          <w:sz w:val="24"/>
+          <w:szCs w:val="24"/>
+        </w:rPr>
+        <w:t xml:space="preserve">TAC = </w:t>
+      </w:r>
+      <w:r>
+        <w:rPr>
+          <w:color w:val="000000" w:themeColor="text1"/>
+          <w:sz w:val="22"/>
+          <w:szCs w:val="22"/>
+        </w:rPr>
+        <w:t>β₀ + β₁·</w:t>
+      </w:r>
+      <w:proofErr w:type="spellStart"/>
+      <w:r>
+        <w:rPr>
+          <w:color w:val="000000" w:themeColor="text1"/>
+          <w:sz w:val="22"/>
+          <w:szCs w:val="22"/>
+        </w:rPr>
+        <w:t>svm_max</w:t>
+      </w:r>
+      <w:proofErr w:type="spellEnd"/>
+      <w:r>
+        <w:rPr>
+          <w:color w:val="000000" w:themeColor="text1"/>
+          <w:sz w:val="22"/>
+          <w:szCs w:val="22"/>
+        </w:rPr>
+        <w:t xml:space="preserve"> + β₂·</w:t>
+      </w:r>
+      <w:proofErr w:type="spellStart"/>
+      <w:r>
+        <w:rPr>
+          <w:color w:val="000000" w:themeColor="text1"/>
+          <w:sz w:val="22"/>
+          <w:szCs w:val="22"/>
+        </w:rPr>
+        <w:t>phonetype_Android</w:t>
+      </w:r>
+      <w:proofErr w:type="spellEnd"/>
+      <w:r>
+        <w:rPr>
+          <w:color w:val="000000" w:themeColor="text1"/>
+          <w:sz w:val="22"/>
+          <w:szCs w:val="22"/>
+        </w:rPr>
+        <w:t xml:space="preserve"> + β₃·(</w:t>
+      </w:r>
+      <w:proofErr w:type="spellStart"/>
+      <w:r>
+        <w:rPr>
+          <w:color w:val="000000" w:themeColor="text1"/>
+          <w:sz w:val="22"/>
+          <w:szCs w:val="22"/>
+        </w:rPr>
+        <w:t>svm_max</w:t>
+      </w:r>
+      <w:proofErr w:type="spellEnd"/>
+      <w:r>
+        <w:rPr>
+          <w:color w:val="000000" w:themeColor="text1"/>
+          <w:sz w:val="22"/>
+          <w:szCs w:val="22"/>
+        </w:rPr>
+        <w:t xml:space="preserve"> × </w:t>
+      </w:r>
+      <w:proofErr w:type="spellStart"/>
+      <w:r>
+        <w:rPr>
+          <w:color w:val="000000" w:themeColor="text1"/>
+          <w:sz w:val="22"/>
+          <w:szCs w:val="22"/>
+        </w:rPr>
+        <w:t>phonetype_Android</w:t>
+      </w:r>
+      <w:proofErr w:type="spellEnd"/>
+      <w:r>
+        <w:rPr>
+          <w:color w:val="000000" w:themeColor="text1"/>
+          <w:sz w:val="22"/>
+          <w:szCs w:val="22"/>
+        </w:rPr>
+        <w:t>) + ε</w:t>
+      </w:r>
+    </w:p>
+    <w:p>
+      <w:pPr>
+        <w:pStyle w:val="Prrafodelista"/>
+        <w:numPr>
+          <w:ilvl w:val="0"/>
+          <w:numId w:val="5"/>
+        </w:numPr>
+        <w:spacing w:after="200" w:line="276" w:lineRule="auto"/>
+        <w:ind w:right="261"/>
+        <w:jc w:val="both"/>
+        <w:rPr>
+          <w:color w:val="000000" w:themeColor="text1"/>
+          <w:sz w:val="24"/>
+          <w:szCs w:val="24"/>
+        </w:rPr>
+      </w:pPr>
+      <w:r>
+        <w:rPr>
+          <w:b/>
+          <w:bCs/>
+          <w:color w:val="000000" w:themeColor="text1"/>
+          <w:sz w:val="24"/>
+          <w:szCs w:val="24"/>
+        </w:rPr>
+        <w:t>Modelo M4 (Polinómico):</w:t>
+      </w:r>
+      <w:r>
+        <w:rPr>
+          <w:color w:val="000000" w:themeColor="text1"/>
+          <w:sz w:val="24"/>
+          <w:szCs w:val="24"/>
+        </w:rPr>
+        <w:t> Añade término cuadrático para capturar no-linealidad</w:t>
+      </w:r>
+    </w:p>
+    <w:p>
+      <w:pPr>
+        <w:spacing w:after="200" w:line="276" w:lineRule="auto"/>
+        <w:ind w:right="261"/>
+        <w:jc w:val="both"/>
+        <w:rPr>
+          <w:color w:val="000000" w:themeColor="text1"/>
+          <w:sz w:val="24"/>
+          <w:szCs w:val="24"/>
+        </w:rPr>
+      </w:pPr>
+      <w:r>
+        <w:rPr>
+          <w:color w:val="000000" w:themeColor="text1"/>
+          <w:sz w:val="24"/>
+          <w:szCs w:val="24"/>
+        </w:rPr>
+        <w:t>TAC =</w:t>
+      </w:r>
+      <w:r>
+        <w:rPr>
+          <w:color w:val="000000" w:themeColor="text1"/>
+          <w:sz w:val="22"/>
+          <w:szCs w:val="22"/>
+        </w:rPr>
+        <w:t xml:space="preserve"> β₀ + β₁·</w:t>
+      </w:r>
+      <w:proofErr w:type="spellStart"/>
+      <w:r>
+        <w:rPr>
+          <w:color w:val="000000" w:themeColor="text1"/>
+          <w:sz w:val="22"/>
+          <w:szCs w:val="22"/>
+        </w:rPr>
+        <w:t>svm_max</w:t>
+      </w:r>
+      <w:proofErr w:type="spellEnd"/>
+      <w:r>
+        <w:rPr>
+          <w:color w:val="000000" w:themeColor="text1"/>
+          <w:sz w:val="22"/>
+          <w:szCs w:val="22"/>
+        </w:rPr>
+        <w:t xml:space="preserve"> + β₂·svm_max² + β₃·</w:t>
+      </w:r>
+      <w:proofErr w:type="spellStart"/>
+      <w:r>
+        <w:rPr>
+          <w:color w:val="000000" w:themeColor="text1"/>
+          <w:sz w:val="22"/>
+          <w:szCs w:val="22"/>
+        </w:rPr>
+        <w:t>x_std</w:t>
+      </w:r>
+      <w:proofErr w:type="spellEnd"/>
+      <w:r>
+        <w:rPr>
+          <w:color w:val="000000" w:themeColor="text1"/>
+          <w:sz w:val="22"/>
+          <w:szCs w:val="22"/>
+        </w:rPr>
+        <w:t xml:space="preserve"> + β₄·</w:t>
+      </w:r>
+      <w:proofErr w:type="spellStart"/>
+      <w:r>
+        <w:rPr>
+          <w:color w:val="000000" w:themeColor="text1"/>
+          <w:sz w:val="22"/>
+          <w:szCs w:val="22"/>
+        </w:rPr>
+        <w:t>y_std</w:t>
+      </w:r>
+      <w:proofErr w:type="spellEnd"/>
+      <w:r>
+        <w:rPr>
+          <w:color w:val="000000" w:themeColor="text1"/>
+          <w:sz w:val="22"/>
+          <w:szCs w:val="22"/>
+        </w:rPr>
+        <w:t xml:space="preserve"> + β₅·</w:t>
+      </w:r>
+      <w:proofErr w:type="spellStart"/>
+      <w:r>
+        <w:rPr>
+          <w:color w:val="000000" w:themeColor="text1"/>
+          <w:sz w:val="22"/>
+          <w:szCs w:val="22"/>
+        </w:rPr>
+        <w:t>z_std</w:t>
+      </w:r>
+      <w:proofErr w:type="spellEnd"/>
+      <w:r>
+        <w:rPr>
+          <w:color w:val="000000" w:themeColor="text1"/>
+          <w:sz w:val="22"/>
+          <w:szCs w:val="22"/>
+        </w:rPr>
+        <w:t xml:space="preserve"> + β₆·</w:t>
+      </w:r>
+      <w:proofErr w:type="spellStart"/>
+      <w:r>
+        <w:rPr>
+          <w:color w:val="000000" w:themeColor="text1"/>
+          <w:sz w:val="22"/>
+          <w:szCs w:val="22"/>
+        </w:rPr>
+        <w:t>phonetype_Android</w:t>
+      </w:r>
+      <w:proofErr w:type="spellEnd"/>
+      <w:r>
+        <w:rPr>
+          <w:color w:val="000000" w:themeColor="text1"/>
+          <w:sz w:val="22"/>
+          <w:szCs w:val="22"/>
+        </w:rPr>
+        <w:t xml:space="preserve"> + ε</w:t>
+      </w:r>
+    </w:p>
+    <w:p>
+      <w:pPr>
+        <w:pStyle w:val="Ttulo2"/>
         <w:numPr>
           <w:ilvl w:val="1"/>
           <w:numId w:val="2"/>
         </w:numPr>
         <w:spacing w:before="220" w:after="110"/>
-        <w:rPr>
-          <w:color w:val="000000" w:themeColor="text1"/>
-          <w:sz w:val="28"/>
-          <w:szCs w:val="28"/>
-        </w:rPr>
-      </w:pPr>
-      <w:bookmarkStart w:id="6" w:name="_Toc238597932"/>
+        <w:ind w:left="0" w:right="261"/>
+        <w:rPr>
+          <w:color w:val="000000" w:themeColor="text1"/>
+          <w:sz w:val="24"/>
+          <w:szCs w:val="24"/>
+        </w:rPr>
+      </w:pPr>
+      <w:bookmarkStart w:id="6" w:name="_Toc238739818"/>
       <w:r>
         <w:rPr>
           <w:b/>
           <w:bCs/>
           <w:color w:val="000000" w:themeColor="text1"/>
-          <w:sz w:val="28"/>
-          <w:szCs w:val="28"/>
+          <w:sz w:val="24"/>
+          <w:szCs w:val="24"/>
         </w:rPr>
         <w:t>Comparación de Modelos</w:t>
       </w:r>
@@ -3964,6 +5456,7 @@
     <w:p>
       <w:pPr>
         <w:spacing w:after="200" w:line="276" w:lineRule="auto"/>
+        <w:ind w:right="261"/>
         <w:jc w:val="both"/>
         <w:rPr>
           <w:b/>
@@ -3987,6 +5480,7 @@
     <w:p>
       <w:pPr>
         <w:spacing w:after="200" w:line="276" w:lineRule="auto"/>
+        <w:ind w:right="261"/>
         <w:jc w:val="both"/>
         <w:rPr>
           <w:color w:val="000000" w:themeColor="text1"/>
@@ -4005,15 +5499,16 @@
     </w:p>
     <w:p>
       <w:pPr>
-        <w:pStyle w:val="Heading2"/>
+        <w:pStyle w:val="Ttulo2"/>
         <w:spacing w:before="220" w:after="110"/>
-        <w:rPr>
-          <w:color w:val="000000" w:themeColor="text1"/>
-          <w:sz w:val="24"/>
-          <w:szCs w:val="24"/>
-        </w:rPr>
-      </w:pPr>
-      <w:bookmarkStart w:id="7" w:name="_Toc238597933"/>
+        <w:ind w:right="261"/>
+        <w:rPr>
+          <w:color w:val="000000" w:themeColor="text1"/>
+          <w:sz w:val="24"/>
+          <w:szCs w:val="24"/>
+        </w:rPr>
+      </w:pPr>
+      <w:bookmarkStart w:id="7" w:name="_Toc238739819"/>
       <w:r>
         <w:rPr>
           <w:b/>
@@ -4069,6 +5564,7 @@
           </w:tcPr>
           <w:p>
             <w:pPr>
+              <w:ind w:right="261"/>
               <w:jc w:val="center"/>
               <w:rPr>
                 <w:color w:val="FFFFFF" w:themeColor="background1"/>
@@ -4102,6 +5598,7 @@
           </w:tcPr>
           <w:p>
             <w:pPr>
+              <w:ind w:right="261"/>
               <w:jc w:val="center"/>
               <w:rPr>
                 <w:color w:val="FFFFFF" w:themeColor="background1"/>
@@ -4135,6 +5632,7 @@
           </w:tcPr>
           <w:p>
             <w:pPr>
+              <w:ind w:right="261"/>
               <w:jc w:val="center"/>
               <w:rPr>
                 <w:color w:val="FFFFFF" w:themeColor="background1"/>
@@ -4168,6 +5666,7 @@
           </w:tcPr>
           <w:p>
             <w:pPr>
+              <w:ind w:right="261"/>
               <w:jc w:val="center"/>
               <w:rPr>
                 <w:color w:val="FFFFFF" w:themeColor="background1"/>
@@ -4201,6 +5700,7 @@
           </w:tcPr>
           <w:p>
             <w:pPr>
+              <w:ind w:right="261"/>
               <w:jc w:val="center"/>
               <w:rPr>
                 <w:color w:val="FFFFFF" w:themeColor="background1"/>
@@ -4238,6 +5738,7 @@
           </w:tcPr>
           <w:p>
             <w:pPr>
+              <w:ind w:right="261"/>
               <w:rPr>
                 <w:color w:val="000000" w:themeColor="text1"/>
                 <w:sz w:val="24"/>
@@ -4267,6 +5768,7 @@
           </w:tcPr>
           <w:p>
             <w:pPr>
+              <w:ind w:right="261"/>
               <w:jc w:val="center"/>
               <w:rPr>
                 <w:color w:val="000000" w:themeColor="text1"/>
@@ -4297,6 +5799,7 @@
           </w:tcPr>
           <w:p>
             <w:pPr>
+              <w:ind w:right="261"/>
               <w:jc w:val="center"/>
               <w:rPr>
                 <w:color w:val="000000" w:themeColor="text1"/>
@@ -4327,6 +5830,7 @@
           </w:tcPr>
           <w:p>
             <w:pPr>
+              <w:ind w:right="261"/>
               <w:jc w:val="center"/>
               <w:rPr>
                 <w:color w:val="000000" w:themeColor="text1"/>
@@ -4357,6 +5861,7 @@
           </w:tcPr>
           <w:p>
             <w:pPr>
+              <w:ind w:right="261"/>
               <w:jc w:val="center"/>
               <w:rPr>
                 <w:color w:val="000000" w:themeColor="text1"/>
@@ -4393,6 +5898,7 @@
           </w:tcPr>
           <w:p>
             <w:pPr>
+              <w:ind w:right="261"/>
               <w:rPr>
                 <w:color w:val="000000" w:themeColor="text1"/>
                 <w:sz w:val="24"/>
@@ -4415,6 +5921,7 @@
           </w:tcPr>
           <w:p>
             <w:pPr>
+              <w:ind w:right="261"/>
               <w:jc w:val="center"/>
               <w:rPr>
                 <w:color w:val="000000" w:themeColor="text1"/>
@@ -4446,6 +5953,7 @@
           </w:tcPr>
           <w:p>
             <w:pPr>
+              <w:ind w:right="261"/>
               <w:jc w:val="center"/>
               <w:rPr>
                 <w:color w:val="000000" w:themeColor="text1"/>
@@ -4477,6 +5985,7 @@
           </w:tcPr>
           <w:p>
             <w:pPr>
+              <w:ind w:right="261"/>
               <w:jc w:val="center"/>
               <w:rPr>
                 <w:color w:val="000000" w:themeColor="text1"/>
@@ -4508,6 +6017,7 @@
           </w:tcPr>
           <w:p>
             <w:pPr>
+              <w:ind w:right="261"/>
               <w:jc w:val="center"/>
               <w:rPr>
                 <w:color w:val="000000" w:themeColor="text1"/>
@@ -4543,12 +6053,14 @@
           </w:tcPr>
           <w:p>
             <w:pPr>
-              <w:rPr>
-                <w:color w:val="000000" w:themeColor="text1"/>
-                <w:sz w:val="24"/>
-                <w:szCs w:val="24"/>
-              </w:rPr>
-            </w:pPr>
+              <w:ind w:right="261"/>
+              <w:rPr>
+                <w:color w:val="000000" w:themeColor="text1"/>
+                <w:sz w:val="24"/>
+                <w:szCs w:val="24"/>
+              </w:rPr>
+            </w:pPr>
+            <w:proofErr w:type="spellStart"/>
             <w:r>
               <w:rPr>
                 <w:color w:val="000000" w:themeColor="text1"/>
@@ -4557,6 +6069,7 @@
               </w:rPr>
               <w:t>svm_max</w:t>
             </w:r>
+            <w:proofErr w:type="spellEnd"/>
           </w:p>
         </w:tc>
         <w:tc>
@@ -4572,6 +6085,7 @@
           </w:tcPr>
           <w:p>
             <w:pPr>
+              <w:ind w:right="261"/>
               <w:jc w:val="center"/>
               <w:rPr>
                 <w:color w:val="000000" w:themeColor="text1"/>
@@ -4602,6 +6116,7 @@
           </w:tcPr>
           <w:p>
             <w:pPr>
+              <w:ind w:right="261"/>
               <w:jc w:val="center"/>
               <w:rPr>
                 <w:color w:val="000000" w:themeColor="text1"/>
@@ -4632,6 +6147,7 @@
           </w:tcPr>
           <w:p>
             <w:pPr>
+              <w:ind w:right="261"/>
               <w:jc w:val="center"/>
               <w:rPr>
                 <w:color w:val="000000" w:themeColor="text1"/>
@@ -4662,6 +6178,7 @@
           </w:tcPr>
           <w:p>
             <w:pPr>
+              <w:ind w:right="261"/>
               <w:jc w:val="center"/>
               <w:rPr>
                 <w:color w:val="000000" w:themeColor="text1"/>
@@ -4698,6 +6215,7 @@
           </w:tcPr>
           <w:p>
             <w:pPr>
+              <w:ind w:right="261"/>
               <w:rPr>
                 <w:color w:val="000000" w:themeColor="text1"/>
                 <w:sz w:val="24"/>
@@ -4720,6 +6238,7 @@
           </w:tcPr>
           <w:p>
             <w:pPr>
+              <w:ind w:right="261"/>
               <w:jc w:val="center"/>
               <w:rPr>
                 <w:color w:val="000000" w:themeColor="text1"/>
@@ -4751,6 +6270,7 @@
           </w:tcPr>
           <w:p>
             <w:pPr>
+              <w:ind w:right="261"/>
               <w:jc w:val="center"/>
               <w:rPr>
                 <w:color w:val="000000" w:themeColor="text1"/>
@@ -4782,6 +6302,7 @@
           </w:tcPr>
           <w:p>
             <w:pPr>
+              <w:ind w:right="261"/>
               <w:jc w:val="center"/>
               <w:rPr>
                 <w:color w:val="000000" w:themeColor="text1"/>
@@ -4813,6 +6334,7 @@
           </w:tcPr>
           <w:p>
             <w:pPr>
+              <w:ind w:right="261"/>
               <w:jc w:val="center"/>
               <w:rPr>
                 <w:color w:val="000000" w:themeColor="text1"/>
@@ -4848,20 +6370,24 @@
           </w:tcPr>
           <w:p>
             <w:pPr>
-              <w:rPr>
-                <w:color w:val="000000" w:themeColor="text1"/>
-                <w:sz w:val="24"/>
-                <w:szCs w:val="24"/>
-              </w:rPr>
-            </w:pPr>
-            <w:r>
-              <w:rPr>
-                <w:color w:val="000000" w:themeColor="text1"/>
-                <w:sz w:val="24"/>
-                <w:szCs w:val="24"/>
-              </w:rPr>
+              <w:ind w:right="261"/>
+              <w:rPr>
+                <w:color w:val="000000" w:themeColor="text1"/>
+                <w:sz w:val="24"/>
+                <w:szCs w:val="24"/>
+              </w:rPr>
+            </w:pPr>
+            <w:proofErr w:type="spellStart"/>
+            <w:r>
+              <w:rPr>
+                <w:color w:val="000000" w:themeColor="text1"/>
+                <w:sz w:val="24"/>
+                <w:szCs w:val="24"/>
+              </w:rPr>
+              <w:lastRenderedPageBreak/>
               <w:t>x_std</w:t>
             </w:r>
+            <w:proofErr w:type="spellEnd"/>
           </w:p>
         </w:tc>
         <w:tc>
@@ -4877,6 +6403,7 @@
           </w:tcPr>
           <w:p>
             <w:pPr>
+              <w:ind w:right="261"/>
               <w:jc w:val="center"/>
               <w:rPr>
                 <w:color w:val="000000" w:themeColor="text1"/>
@@ -4907,6 +6434,7 @@
           </w:tcPr>
           <w:p>
             <w:pPr>
+              <w:ind w:right="261"/>
               <w:jc w:val="center"/>
               <w:rPr>
                 <w:color w:val="000000" w:themeColor="text1"/>
@@ -4937,6 +6465,7 @@
           </w:tcPr>
           <w:p>
             <w:pPr>
+              <w:ind w:right="261"/>
               <w:jc w:val="center"/>
               <w:rPr>
                 <w:color w:val="000000" w:themeColor="text1"/>
@@ -4967,6 +6496,7 @@
           </w:tcPr>
           <w:p>
             <w:pPr>
+              <w:ind w:right="261"/>
               <w:jc w:val="center"/>
               <w:rPr>
                 <w:color w:val="000000" w:themeColor="text1"/>
@@ -5003,6 +6533,7 @@
           </w:tcPr>
           <w:p>
             <w:pPr>
+              <w:ind w:right="261"/>
               <w:rPr>
                 <w:color w:val="000000" w:themeColor="text1"/>
                 <w:sz w:val="24"/>
@@ -5025,6 +6556,7 @@
           </w:tcPr>
           <w:p>
             <w:pPr>
+              <w:ind w:right="261"/>
               <w:jc w:val="center"/>
               <w:rPr>
                 <w:color w:val="000000" w:themeColor="text1"/>
@@ -5048,6 +6580,7 @@
           </w:tcPr>
           <w:p>
             <w:pPr>
+              <w:ind w:right="261"/>
               <w:jc w:val="center"/>
               <w:rPr>
                 <w:color w:val="000000" w:themeColor="text1"/>
@@ -5079,6 +6612,7 @@
           </w:tcPr>
           <w:p>
             <w:pPr>
+              <w:ind w:right="261"/>
               <w:jc w:val="center"/>
               <w:rPr>
                 <w:color w:val="000000" w:themeColor="text1"/>
@@ -5102,6 +6636,7 @@
           </w:tcPr>
           <w:p>
             <w:pPr>
+              <w:ind w:right="261"/>
               <w:jc w:val="center"/>
               <w:rPr>
                 <w:color w:val="000000" w:themeColor="text1"/>
@@ -5137,12 +6672,14 @@
           </w:tcPr>
           <w:p>
             <w:pPr>
-              <w:rPr>
-                <w:color w:val="000000" w:themeColor="text1"/>
-                <w:sz w:val="24"/>
-                <w:szCs w:val="24"/>
-              </w:rPr>
-            </w:pPr>
+              <w:ind w:right="261"/>
+              <w:rPr>
+                <w:color w:val="000000" w:themeColor="text1"/>
+                <w:sz w:val="24"/>
+                <w:szCs w:val="24"/>
+              </w:rPr>
+            </w:pPr>
+            <w:proofErr w:type="spellStart"/>
             <w:r>
               <w:rPr>
                 <w:color w:val="000000" w:themeColor="text1"/>
@@ -5151,6 +6688,7 @@
               </w:rPr>
               <w:t>y_std</w:t>
             </w:r>
+            <w:proofErr w:type="spellEnd"/>
           </w:p>
         </w:tc>
         <w:tc>
@@ -5166,6 +6704,7 @@
           </w:tcPr>
           <w:p>
             <w:pPr>
+              <w:ind w:right="261"/>
               <w:jc w:val="center"/>
               <w:rPr>
                 <w:color w:val="000000" w:themeColor="text1"/>
@@ -5196,6 +6735,7 @@
           </w:tcPr>
           <w:p>
             <w:pPr>
+              <w:ind w:right="261"/>
               <w:jc w:val="center"/>
               <w:rPr>
                 <w:color w:val="000000" w:themeColor="text1"/>
@@ -5226,6 +6766,7 @@
           </w:tcPr>
           <w:p>
             <w:pPr>
+              <w:ind w:right="261"/>
               <w:jc w:val="center"/>
               <w:rPr>
                 <w:color w:val="000000" w:themeColor="text1"/>
@@ -5256,6 +6797,7 @@
           </w:tcPr>
           <w:p>
             <w:pPr>
+              <w:ind w:right="261"/>
               <w:jc w:val="center"/>
               <w:rPr>
                 <w:color w:val="000000" w:themeColor="text1"/>
@@ -5292,6 +6834,7 @@
           </w:tcPr>
           <w:p>
             <w:pPr>
+              <w:ind w:right="261"/>
               <w:rPr>
                 <w:color w:val="000000" w:themeColor="text1"/>
                 <w:sz w:val="24"/>
@@ -5314,6 +6857,7 @@
           </w:tcPr>
           <w:p>
             <w:pPr>
+              <w:ind w:right="261"/>
               <w:jc w:val="center"/>
               <w:rPr>
                 <w:color w:val="000000" w:themeColor="text1"/>
@@ -5337,6 +6881,7 @@
           </w:tcPr>
           <w:p>
             <w:pPr>
+              <w:ind w:right="261"/>
               <w:jc w:val="center"/>
               <w:rPr>
                 <w:color w:val="000000" w:themeColor="text1"/>
@@ -5368,6 +6913,7 @@
           </w:tcPr>
           <w:p>
             <w:pPr>
+              <w:ind w:right="261"/>
               <w:jc w:val="center"/>
               <w:rPr>
                 <w:color w:val="000000" w:themeColor="text1"/>
@@ -5391,6 +6937,7 @@
           </w:tcPr>
           <w:p>
             <w:pPr>
+              <w:ind w:right="261"/>
               <w:jc w:val="center"/>
               <w:rPr>
                 <w:color w:val="000000" w:themeColor="text1"/>
@@ -5426,12 +6973,14 @@
           </w:tcPr>
           <w:p>
             <w:pPr>
-              <w:rPr>
-                <w:color w:val="000000" w:themeColor="text1"/>
-                <w:sz w:val="24"/>
-                <w:szCs w:val="24"/>
-              </w:rPr>
-            </w:pPr>
+              <w:ind w:right="261"/>
+              <w:rPr>
+                <w:color w:val="000000" w:themeColor="text1"/>
+                <w:sz w:val="24"/>
+                <w:szCs w:val="24"/>
+              </w:rPr>
+            </w:pPr>
+            <w:proofErr w:type="spellStart"/>
             <w:r>
               <w:rPr>
                 <w:color w:val="000000" w:themeColor="text1"/>
@@ -5440,6 +6989,7 @@
               </w:rPr>
               <w:t>z_std</w:t>
             </w:r>
+            <w:proofErr w:type="spellEnd"/>
           </w:p>
         </w:tc>
         <w:tc>
@@ -5455,6 +7005,7 @@
           </w:tcPr>
           <w:p>
             <w:pPr>
+              <w:ind w:right="261"/>
               <w:jc w:val="center"/>
               <w:rPr>
                 <w:color w:val="000000" w:themeColor="text1"/>
@@ -5485,6 +7036,7 @@
           </w:tcPr>
           <w:p>
             <w:pPr>
+              <w:ind w:right="261"/>
               <w:jc w:val="center"/>
               <w:rPr>
                 <w:color w:val="000000" w:themeColor="text1"/>
@@ -5515,6 +7067,7 @@
           </w:tcPr>
           <w:p>
             <w:pPr>
+              <w:ind w:right="261"/>
               <w:jc w:val="center"/>
               <w:rPr>
                 <w:color w:val="000000" w:themeColor="text1"/>
@@ -5545,6 +7098,7 @@
           </w:tcPr>
           <w:p>
             <w:pPr>
+              <w:ind w:right="261"/>
               <w:jc w:val="center"/>
               <w:rPr>
                 <w:color w:val="000000" w:themeColor="text1"/>
@@ -5581,6 +7135,7 @@
           </w:tcPr>
           <w:p>
             <w:pPr>
+              <w:ind w:right="261"/>
               <w:rPr>
                 <w:color w:val="000000" w:themeColor="text1"/>
                 <w:sz w:val="24"/>
@@ -5603,6 +7158,7 @@
           </w:tcPr>
           <w:p>
             <w:pPr>
+              <w:ind w:right="261"/>
               <w:jc w:val="center"/>
               <w:rPr>
                 <w:color w:val="000000" w:themeColor="text1"/>
@@ -5626,6 +7182,7 @@
           </w:tcPr>
           <w:p>
             <w:pPr>
+              <w:ind w:right="261"/>
               <w:jc w:val="center"/>
               <w:rPr>
                 <w:color w:val="000000" w:themeColor="text1"/>
@@ -5657,6 +7214,7 @@
           </w:tcPr>
           <w:p>
             <w:pPr>
+              <w:ind w:right="261"/>
               <w:jc w:val="center"/>
               <w:rPr>
                 <w:color w:val="000000" w:themeColor="text1"/>
@@ -5680,6 +7238,7 @@
           </w:tcPr>
           <w:p>
             <w:pPr>
+              <w:ind w:right="261"/>
               <w:jc w:val="center"/>
               <w:rPr>
                 <w:color w:val="000000" w:themeColor="text1"/>
@@ -5715,12 +7274,14 @@
           </w:tcPr>
           <w:p>
             <w:pPr>
-              <w:rPr>
-                <w:color w:val="000000" w:themeColor="text1"/>
-                <w:sz w:val="24"/>
-                <w:szCs w:val="24"/>
-              </w:rPr>
-            </w:pPr>
+              <w:ind w:right="261"/>
+              <w:rPr>
+                <w:color w:val="000000" w:themeColor="text1"/>
+                <w:sz w:val="24"/>
+                <w:szCs w:val="24"/>
+              </w:rPr>
+            </w:pPr>
+            <w:proofErr w:type="spellStart"/>
             <w:r>
               <w:rPr>
                 <w:color w:val="000000" w:themeColor="text1"/>
@@ -5729,6 +7290,7 @@
               </w:rPr>
               <w:t>phonetype_Android</w:t>
             </w:r>
+            <w:proofErr w:type="spellEnd"/>
           </w:p>
         </w:tc>
         <w:tc>
@@ -5744,6 +7306,7 @@
           </w:tcPr>
           <w:p>
             <w:pPr>
+              <w:ind w:right="261"/>
               <w:jc w:val="center"/>
               <w:rPr>
                 <w:color w:val="000000" w:themeColor="text1"/>
@@ -5774,6 +7337,7 @@
           </w:tcPr>
           <w:p>
             <w:pPr>
+              <w:ind w:right="261"/>
               <w:jc w:val="center"/>
               <w:rPr>
                 <w:color w:val="000000" w:themeColor="text1"/>
@@ -5804,6 +7368,7 @@
           </w:tcPr>
           <w:p>
             <w:pPr>
+              <w:ind w:right="261"/>
               <w:jc w:val="center"/>
               <w:rPr>
                 <w:color w:val="000000" w:themeColor="text1"/>
@@ -5834,6 +7399,7 @@
           </w:tcPr>
           <w:p>
             <w:pPr>
+              <w:ind w:right="261"/>
               <w:jc w:val="center"/>
               <w:rPr>
                 <w:color w:val="000000" w:themeColor="text1"/>
@@ -5870,6 +7436,7 @@
           </w:tcPr>
           <w:p>
             <w:pPr>
+              <w:ind w:right="261"/>
               <w:rPr>
                 <w:color w:val="000000" w:themeColor="text1"/>
                 <w:sz w:val="24"/>
@@ -5892,6 +7459,7 @@
           </w:tcPr>
           <w:p>
             <w:pPr>
+              <w:ind w:right="261"/>
               <w:jc w:val="center"/>
               <w:rPr>
                 <w:color w:val="000000" w:themeColor="text1"/>
@@ -5915,6 +7483,7 @@
           </w:tcPr>
           <w:p>
             <w:pPr>
+              <w:ind w:right="261"/>
               <w:jc w:val="center"/>
               <w:rPr>
                 <w:color w:val="000000" w:themeColor="text1"/>
@@ -5946,6 +7515,7 @@
           </w:tcPr>
           <w:p>
             <w:pPr>
+              <w:ind w:right="261"/>
               <w:jc w:val="center"/>
               <w:rPr>
                 <w:color w:val="000000" w:themeColor="text1"/>
@@ -5977,6 +7547,7 @@
           </w:tcPr>
           <w:p>
             <w:pPr>
+              <w:ind w:right="261"/>
               <w:jc w:val="center"/>
               <w:rPr>
                 <w:color w:val="000000" w:themeColor="text1"/>
@@ -6012,20 +7583,41 @@
           </w:tcPr>
           <w:p>
             <w:pPr>
-              <w:rPr>
-                <w:color w:val="000000" w:themeColor="text1"/>
-                <w:sz w:val="24"/>
-                <w:szCs w:val="24"/>
-              </w:rPr>
-            </w:pPr>
-            <w:r>
-              <w:rPr>
-                <w:color w:val="000000" w:themeColor="text1"/>
-                <w:sz w:val="24"/>
-                <w:szCs w:val="24"/>
-              </w:rPr>
-              <w:t>svm_max x phonetype_Android</w:t>
-            </w:r>
+              <w:ind w:right="261"/>
+              <w:rPr>
+                <w:color w:val="000000" w:themeColor="text1"/>
+                <w:sz w:val="24"/>
+                <w:szCs w:val="24"/>
+              </w:rPr>
+            </w:pPr>
+            <w:proofErr w:type="spellStart"/>
+            <w:r>
+              <w:rPr>
+                <w:color w:val="000000" w:themeColor="text1"/>
+                <w:sz w:val="24"/>
+                <w:szCs w:val="24"/>
+              </w:rPr>
+              <w:t>svm_max</w:t>
+            </w:r>
+            <w:proofErr w:type="spellEnd"/>
+            <w:r>
+              <w:rPr>
+                <w:color w:val="000000" w:themeColor="text1"/>
+                <w:sz w:val="24"/>
+                <w:szCs w:val="24"/>
+              </w:rPr>
+              <w:t xml:space="preserve"> x </w:t>
+            </w:r>
+            <w:proofErr w:type="spellStart"/>
+            <w:r>
+              <w:rPr>
+                <w:color w:val="000000" w:themeColor="text1"/>
+                <w:sz w:val="24"/>
+                <w:szCs w:val="24"/>
+              </w:rPr>
+              <w:t>phonetype_Android</w:t>
+            </w:r>
+            <w:proofErr w:type="spellEnd"/>
           </w:p>
         </w:tc>
         <w:tc>
@@ -6041,6 +7633,7 @@
           </w:tcPr>
           <w:p>
             <w:pPr>
+              <w:ind w:right="261"/>
               <w:jc w:val="center"/>
               <w:rPr>
                 <w:color w:val="000000" w:themeColor="text1"/>
@@ -6071,6 +7664,7 @@
           </w:tcPr>
           <w:p>
             <w:pPr>
+              <w:ind w:right="261"/>
               <w:jc w:val="center"/>
               <w:rPr>
                 <w:color w:val="000000" w:themeColor="text1"/>
@@ -6101,6 +7695,7 @@
           </w:tcPr>
           <w:p>
             <w:pPr>
+              <w:ind w:right="261"/>
               <w:jc w:val="center"/>
               <w:rPr>
                 <w:color w:val="000000" w:themeColor="text1"/>
@@ -6131,6 +7726,7 @@
           </w:tcPr>
           <w:p>
             <w:pPr>
+              <w:ind w:right="261"/>
               <w:jc w:val="center"/>
               <w:rPr>
                 <w:color w:val="000000" w:themeColor="text1"/>
@@ -6167,6 +7763,7 @@
           </w:tcPr>
           <w:p>
             <w:pPr>
+              <w:ind w:right="261"/>
               <w:rPr>
                 <w:color w:val="000000" w:themeColor="text1"/>
                 <w:sz w:val="24"/>
@@ -6189,6 +7786,7 @@
           </w:tcPr>
           <w:p>
             <w:pPr>
+              <w:ind w:right="261"/>
               <w:jc w:val="center"/>
               <w:rPr>
                 <w:color w:val="000000" w:themeColor="text1"/>
@@ -6212,6 +7810,7 @@
           </w:tcPr>
           <w:p>
             <w:pPr>
+              <w:ind w:right="261"/>
               <w:jc w:val="center"/>
               <w:rPr>
                 <w:color w:val="000000" w:themeColor="text1"/>
@@ -6235,6 +7834,7 @@
           </w:tcPr>
           <w:p>
             <w:pPr>
+              <w:ind w:right="261"/>
               <w:jc w:val="center"/>
               <w:rPr>
                 <w:color w:val="000000" w:themeColor="text1"/>
@@ -6266,6 +7866,7 @@
           </w:tcPr>
           <w:p>
             <w:pPr>
+              <w:ind w:right="261"/>
               <w:jc w:val="center"/>
               <w:rPr>
                 <w:color w:val="000000" w:themeColor="text1"/>
@@ -6293,6 +7894,7 @@
           </w:tcPr>
           <w:p>
             <w:pPr>
+              <w:ind w:right="261"/>
               <w:rPr>
                 <w:color w:val="000000" w:themeColor="text1"/>
                 <w:sz w:val="24"/>
@@ -6322,6 +7924,7 @@
           </w:tcPr>
           <w:p>
             <w:pPr>
+              <w:ind w:right="261"/>
               <w:jc w:val="center"/>
               <w:rPr>
                 <w:color w:val="000000" w:themeColor="text1"/>
@@ -6352,6 +7955,7 @@
           </w:tcPr>
           <w:p>
             <w:pPr>
+              <w:ind w:right="261"/>
               <w:jc w:val="center"/>
               <w:rPr>
                 <w:color w:val="000000" w:themeColor="text1"/>
@@ -6382,6 +7986,7 @@
           </w:tcPr>
           <w:p>
             <w:pPr>
+              <w:ind w:right="261"/>
               <w:jc w:val="center"/>
               <w:rPr>
                 <w:color w:val="000000" w:themeColor="text1"/>
@@ -6412,6 +8017,7 @@
           </w:tcPr>
           <w:p>
             <w:pPr>
+              <w:ind w:right="261"/>
               <w:jc w:val="center"/>
               <w:rPr>
                 <w:color w:val="000000" w:themeColor="text1"/>
@@ -6448,6 +8054,7 @@
           </w:tcPr>
           <w:p>
             <w:pPr>
+              <w:ind w:right="261"/>
               <w:rPr>
                 <w:color w:val="000000" w:themeColor="text1"/>
                 <w:sz w:val="24"/>
@@ -6470,6 +8077,7 @@
           </w:tcPr>
           <w:p>
             <w:pPr>
+              <w:ind w:right="261"/>
               <w:jc w:val="center"/>
               <w:rPr>
                 <w:color w:val="000000" w:themeColor="text1"/>
@@ -6493,6 +8101,7 @@
           </w:tcPr>
           <w:p>
             <w:pPr>
+              <w:ind w:right="261"/>
               <w:jc w:val="center"/>
               <w:rPr>
                 <w:color w:val="000000" w:themeColor="text1"/>
@@ -6516,6 +8125,7 @@
           </w:tcPr>
           <w:p>
             <w:pPr>
+              <w:ind w:right="261"/>
               <w:jc w:val="center"/>
               <w:rPr>
                 <w:color w:val="000000" w:themeColor="text1"/>
@@ -6539,6 +8149,7 @@
           </w:tcPr>
           <w:p>
             <w:pPr>
+              <w:ind w:right="261"/>
               <w:jc w:val="center"/>
               <w:rPr>
                 <w:color w:val="000000" w:themeColor="text1"/>
@@ -6574,6 +8185,7 @@
           </w:tcPr>
           <w:p>
             <w:pPr>
+              <w:ind w:right="261"/>
               <w:rPr>
                 <w:color w:val="000000" w:themeColor="text1"/>
                 <w:sz w:val="24"/>
@@ -6603,6 +8215,7 @@
           </w:tcPr>
           <w:p>
             <w:pPr>
+              <w:ind w:right="261"/>
               <w:jc w:val="center"/>
               <w:rPr>
                 <w:color w:val="000000" w:themeColor="text1"/>
@@ -6633,6 +8246,7 @@
           </w:tcPr>
           <w:p>
             <w:pPr>
+              <w:ind w:right="261"/>
               <w:jc w:val="center"/>
               <w:rPr>
                 <w:color w:val="000000" w:themeColor="text1"/>
@@ -6663,6 +8277,7 @@
           </w:tcPr>
           <w:p>
             <w:pPr>
+              <w:ind w:right="261"/>
               <w:jc w:val="center"/>
               <w:rPr>
                 <w:color w:val="000000" w:themeColor="text1"/>
@@ -6693,6 +8308,7 @@
           </w:tcPr>
           <w:p>
             <w:pPr>
+              <w:ind w:right="261"/>
               <w:jc w:val="center"/>
               <w:rPr>
                 <w:color w:val="000000" w:themeColor="text1"/>
@@ -6729,6 +8345,7 @@
           </w:tcPr>
           <w:p>
             <w:pPr>
+              <w:ind w:right="261"/>
               <w:rPr>
                 <w:color w:val="000000" w:themeColor="text1"/>
                 <w:sz w:val="24"/>
@@ -6759,6 +8376,7 @@
           </w:tcPr>
           <w:p>
             <w:pPr>
+              <w:ind w:right="261"/>
               <w:jc w:val="center"/>
               <w:rPr>
                 <w:color w:val="000000" w:themeColor="text1"/>
@@ -6790,6 +8408,7 @@
           </w:tcPr>
           <w:p>
             <w:pPr>
+              <w:ind w:right="261"/>
               <w:jc w:val="center"/>
               <w:rPr>
                 <w:color w:val="000000" w:themeColor="text1"/>
@@ -6821,6 +8440,7 @@
           </w:tcPr>
           <w:p>
             <w:pPr>
+              <w:ind w:right="261"/>
               <w:jc w:val="center"/>
               <w:rPr>
                 <w:color w:val="000000" w:themeColor="text1"/>
@@ -6852,6 +8472,7 @@
           </w:tcPr>
           <w:p>
             <w:pPr>
+              <w:ind w:right="261"/>
               <w:jc w:val="center"/>
               <w:rPr>
                 <w:color w:val="000000" w:themeColor="text1"/>
@@ -6887,19 +8508,19 @@
           </w:tcPr>
           <w:p>
             <w:pPr>
-              <w:rPr>
-                <w:color w:val="000000" w:themeColor="text1"/>
-                <w:sz w:val="24"/>
-                <w:szCs w:val="24"/>
-              </w:rPr>
-            </w:pPr>
-            <w:r>
-              <w:rPr>
-                <w:color w:val="000000" w:themeColor="text1"/>
-                <w:sz w:val="24"/>
-                <w:szCs w:val="24"/>
-              </w:rPr>
-              <w:lastRenderedPageBreak/>
+              <w:ind w:right="261"/>
+              <w:rPr>
+                <w:color w:val="000000" w:themeColor="text1"/>
+                <w:sz w:val="24"/>
+                <w:szCs w:val="24"/>
+              </w:rPr>
+            </w:pPr>
+            <w:r>
+              <w:rPr>
+                <w:color w:val="000000" w:themeColor="text1"/>
+                <w:sz w:val="24"/>
+                <w:szCs w:val="24"/>
+              </w:rPr>
               <w:t>Error Estándar Residual</w:t>
             </w:r>
           </w:p>
@@ -6917,6 +8538,7 @@
           </w:tcPr>
           <w:p>
             <w:pPr>
+              <w:ind w:right="261"/>
               <w:jc w:val="center"/>
               <w:rPr>
                 <w:color w:val="000000" w:themeColor="text1"/>
@@ -6947,6 +8569,7 @@
           </w:tcPr>
           <w:p>
             <w:pPr>
+              <w:ind w:right="261"/>
               <w:jc w:val="center"/>
               <w:rPr>
                 <w:color w:val="000000" w:themeColor="text1"/>
@@ -6977,6 +8600,7 @@
           </w:tcPr>
           <w:p>
             <w:pPr>
+              <w:ind w:right="261"/>
               <w:jc w:val="center"/>
               <w:rPr>
                 <w:color w:val="000000" w:themeColor="text1"/>
@@ -7007,6 +8631,7 @@
           </w:tcPr>
           <w:p>
             <w:pPr>
+              <w:ind w:right="261"/>
               <w:jc w:val="center"/>
               <w:rPr>
                 <w:color w:val="000000" w:themeColor="text1"/>
@@ -7043,6 +8668,7 @@
           </w:tcPr>
           <w:p>
             <w:pPr>
+              <w:ind w:right="261"/>
               <w:rPr>
                 <w:color w:val="000000" w:themeColor="text1"/>
                 <w:sz w:val="24"/>
@@ -7073,6 +8699,7 @@
           </w:tcPr>
           <w:p>
             <w:pPr>
+              <w:ind w:right="261"/>
               <w:jc w:val="center"/>
               <w:rPr>
                 <w:color w:val="000000" w:themeColor="text1"/>
@@ -7104,6 +8731,7 @@
           </w:tcPr>
           <w:p>
             <w:pPr>
+              <w:ind w:right="261"/>
               <w:jc w:val="center"/>
               <w:rPr>
                 <w:color w:val="000000" w:themeColor="text1"/>
@@ -7135,6 +8763,7 @@
           </w:tcPr>
           <w:p>
             <w:pPr>
+              <w:ind w:right="261"/>
               <w:jc w:val="center"/>
               <w:rPr>
                 <w:color w:val="000000" w:themeColor="text1"/>
@@ -7166,6 +8795,7 @@
           </w:tcPr>
           <w:p>
             <w:pPr>
+              <w:ind w:right="261"/>
               <w:jc w:val="center"/>
               <w:rPr>
                 <w:color w:val="000000" w:themeColor="text1"/>
@@ -7188,6 +8818,7 @@
     <w:p>
       <w:pPr>
         <w:spacing w:before="100" w:after="100"/>
+        <w:ind w:right="261"/>
         <w:rPr>
           <w:color w:val="000000" w:themeColor="text1"/>
           <w:sz w:val="24"/>
@@ -7206,24 +8837,34 @@
     <w:p>
       <w:pPr>
         <w:spacing w:after="200"/>
-        <w:rPr>
-          <w:color w:val="000000" w:themeColor="text1"/>
-          <w:sz w:val="24"/>
-          <w:szCs w:val="24"/>
-        </w:rPr>
-      </w:pPr>
-      <w:r>
-        <w:rPr>
-          <w:color w:val="000000" w:themeColor="text1"/>
-          <w:sz w:val="24"/>
-          <w:szCs w:val="24"/>
-        </w:rPr>
-        <w:t>Cada columna anterior corresponde a uno de los cuatro modelos; cada fila es un predictor. El número en cada celda es el efecto estimado de ese predictor sobre el TAC, y los asteriscos indican qué tan confiados estamos de que sea un efecto real (*** = muy confiados, p&lt;0.001). El número entre paréntesis es el margen de error de esa estimación, y "--" significa que ese predictor no se incluyó en ese modelo. Las últimas cuatro filas indican qué tan bien se ajusta cada modelo en su conjunto: R² es el porcentaje de la variación del TAC que explica el modelo (0 = nada, 1 = perfecto), y el Error Estándar Residual es, aproximadamente, el error de predicción típico en unidades de TAC.</w:t>
+        <w:ind w:right="261"/>
+        <w:rPr>
+          <w:color w:val="000000" w:themeColor="text1"/>
+          <w:sz w:val="24"/>
+          <w:szCs w:val="24"/>
+        </w:rPr>
+      </w:pPr>
+      <w:r>
+        <w:rPr>
+          <w:color w:val="000000" w:themeColor="text1"/>
+          <w:sz w:val="24"/>
+          <w:szCs w:val="24"/>
+        </w:rPr>
+        <w:t xml:space="preserve">Cada columna anterior corresponde a uno de los cuatro modelos; cada fila es un predictor. El número en cada celda es el efecto estimado de ese predictor sobre el TAC, y los asteriscos indican qué tan confiados estamos de que sea un efecto real (*** = muy confiados, p&lt;0.001). El número entre paréntesis es el margen de error de esa estimación, y "--" significa que ese predictor no se incluyó en ese modelo. Las últimas cuatro filas indican qué tan bien se ajusta cada modelo en su conjunto: R² es el porcentaje </w:t>
+      </w:r>
+      <w:r>
+        <w:rPr>
+          <w:color w:val="000000" w:themeColor="text1"/>
+          <w:sz w:val="24"/>
+          <w:szCs w:val="24"/>
+        </w:rPr>
+        <w:t>de la variación del TAC que explica el modelo (0 = nada, 1 = perfecto), y el Error Estándar Residual es, aproximadamente, el error de predicción típico en unidades de TAC.</w:t>
       </w:r>
     </w:p>
     <w:p>
       <w:pPr>
         <w:spacing w:after="200" w:line="276" w:lineRule="auto"/>
+        <w:ind w:right="261"/>
         <w:jc w:val="both"/>
         <w:rPr>
           <w:i/>
@@ -7239,7 +8880,43 @@
           <w:sz w:val="24"/>
           <w:szCs w:val="24"/>
         </w:rPr>
-        <w:t>En las cuatro especificaciones, la magnitud máxima de movimiento (svm_max) es el principal impulsor del TAC, y el modelo univariado simple por sí solo explica aproximadamente el 3.1% de la varianza de la respuesta (R</w:t>
+        <w:t>En las cuatro especificaciones, la magnitud máxima de movimiento (</w:t>
+      </w:r>
+      <w:proofErr w:type="spellStart"/>
+      <w:r>
+        <w:rPr>
+          <w:color w:val="000000" w:themeColor="text1"/>
+          <w:sz w:val="24"/>
+          <w:szCs w:val="24"/>
+        </w:rPr>
+        <w:t>svm_max</w:t>
+      </w:r>
+      <w:proofErr w:type="spellEnd"/>
+      <w:r>
+        <w:rPr>
+          <w:color w:val="000000" w:themeColor="text1"/>
+          <w:sz w:val="24"/>
+          <w:szCs w:val="24"/>
+        </w:rPr>
+        <w:t xml:space="preserve">) es el principal impulsor del TAC, y el modelo </w:t>
+      </w:r>
+      <w:proofErr w:type="spellStart"/>
+      <w:r>
+        <w:rPr>
+          <w:color w:val="000000" w:themeColor="text1"/>
+          <w:sz w:val="24"/>
+          <w:szCs w:val="24"/>
+        </w:rPr>
+        <w:t>univariado</w:t>
+      </w:r>
+      <w:proofErr w:type="spellEnd"/>
+      <w:r>
+        <w:rPr>
+          <w:color w:val="000000" w:themeColor="text1"/>
+          <w:sz w:val="24"/>
+          <w:szCs w:val="24"/>
+        </w:rPr>
+        <w:t xml:space="preserve"> simple por sí solo explica aproximadamente el 3.1% de la varianza de la respuesta (R</w:t>
       </w:r>
       <w:r>
         <w:rPr>
@@ -7273,12 +8950,67 @@
           <w:sz w:val="24"/>
           <w:szCs w:val="24"/>
         </w:rPr>
-        <w:t xml:space="preserve"> = 0.0422 al controlar por x_std, y_std, z_std y el tipo de teléfono.</w:t>
+        <w:t xml:space="preserve"> = 0.0422 al controlar por </w:t>
+      </w:r>
+      <w:proofErr w:type="spellStart"/>
+      <w:r>
+        <w:rPr>
+          <w:color w:val="000000" w:themeColor="text1"/>
+          <w:sz w:val="24"/>
+          <w:szCs w:val="24"/>
+        </w:rPr>
+        <w:t>x_std</w:t>
+      </w:r>
+      <w:proofErr w:type="spellEnd"/>
+      <w:r>
+        <w:rPr>
+          <w:color w:val="000000" w:themeColor="text1"/>
+          <w:sz w:val="24"/>
+          <w:szCs w:val="24"/>
+        </w:rPr>
+        <w:t xml:space="preserve">, </w:t>
+      </w:r>
+      <w:proofErr w:type="spellStart"/>
+      <w:r>
+        <w:rPr>
+          <w:color w:val="000000" w:themeColor="text1"/>
+          <w:sz w:val="24"/>
+          <w:szCs w:val="24"/>
+        </w:rPr>
+        <w:t>y_std</w:t>
+      </w:r>
+      <w:proofErr w:type="spellEnd"/>
+      <w:r>
+        <w:rPr>
+          <w:color w:val="000000" w:themeColor="text1"/>
+          <w:sz w:val="24"/>
+          <w:szCs w:val="24"/>
+        </w:rPr>
+        <w:t xml:space="preserve">, </w:t>
+      </w:r>
+      <w:proofErr w:type="spellStart"/>
+      <w:r>
+        <w:rPr>
+          <w:color w:val="000000" w:themeColor="text1"/>
+          <w:sz w:val="24"/>
+          <w:szCs w:val="24"/>
+        </w:rPr>
+        <w:t>z_std</w:t>
+      </w:r>
+      <w:proofErr w:type="spellEnd"/>
+      <w:r>
+        <w:rPr>
+          <w:color w:val="000000" w:themeColor="text1"/>
+          <w:sz w:val="24"/>
+          <w:szCs w:val="24"/>
+        </w:rPr>
+        <w:t xml:space="preserve"> y el tipo de teléfono.</w:t>
       </w:r>
     </w:p>
     <w:p>
       <w:pPr>
         <w:spacing w:after="200" w:line="276" w:lineRule="auto"/>
+        <w:ind w:right="261"/>
         <w:jc w:val="both"/>
         <w:rPr>
           <w:color w:val="000000" w:themeColor="text1"/>
@@ -7292,12 +9024,14 @@
           <w:sz w:val="24"/>
           <w:szCs w:val="24"/>
         </w:rPr>
+        <w:lastRenderedPageBreak/>
         <w:t>El modelo M1, usando solo la fuerza máxima de sacudida, explica apenas cerca del 3% de por qué varía el TAC — lo que significa que cerca del 97% de lo que determina el nivel de alcohol de una persona en un clip dado no queda capturado por ese único número. Añadir las tres medidas de oscilación (M2) apenas ayuda, elevando la varianza explicada a cerca del 4%, porque esas características adicionales son en su mayoría redundantes con la que ya teníamos.</w:t>
       </w:r>
     </w:p>
     <w:p>
       <w:pPr>
         <w:spacing w:after="200" w:line="276" w:lineRule="auto"/>
+        <w:ind w:right="261"/>
         <w:jc w:val="both"/>
         <w:rPr>
           <w:b/>
@@ -7315,7 +9049,43 @@
           <w:sz w:val="24"/>
           <w:szCs w:val="24"/>
         </w:rPr>
-        <w:t>El término de interacción (svm_max x phonetype_Android) es estadísticamente significativo (p &lt; 0.001) y produce un salto mucho mayor en el ajuste (R</w:t>
+        <w:t>El término de interacción (</w:t>
+      </w:r>
+      <w:proofErr w:type="spellStart"/>
+      <w:r>
+        <w:rPr>
+          <w:color w:val="000000" w:themeColor="text1"/>
+          <w:sz w:val="24"/>
+          <w:szCs w:val="24"/>
+        </w:rPr>
+        <w:t>svm_max</w:t>
+      </w:r>
+      <w:proofErr w:type="spellEnd"/>
+      <w:r>
+        <w:rPr>
+          <w:color w:val="000000" w:themeColor="text1"/>
+          <w:sz w:val="24"/>
+          <w:szCs w:val="24"/>
+        </w:rPr>
+        <w:t xml:space="preserve"> x </w:t>
+      </w:r>
+      <w:proofErr w:type="spellStart"/>
+      <w:r>
+        <w:rPr>
+          <w:color w:val="000000" w:themeColor="text1"/>
+          <w:sz w:val="24"/>
+          <w:szCs w:val="24"/>
+        </w:rPr>
+        <w:t>phonetype_Android</w:t>
+      </w:r>
+      <w:proofErr w:type="spellEnd"/>
+      <w:r>
+        <w:rPr>
+          <w:color w:val="000000" w:themeColor="text1"/>
+          <w:sz w:val="24"/>
+          <w:szCs w:val="24"/>
+        </w:rPr>
+        <w:t>) es estadísticamente significativo (p &lt; 0.001) y produce un salto mucho mayor en el ajuste (R</w:t>
       </w:r>
       <w:r>
         <w:rPr>
@@ -7332,12 +9102,31 @@
           <w:sz w:val="24"/>
           <w:szCs w:val="24"/>
         </w:rPr>
-        <w:t xml:space="preserve"> = 0.0868), lo que indica que la relación entre la magnitud máxima de movimiento y el TAC difiere sistemáticamente según el teléfono (y por lo tanto, según las características del hardware/muestreo del acelerómetro) que registró la señal. Esto refleja más plausiblemente un artefacto de calibración del dispositivo que una interacción fisiológica genuina, una distinción a la que volvemos en la conclusión.</w:t>
+        <w:t xml:space="preserve"> = 0.0868), lo que indica que la relación entre la magnitud máxima de movimiento y el TAC difiere sistemáticamente según el teléfono (</w:t>
+      </w:r>
+      <w:proofErr w:type="gramStart"/>
+      <w:r>
+        <w:rPr>
+          <w:color w:val="000000" w:themeColor="text1"/>
+          <w:sz w:val="24"/>
+          <w:szCs w:val="24"/>
+        </w:rPr>
+        <w:t>y</w:t>
+      </w:r>
+      <w:proofErr w:type="gramEnd"/>
+      <w:r>
+        <w:rPr>
+          <w:color w:val="000000" w:themeColor="text1"/>
+          <w:sz w:val="24"/>
+          <w:szCs w:val="24"/>
+        </w:rPr>
+        <w:t xml:space="preserve"> por lo tanto, según las características del hardware/muestreo del acelerómetro) que registró la señal. Esto refleja más plausiblemente un artefacto de calibración del dispositivo que una interacción fisiológica genuina, una distinción a la que volvemos en la conclusión.</w:t>
       </w:r>
     </w:p>
     <w:p>
       <w:pPr>
         <w:spacing w:after="200" w:line="276" w:lineRule="auto"/>
+        <w:ind w:right="261"/>
         <w:jc w:val="both"/>
         <w:rPr>
           <w:color w:val="000000" w:themeColor="text1"/>
@@ -7351,12 +9140,21 @@
           <w:sz w:val="24"/>
           <w:szCs w:val="24"/>
         </w:rPr>
-        <w:t>El modelo M3 permite que la relación entre la sacudida y el TAC sea diferente para usuarios de Android frente a iPhone, y eso por sí solo casi triplica la varianza explicada (hasta cerca del 9%). Ese es un salto grande, pero probablemente no se debe a que el tipo de teléfono cambie cómo el alcohol afecta al cuerpo — es más probable que los chips del acelerómetro de Android y iPhone simplemente midan el movimiento de forma ligeramente distinta, de modo que el modelo está aprendiendo en parte a corregir el sensor en lugar de aprender algo nuevo sobre el consumo de alcohol.</w:t>
+        <w:t>El modelo M3 permite que la relación entre la sacudida y el TAC sea diferente para usuarios de Android frente a iPhone, y eso por sí solo casi triplica la varianza explicada (hasta cerca del 9%). Ese es un salto grande, pero probablemente no se debe a que el tipo de teléfono cambie cómo el alcohol afecta al cuerpo — es más probable que los chips del acelerómetro de Android y iPhone simplemente midan el movimiento de forma ligeramente distinta, de modo que el modelo está aprendiendo en parte a corregir el se</w:t>
+      </w:r>
+      <w:r>
+        <w:rPr>
+          <w:color w:val="000000" w:themeColor="text1"/>
+          <w:sz w:val="24"/>
+          <w:szCs w:val="24"/>
+        </w:rPr>
+        <w:t>nsor en lugar de aprender algo nuevo sobre el consumo de alcohol.</w:t>
       </w:r>
     </w:p>
     <w:p>
       <w:pPr>
         <w:spacing w:after="200" w:line="276" w:lineRule="auto"/>
+        <w:ind w:right="261"/>
         <w:jc w:val="both"/>
         <w:rPr>
           <w:b/>
@@ -7374,7 +9172,6 @@
           <w:sz w:val="24"/>
           <w:szCs w:val="24"/>
         </w:rPr>
-        <w:lastRenderedPageBreak/>
         <w:t>El mejor desempeño general se alcanza con la especificación polinómica con todas las covariables, que logra la mayor bondad de ajuste (R</w:t>
       </w:r>
       <w:r>
@@ -7409,7 +9206,25 @@
           <w:sz w:val="24"/>
           <w:szCs w:val="24"/>
         </w:rPr>
-        <w:t xml:space="preserve"> ajustado = 0.1004) y el menor error estándar residual (RSE = 0.0542 g/dl). El coeficiente cuadrático positivo y altamente significativo para svm_max (Beta-hat</w:t>
+        <w:t xml:space="preserve"> ajustado = 0.1004) y el menor error estándar residual (RSE = 0.0542 g/dl). El coeficiente cuadrático positivo y altamente significativo para </w:t>
+      </w:r>
+      <w:proofErr w:type="spellStart"/>
+      <w:r>
+        <w:rPr>
+          <w:color w:val="000000" w:themeColor="text1"/>
+          <w:sz w:val="24"/>
+          <w:szCs w:val="24"/>
+        </w:rPr>
+        <w:t>svm_max</w:t>
+      </w:r>
+      <w:proofErr w:type="spellEnd"/>
+      <w:r>
+        <w:rPr>
+          <w:color w:val="000000" w:themeColor="text1"/>
+          <w:sz w:val="24"/>
+          <w:szCs w:val="24"/>
+        </w:rPr>
+        <w:t xml:space="preserve"> (Beta-hat</w:t>
       </w:r>
       <w:r>
         <w:rPr>
@@ -7449,6 +9264,7 @@
     <w:p>
       <w:pPr>
         <w:spacing w:after="200" w:line="276" w:lineRule="auto"/>
+        <w:ind w:right="261"/>
         <w:jc w:val="both"/>
         <w:rPr>
           <w:color w:val="000000" w:themeColor="text1"/>
@@ -7462,31 +9278,40 @@
           <w:sz w:val="24"/>
           <w:szCs w:val="24"/>
         </w:rPr>
-        <w:t>El modelo M4, que permite que el efecto de la sacudida sea curvo en lugar de mantenerse en línea recta, es el mejor de los cuatro (cerca del 10% explicado), lo que sugiere que los movimientos realmente fuertes están vinculados a lecturas de TAC desproporcionadamente más altas. Pero incluso este mejor modelo deja sin explicar el 90% de lo que determina el TAC. El comentario de "el estadístico F es enorme, el valor p es básicamente cero" solo significa que estamos muy seguros de que existe alguna relación real aquí — no que el modelo sea bueno prediciendo realmente el nivel de alcohol de una persona. Con casi 29,000 puntos de datos, incluso una relación mínima y prácticamente inútil se verá "altamente significativa" en una prueba estadística.</w:t>
+        <w:t>El modelo M4, que permite que el efecto de la sacudida sea curvo en lugar de mantenerse en línea recta, es el mejor de los cuatro (cerca del 10% explicado), lo que sugiere que los movimientos realmente fuertes están vinculados a lecturas de TAC desproporcionadamente más altas. Pero incluso este mejor modelo deja sin explicar el 90% de lo que determina el TAC. El comentario de "el estadístico F es enorme, el valor p es básicamente cero" solo significa que estamos muy seguros de que existe alguna relación rea</w:t>
+      </w:r>
+      <w:r>
+        <w:rPr>
+          <w:color w:val="000000" w:themeColor="text1"/>
+          <w:sz w:val="24"/>
+          <w:szCs w:val="24"/>
+        </w:rPr>
+        <w:t>l aquí — no que el modelo sea bueno prediciendo realmente el nivel de alcohol de una persona. Con casi 29,000 puntos de datos, incluso una relación mínima y prácticamente inútil se verá "altamente significativa" en una prueba estadística.</w:t>
       </w:r>
     </w:p>
     <w:p>
       <w:pPr>
-        <w:pStyle w:val="Heading2"/>
+        <w:pStyle w:val="Ttulo2"/>
         <w:numPr>
           <w:ilvl w:val="1"/>
           <w:numId w:val="2"/>
         </w:numPr>
         <w:spacing w:before="220" w:after="110"/>
-        <w:rPr>
-          <w:color w:val="000000" w:themeColor="text1"/>
-          <w:sz w:val="28"/>
-          <w:szCs w:val="28"/>
-        </w:rPr>
-      </w:pPr>
-      <w:bookmarkStart w:id="8" w:name="_Toc238597934"/>
+        <w:ind w:left="0" w:right="261"/>
+        <w:rPr>
+          <w:color w:val="000000" w:themeColor="text1"/>
+          <w:sz w:val="24"/>
+          <w:szCs w:val="24"/>
+        </w:rPr>
+      </w:pPr>
+      <w:bookmarkStart w:id="8" w:name="_Toc238739820"/>
       <w:r>
         <w:rPr>
           <w:b/>
           <w:bCs/>
           <w:color w:val="000000" w:themeColor="text1"/>
-          <w:sz w:val="28"/>
-          <w:szCs w:val="28"/>
+          <w:sz w:val="24"/>
+          <w:szCs w:val="24"/>
         </w:rPr>
         <w:t>Visualización de los Cuatro Modelos</w:t>
       </w:r>
@@ -7495,6 +9320,7 @@
     <w:p>
       <w:pPr>
         <w:spacing w:before="120" w:after="60"/>
+        <w:ind w:right="261"/>
         <w:jc w:val="center"/>
         <w:rPr>
           <w:color w:val="000000" w:themeColor="text1"/>
@@ -7509,6 +9335,7 @@
           <w:sz w:val="24"/>
           <w:szCs w:val="24"/>
         </w:rPr>
+        <w:lastRenderedPageBreak/>
         <w:drawing>
           <wp:inline distT="0" distB="0" distL="0" distR="0" wp14:anchorId="70167ADF" wp14:editId="7F0F571A">
             <wp:extent cx="5915127" cy="4079019"/>
@@ -7527,7 +9354,7 @@
                     </pic:cNvPicPr>
                   </pic:nvPicPr>
                   <pic:blipFill>
-                    <a:blip r:embed="rId12"/>
+                    <a:blip r:embed="rId13"/>
                     <a:srcRect/>
                     <a:stretch>
                       <a:fillRect/>
@@ -7552,6 +9379,7 @@
     <w:p>
       <w:pPr>
         <w:spacing w:after="200"/>
+        <w:ind w:right="261"/>
         <w:jc w:val="center"/>
         <w:rPr>
           <w:color w:val="000000" w:themeColor="text1"/>
@@ -7565,13 +9393,85 @@
           <w:sz w:val="24"/>
           <w:szCs w:val="24"/>
         </w:rPr>
-        <w:lastRenderedPageBreak/>
-        <w:t>Figura 3. TAC predicho vs. svm_max para los cuatro modelos. Para M2 y M4, las características de oscilación por eje (x_std, y_std, z_std) se mantienen fijas en sus medias muestrales y el tipo de teléfono se fija en iPhone. M3 se muestra como dos líneas separadas (iPhone vs. Android) para hacer visible su efecto de interacción.</w:t>
+        <w:t xml:space="preserve">Figura 3. TAC predicho vs. </w:t>
+      </w:r>
+      <w:proofErr w:type="spellStart"/>
+      <w:r>
+        <w:rPr>
+          <w:color w:val="000000" w:themeColor="text1"/>
+          <w:sz w:val="24"/>
+          <w:szCs w:val="24"/>
+        </w:rPr>
+        <w:t>svm_max</w:t>
+      </w:r>
+      <w:proofErr w:type="spellEnd"/>
+      <w:r>
+        <w:rPr>
+          <w:color w:val="000000" w:themeColor="text1"/>
+          <w:sz w:val="24"/>
+          <w:szCs w:val="24"/>
+        </w:rPr>
+        <w:t xml:space="preserve"> para los cuatro modelos. Para M2 y M4, las características de oscilación por eje (</w:t>
+      </w:r>
+      <w:proofErr w:type="spellStart"/>
+      <w:r>
+        <w:rPr>
+          <w:color w:val="000000" w:themeColor="text1"/>
+          <w:sz w:val="24"/>
+          <w:szCs w:val="24"/>
+        </w:rPr>
+        <w:t>x_std</w:t>
+      </w:r>
+      <w:proofErr w:type="spellEnd"/>
+      <w:r>
+        <w:rPr>
+          <w:color w:val="000000" w:themeColor="text1"/>
+          <w:sz w:val="24"/>
+          <w:szCs w:val="24"/>
+        </w:rPr>
+        <w:t xml:space="preserve">, </w:t>
+      </w:r>
+      <w:proofErr w:type="spellStart"/>
+      <w:r>
+        <w:rPr>
+          <w:color w:val="000000" w:themeColor="text1"/>
+          <w:sz w:val="24"/>
+          <w:szCs w:val="24"/>
+        </w:rPr>
+        <w:t>y_std</w:t>
+      </w:r>
+      <w:proofErr w:type="spellEnd"/>
+      <w:r>
+        <w:rPr>
+          <w:color w:val="000000" w:themeColor="text1"/>
+          <w:sz w:val="24"/>
+          <w:szCs w:val="24"/>
+        </w:rPr>
+        <w:t xml:space="preserve">, </w:t>
+      </w:r>
+      <w:proofErr w:type="spellStart"/>
+      <w:r>
+        <w:rPr>
+          <w:color w:val="000000" w:themeColor="text1"/>
+          <w:sz w:val="24"/>
+          <w:szCs w:val="24"/>
+        </w:rPr>
+        <w:t>z_std</w:t>
+      </w:r>
+      <w:proofErr w:type="spellEnd"/>
+      <w:r>
+        <w:rPr>
+          <w:color w:val="000000" w:themeColor="text1"/>
+          <w:sz w:val="24"/>
+          <w:szCs w:val="24"/>
+        </w:rPr>
+        <w:t>) se mantienen fijas en sus medias muestrales y el tipo de teléfono se fija en iPhone. M3 se muestra como dos líneas separadas (iPhone vs. Android) para hacer visible su efecto de interacción.</w:t>
       </w:r>
     </w:p>
     <w:p>
       <w:pPr>
         <w:spacing w:after="200"/>
+        <w:ind w:right="261"/>
         <w:jc w:val="both"/>
         <w:rPr>
           <w:color w:val="000000" w:themeColor="text1"/>
@@ -7585,27 +9485,40 @@
           <w:sz w:val="24"/>
           <w:szCs w:val="24"/>
         </w:rPr>
-        <w:t>Este gráfico coloca los cuatro modelos en una sola figura para poder comparar sus líneas de TAC predicho lado a lado, para el mismo rango de intensidad de movimiento. M1, M2 y M4 se mantienen bastante cercanos entre sí y suben suavemente. El gran valor atípico es la línea de iPhone de M3 (roja discontinua), que sube mucho más pronunciadamente que su línea de Android (roja punteada) — una prueba visual de que el mejor ajuste de M3 proviene principalmente de permitir que los datos de iPhone y Android sigan pendientes muy diferentes, y no de una relación real más fuerte con el consumo de alcohol.</w:t>
+        <w:t>Este gráfico coloca los cuatro modelos en una sola figura para poder comparar sus líneas de TAC predicho lado a lado, para el mismo rango de intensidad de movimiento. M1, M2 y M4 se mantienen bastante cercanos entre sí y suben suavemente. El gran valor atípico es la línea de iPhone de M3 (roja discontinua), que sube mucho más pronunciadamente que su línea de Android (roja punteada) — una prueba visual de que el mejor ajuste de M3 proviene principalmente de permitir que los datos de iPhone y Android sigan pe</w:t>
+      </w:r>
+      <w:r>
+        <w:rPr>
+          <w:color w:val="000000" w:themeColor="text1"/>
+          <w:sz w:val="24"/>
+          <w:szCs w:val="24"/>
+        </w:rPr>
+        <w:t>ndientes muy diferentes, y no de una relación real más fuerte con el consumo de alcohol.</w:t>
       </w:r>
     </w:p>
     <w:p>
       <w:pPr>
-        <w:pStyle w:val="Heading1"/>
+        <w:pStyle w:val="Ttulo1"/>
         <w:numPr>
           <w:ilvl w:val="0"/>
           <w:numId w:val="2"/>
         </w:numPr>
         <w:spacing w:before="300" w:after="140"/>
-        <w:rPr>
-          <w:color w:val="000000" w:themeColor="text1"/>
-        </w:rPr>
-      </w:pPr>
-      <w:bookmarkStart w:id="9" w:name="_Toc238597935"/>
+        <w:ind w:left="0" w:right="261"/>
+        <w:rPr>
+          <w:color w:val="000000" w:themeColor="text1"/>
+          <w:sz w:val="24"/>
+          <w:szCs w:val="24"/>
+        </w:rPr>
+      </w:pPr>
+      <w:bookmarkStart w:id="9" w:name="_Toc238739821"/>
       <w:r>
         <w:rPr>
           <w:b/>
           <w:bCs/>
           <w:color w:val="000000" w:themeColor="text1"/>
+          <w:sz w:val="24"/>
+          <w:szCs w:val="24"/>
         </w:rPr>
         <w:t>Conclusión</w:t>
       </w:r>
@@ -7614,6 +9527,7 @@
     <w:p>
       <w:pPr>
         <w:spacing w:after="200" w:line="276" w:lineRule="auto"/>
+        <w:ind w:right="261"/>
         <w:jc w:val="both"/>
         <w:rPr>
           <w:color w:val="000000" w:themeColor="text1"/>
@@ -7627,7 +9541,25 @@
           <w:sz w:val="24"/>
           <w:szCs w:val="24"/>
         </w:rPr>
-        <w:t>La evaluación empírica demuestra que introducir un término de interacción y un ajuste cuadrático para svm_max produce un ajuste estadísticamente superior (R</w:t>
+        <w:t xml:space="preserve">La evaluación empírica demuestra que introducir un término de interacción y un ajuste cuadrático para </w:t>
+      </w:r>
+      <w:proofErr w:type="spellStart"/>
+      <w:r>
+        <w:rPr>
+          <w:color w:val="000000" w:themeColor="text1"/>
+          <w:sz w:val="24"/>
+          <w:szCs w:val="24"/>
+        </w:rPr>
+        <w:t>svm_max</w:t>
+      </w:r>
+      <w:proofErr w:type="spellEnd"/>
+      <w:r>
+        <w:rPr>
+          <w:color w:val="000000" w:themeColor="text1"/>
+          <w:sz w:val="24"/>
+          <w:szCs w:val="24"/>
+        </w:rPr>
+        <w:t xml:space="preserve"> produce un ajuste estadísticamente superior (R</w:t>
       </w:r>
       <w:r>
         <w:rPr>
@@ -7678,22 +9610,40 @@
           <w:sz w:val="24"/>
           <w:szCs w:val="24"/>
         </w:rPr>
-        <w:t xml:space="preserve"> nunca supera 0.10: la intensidad de movimiento del acelerómetro porta una señal lineal real pero débil sobre el nivel de intoxicación, lo cual es coherente con la decisión del estudio original de recurrir a un clasificador de conjunto no lineal sobre un conjunto de características sustancialmente más rico, en lugar de mínimos cuadrados ordinarios.</w:t>
+        <w:t xml:space="preserve"> nunca supera 0.10: la intensidad de movimiento del acelerómetro porta una señal lineal real pero débil sobre el nivel de intoxicación, lo </w:t>
+      </w:r>
+      <w:r>
+        <w:rPr>
+          <w:color w:val="000000" w:themeColor="text1"/>
+          <w:sz w:val="24"/>
+          <w:szCs w:val="24"/>
+        </w:rPr>
+        <w:t xml:space="preserve">cual es coherente con la decisión del estudio original de recurrir a un clasificador de conjunto no </w:t>
+      </w:r>
+      <w:r>
+        <w:rPr>
+          <w:color w:val="000000" w:themeColor="text1"/>
+          <w:sz w:val="24"/>
+          <w:szCs w:val="24"/>
+        </w:rPr>
+        <w:lastRenderedPageBreak/>
+        <w:t>lineal sobre un conjunto de características sustancialmente más rico, en lugar de mínimos cuadrados ordinarios.</w:t>
       </w:r>
     </w:p>
     <w:p>
       <w:pPr>
-        <w:pStyle w:val="ListParagraph"/>
+        <w:pStyle w:val="Prrafodelista"/>
         <w:numPr>
           <w:ilvl w:val="1"/>
           <w:numId w:val="2"/>
         </w:numPr>
         <w:spacing w:after="200" w:line="276" w:lineRule="auto"/>
+        <w:ind w:left="0" w:right="261"/>
         <w:jc w:val="both"/>
         <w:rPr>
           <w:color w:val="000000" w:themeColor="text1"/>
-          <w:sz w:val="28"/>
-          <w:szCs w:val="28"/>
+          <w:sz w:val="24"/>
+          <w:szCs w:val="24"/>
         </w:rPr>
       </w:pPr>
       <w:r>
@@ -7701,8 +9651,8 @@
           <w:b/>
           <w:bCs/>
           <w:color w:val="000000" w:themeColor="text1"/>
-          <w:sz w:val="28"/>
-          <w:szCs w:val="28"/>
+          <w:sz w:val="24"/>
+          <w:szCs w:val="24"/>
         </w:rPr>
         <w:t>Interpretación de la Progresión de los Modelos</w:t>
       </w:r>
@@ -7710,6 +9660,7 @@
     <w:p>
       <w:pPr>
         <w:spacing w:after="200" w:line="276" w:lineRule="auto"/>
+        <w:ind w:right="261"/>
         <w:jc w:val="both"/>
         <w:rPr>
           <w:i/>
@@ -7759,7 +9710,25 @@
           <w:sz w:val="24"/>
           <w:szCs w:val="24"/>
         </w:rPr>
-        <w:t xml:space="preserve"> = 0.031 a 0.042) casi no se gana nada, ya que las tres desviaciones estándar por eje son casi colineales con svm_max (r &gt; 0.88, Figura 1). El salto mayor de M2 a M3 (R</w:t>
+        <w:t xml:space="preserve"> = 0.031 a 0.042) casi no se gana nada, ya que las tres desviaciones estándar por eje son casi colineales con </w:t>
+      </w:r>
+      <w:proofErr w:type="spellStart"/>
+      <w:r>
+        <w:rPr>
+          <w:color w:val="000000" w:themeColor="text1"/>
+          <w:sz w:val="24"/>
+          <w:szCs w:val="24"/>
+        </w:rPr>
+        <w:t>svm_max</w:t>
+      </w:r>
+      <w:proofErr w:type="spellEnd"/>
+      <w:r>
+        <w:rPr>
+          <w:color w:val="000000" w:themeColor="text1"/>
+          <w:sz w:val="24"/>
+          <w:szCs w:val="24"/>
+        </w:rPr>
+        <w:t xml:space="preserve"> (r &gt; 0.88, Figura 1). El salto mayor de M2 a M3 (R</w:t>
       </w:r>
       <w:r>
         <w:rPr>
@@ -7808,26 +9777,27 @@
     </w:p>
     <w:p>
       <w:pPr>
-        <w:pStyle w:val="Heading2"/>
+        <w:pStyle w:val="Ttulo2"/>
         <w:numPr>
           <w:ilvl w:val="1"/>
           <w:numId w:val="2"/>
         </w:numPr>
         <w:spacing w:before="220" w:after="110"/>
-        <w:rPr>
-          <w:color w:val="000000" w:themeColor="text1"/>
-          <w:sz w:val="28"/>
-          <w:szCs w:val="28"/>
-        </w:rPr>
-      </w:pPr>
-      <w:bookmarkStart w:id="10" w:name="_Toc238597936"/>
+        <w:ind w:left="0" w:right="261"/>
+        <w:rPr>
+          <w:color w:val="000000" w:themeColor="text1"/>
+          <w:sz w:val="24"/>
+          <w:szCs w:val="24"/>
+        </w:rPr>
+      </w:pPr>
+      <w:bookmarkStart w:id="10" w:name="_Toc238739822"/>
       <w:r>
         <w:rPr>
           <w:b/>
           <w:bCs/>
           <w:color w:val="000000" w:themeColor="text1"/>
-          <w:sz w:val="28"/>
-          <w:szCs w:val="28"/>
+          <w:sz w:val="24"/>
+          <w:szCs w:val="24"/>
         </w:rPr>
         <w:t>Limitaciones</w:t>
       </w:r>
@@ -7836,6 +9806,7 @@
     <w:p>
       <w:pPr>
         <w:spacing w:after="160" w:line="276" w:lineRule="auto"/>
+        <w:ind w:right="261"/>
         <w:jc w:val="both"/>
         <w:rPr>
           <w:color w:val="000000" w:themeColor="text1"/>
@@ -7855,7 +9826,7 @@
     <w:p>
       <w:pPr>
         <w:spacing w:after="60" w:line="276" w:lineRule="auto"/>
-        <w:ind w:left="420"/>
+        <w:ind w:right="261"/>
         <w:rPr>
           <w:color w:val="000000" w:themeColor="text1"/>
           <w:sz w:val="24"/>
@@ -7886,26 +9857,43 @@
           <w:sz w:val="24"/>
           <w:szCs w:val="24"/>
         </w:rPr>
-        <w:t xml:space="preserve"> Las 29,441 observaciones provienen de solo 13 participantes, por lo que los errores estándar que asumen independencia probablemente subestiman la incertidumbre real; una corrección por agrupamiento (clustering) o de efectos mixtos sería un refinamiento natural.</w:t>
+        <w:t xml:space="preserve"> Las 29,441 observaciones provienen de solo 13 participantes, por lo que los errores estándar que asumen independencia probablemente subestiman la incertidumbre real; una corrección por agrupamiento (</w:t>
+      </w:r>
+      <w:proofErr w:type="spellStart"/>
+      <w:r>
+        <w:rPr>
+          <w:color w:val="000000" w:themeColor="text1"/>
+          <w:sz w:val="24"/>
+          <w:szCs w:val="24"/>
+        </w:rPr>
+        <w:t>clustering</w:t>
+      </w:r>
+      <w:proofErr w:type="spellEnd"/>
+      <w:r>
+        <w:rPr>
+          <w:color w:val="000000" w:themeColor="text1"/>
+          <w:sz w:val="24"/>
+          <w:szCs w:val="24"/>
+        </w:rPr>
+        <w:t>) o de efectos mixtos sería un refinamiento natural.</w:t>
       </w:r>
     </w:p>
     <w:p>
       <w:pPr>
         <w:spacing w:after="60" w:line="276" w:lineRule="auto"/>
-        <w:ind w:left="420"/>
-        <w:rPr>
-          <w:color w:val="000000" w:themeColor="text1"/>
-          <w:sz w:val="24"/>
-          <w:szCs w:val="24"/>
-        </w:rPr>
-      </w:pPr>
-      <w:r>
-        <w:rPr>
-          <w:color w:val="000000" w:themeColor="text1"/>
-          <w:sz w:val="24"/>
-          <w:szCs w:val="24"/>
-        </w:rPr>
-        <w:lastRenderedPageBreak/>
+        <w:ind w:right="261"/>
+        <w:rPr>
+          <w:color w:val="000000" w:themeColor="text1"/>
+          <w:sz w:val="24"/>
+          <w:szCs w:val="24"/>
+        </w:rPr>
+      </w:pPr>
+      <w:r>
+        <w:rPr>
+          <w:color w:val="000000" w:themeColor="text1"/>
+          <w:sz w:val="24"/>
+          <w:szCs w:val="24"/>
+        </w:rPr>
         <w:t xml:space="preserve">• </w:t>
       </w:r>
       <w:r>
@@ -7930,7 +9918,7 @@
     <w:p>
       <w:pPr>
         <w:spacing w:after="60" w:line="276" w:lineRule="auto"/>
-        <w:ind w:left="420"/>
+        <w:ind w:right="261"/>
         <w:rPr>
           <w:color w:val="000000" w:themeColor="text1"/>
           <w:sz w:val="24"/>
@@ -7967,6 +9955,7 @@
     <w:p>
       <w:pPr>
         <w:spacing w:before="60" w:after="200"/>
+        <w:ind w:right="261"/>
         <w:jc w:val="both"/>
         <w:rPr>
           <w:color w:val="000000" w:themeColor="text1"/>
@@ -7974,37 +9963,66 @@
           <w:szCs w:val="24"/>
         </w:rPr>
       </w:pPr>
-      <w:r>
-        <w:rPr>
-          <w:color w:val="000000" w:themeColor="text1"/>
-          <w:sz w:val="24"/>
-          <w:szCs w:val="24"/>
-        </w:rPr>
-        <w:t>Solo 13 personas significa que el modelo no ha visto muchos "tipos" distintos de bebedores, por lo que podría no generalizar bien. Las lecturas de alcohol se actualizan con mucha menos frecuencia que los datos de movimiento, así que muchos clips comparten una etiqueta aunque el estado de la persona pueda haber cambiado. Y no tenemos forma de saber si el teléfono estaba en un bolsillo, en una mano o sobre una mesa — lo cual sin duda afecta qué tan "sacudida" se ve una lectura, independientemente de la intoxicación.</w:t>
+      <w:proofErr w:type="gramStart"/>
+      <w:r>
+        <w:rPr>
+          <w:color w:val="000000" w:themeColor="text1"/>
+          <w:sz w:val="24"/>
+          <w:szCs w:val="24"/>
+        </w:rPr>
+        <w:t>Solo 13 personas significa</w:t>
+      </w:r>
+      <w:proofErr w:type="gramEnd"/>
+      <w:r>
+        <w:rPr>
+          <w:color w:val="000000" w:themeColor="text1"/>
+          <w:sz w:val="24"/>
+          <w:szCs w:val="24"/>
+        </w:rPr>
+        <w:t xml:space="preserve"> que el modelo no ha visto muchos "tipos" distintos de bebedores, por lo que podría no generalizar bien. Las lecturas de alcohol se actualizan con mucha menos frecuencia que los datos de movimiento, así que muchos clips comparten una </w:t>
+      </w:r>
+      <w:proofErr w:type="gramStart"/>
+      <w:r>
+        <w:rPr>
+          <w:color w:val="000000" w:themeColor="text1"/>
+          <w:sz w:val="24"/>
+          <w:szCs w:val="24"/>
+        </w:rPr>
+        <w:t>etiqueta</w:t>
+      </w:r>
+      <w:proofErr w:type="gramEnd"/>
+      <w:r>
+        <w:rPr>
+          <w:color w:val="000000" w:themeColor="text1"/>
+          <w:sz w:val="24"/>
+          <w:szCs w:val="24"/>
+        </w:rPr>
+        <w:t xml:space="preserve"> aunque el estado de la persona pueda haber cambiado. Y no tenemos forma de saber si el teléfono estaba en un bolsillo, en una mano o sobre una mesa — lo cual sin duda afecta qué tan "sacudida" se ve una lectura, independientemente de la intoxicación.</w:t>
       </w:r>
     </w:p>
     <w:p>
       <w:pPr>
-        <w:pStyle w:val="Heading2"/>
+        <w:pStyle w:val="Ttulo2"/>
         <w:numPr>
           <w:ilvl w:val="1"/>
           <w:numId w:val="2"/>
         </w:numPr>
         <w:spacing w:before="220" w:after="110"/>
-        <w:rPr>
-          <w:color w:val="000000" w:themeColor="text1"/>
-          <w:sz w:val="28"/>
-          <w:szCs w:val="28"/>
-        </w:rPr>
-      </w:pPr>
-      <w:bookmarkStart w:id="11" w:name="_Toc238597937"/>
+        <w:ind w:left="0" w:right="261"/>
+        <w:rPr>
+          <w:color w:val="000000" w:themeColor="text1"/>
+          <w:sz w:val="24"/>
+          <w:szCs w:val="24"/>
+        </w:rPr>
+      </w:pPr>
+      <w:bookmarkStart w:id="11" w:name="_Toc238739823"/>
       <w:r>
         <w:rPr>
           <w:b/>
           <w:bCs/>
           <w:color w:val="000000" w:themeColor="text1"/>
-          <w:sz w:val="28"/>
-          <w:szCs w:val="28"/>
+          <w:sz w:val="24"/>
+          <w:szCs w:val="24"/>
         </w:rPr>
         <w:t>Trabajo Futuro</w:t>
       </w:r>
@@ -8013,6 +10031,7 @@
     <w:p>
       <w:pPr>
         <w:spacing w:after="160" w:line="276" w:lineRule="auto"/>
+        <w:ind w:right="261"/>
         <w:jc w:val="both"/>
         <w:rPr>
           <w:color w:val="000000" w:themeColor="text1"/>
@@ -8032,7 +10051,7 @@
     <w:p>
       <w:pPr>
         <w:spacing w:after="60" w:line="276" w:lineRule="auto"/>
-        <w:ind w:left="420"/>
+        <w:ind w:right="261"/>
         <w:rPr>
           <w:color w:val="000000" w:themeColor="text1"/>
           <w:sz w:val="24"/>
@@ -8063,25 +10082,80 @@
           <w:sz w:val="24"/>
           <w:szCs w:val="24"/>
         </w:rPr>
-        <w:t xml:space="preserve"> — una extensión basada en random forest o splines probablemente capturaría efectos de umbral e interacciones de forma más fiel que términos especificados manualmente.</w:t>
+        <w:t xml:space="preserve"> — una extensión basada en </w:t>
+      </w:r>
+      <w:proofErr w:type="spellStart"/>
+      <w:r>
+        <w:rPr>
+          <w:color w:val="000000" w:themeColor="text1"/>
+          <w:sz w:val="24"/>
+          <w:szCs w:val="24"/>
+        </w:rPr>
+        <w:t>random</w:t>
+      </w:r>
+      <w:proofErr w:type="spellEnd"/>
+      <w:r>
+        <w:rPr>
+          <w:color w:val="000000" w:themeColor="text1"/>
+          <w:sz w:val="24"/>
+          <w:szCs w:val="24"/>
+        </w:rPr>
+        <w:t xml:space="preserve"> </w:t>
+      </w:r>
+      <w:proofErr w:type="spellStart"/>
+      <w:r>
+        <w:rPr>
+          <w:color w:val="000000" w:themeColor="text1"/>
+          <w:sz w:val="24"/>
+          <w:szCs w:val="24"/>
+        </w:rPr>
+        <w:t>forest</w:t>
+      </w:r>
+      <w:proofErr w:type="spellEnd"/>
+      <w:r>
+        <w:rPr>
+          <w:color w:val="000000" w:themeColor="text1"/>
+          <w:sz w:val="24"/>
+          <w:szCs w:val="24"/>
+        </w:rPr>
+        <w:t xml:space="preserve"> o </w:t>
+      </w:r>
+      <w:proofErr w:type="spellStart"/>
+      <w:r>
+        <w:rPr>
+          <w:color w:val="000000" w:themeColor="text1"/>
+          <w:sz w:val="24"/>
+          <w:szCs w:val="24"/>
+        </w:rPr>
+        <w:t>splines</w:t>
+      </w:r>
+      <w:proofErr w:type="spellEnd"/>
+      <w:r>
+        <w:rPr>
+          <w:color w:val="000000" w:themeColor="text1"/>
+          <w:sz w:val="24"/>
+          <w:szCs w:val="24"/>
+        </w:rPr>
+        <w:t xml:space="preserve"> probablemente capturaría efectos de umbral e interacciones de forma más fiel que términos especificados manualmente.</w:t>
       </w:r>
     </w:p>
     <w:p>
       <w:pPr>
         <w:spacing w:after="60" w:line="276" w:lineRule="auto"/>
-        <w:ind w:left="420"/>
-        <w:rPr>
-          <w:color w:val="000000" w:themeColor="text1"/>
-          <w:sz w:val="24"/>
-          <w:szCs w:val="24"/>
-        </w:rPr>
-      </w:pPr>
-      <w:r>
-        <w:rPr>
-          <w:color w:val="000000" w:themeColor="text1"/>
-          <w:sz w:val="24"/>
-          <w:szCs w:val="24"/>
-        </w:rPr>
+        <w:ind w:right="261"/>
+        <w:rPr>
+          <w:color w:val="000000" w:themeColor="text1"/>
+          <w:sz w:val="24"/>
+          <w:szCs w:val="24"/>
+        </w:rPr>
+      </w:pPr>
+      <w:r>
+        <w:rPr>
+          <w:color w:val="000000" w:themeColor="text1"/>
+          <w:sz w:val="24"/>
+          <w:szCs w:val="24"/>
+        </w:rPr>
+        <w:lastRenderedPageBreak/>
         <w:t xml:space="preserve">• </w:t>
       </w:r>
       <w:r>
@@ -8106,7 +10180,7 @@
     <w:p>
       <w:pPr>
         <w:spacing w:after="60" w:line="276" w:lineRule="auto"/>
-        <w:ind w:left="420"/>
+        <w:ind w:right="261"/>
         <w:rPr>
           <w:color w:val="000000" w:themeColor="text1"/>
           <w:sz w:val="24"/>
@@ -8160,6 +10234,7 @@
     <w:p>
       <w:pPr>
         <w:spacing w:before="60" w:after="200"/>
+        <w:ind w:right="261"/>
         <w:jc w:val="both"/>
         <w:rPr>
           <w:color w:val="000000" w:themeColor="text1"/>
@@ -8178,100 +10253,651 @@
     </w:p>
     <w:p>
       <w:pPr>
-        <w:spacing w:before="60" w:after="200"/>
-        <w:rPr>
-          <w:i/>
-          <w:iCs/>
-          <w:color w:val="000000" w:themeColor="text1"/>
-          <w:sz w:val="24"/>
-          <w:szCs w:val="24"/>
-        </w:rPr>
-      </w:pPr>
+        <w:pStyle w:val="Ttulo1"/>
+        <w:spacing w:before="300" w:after="140"/>
+        <w:ind w:right="261"/>
+        <w:rPr>
+          <w:b/>
+          <w:bCs/>
+          <w:color w:val="000000" w:themeColor="text1"/>
+          <w:sz w:val="24"/>
+          <w:szCs w:val="24"/>
+        </w:rPr>
+      </w:pPr>
+      <w:bookmarkStart w:id="12" w:name="_Toc238739824"/>
+      <w:r>
+        <w:rPr>
+          <w:b/>
+          <w:bCs/>
+          <w:color w:val="000000" w:themeColor="text1"/>
+          <w:sz w:val="24"/>
+          <w:szCs w:val="24"/>
+        </w:rPr>
+        <w:t>Repositorio:</w:t>
+      </w:r>
+      <w:bookmarkEnd w:id="12"/>
     </w:p>
     <w:p>
       <w:pPr>
+        <w:ind w:right="261"/>
         <w:rPr>
           <w:b/>
           <w:bCs/>
           <w:color w:val="000000" w:themeColor="text1"/>
-          <w:sz w:val="26"/>
-          <w:szCs w:val="26"/>
-        </w:rPr>
-      </w:pPr>
-      <w:r>
+          <w:sz w:val="24"/>
+          <w:szCs w:val="24"/>
+        </w:rPr>
+      </w:pPr>
+    </w:p>
+    <w:p>
+      <w:pPr>
+        <w:ind w:right="261"/>
+        <w:rPr>
+          <w:color w:val="000000" w:themeColor="text1"/>
+          <w:sz w:val="24"/>
+          <w:szCs w:val="24"/>
+        </w:rPr>
+      </w:pPr>
+      <w:r>
+        <w:rPr>
+          <w:color w:val="000000" w:themeColor="text1"/>
+          <w:sz w:val="24"/>
+          <w:szCs w:val="24"/>
+        </w:rPr>
+        <w:t xml:space="preserve">Ver el detalle de los modelos y códigos utilizados: </w:t>
+      </w:r>
+    </w:p>
+    <w:p>
+      <w:pPr>
+        <w:spacing w:before="60" w:after="200"/>
+        <w:ind w:right="261"/>
+        <w:jc w:val="both"/>
+        <w:rPr>
+          <w:color w:val="000000" w:themeColor="text1"/>
+          <w:sz w:val="24"/>
+          <w:szCs w:val="24"/>
+        </w:rPr>
+      </w:pPr>
+      <w:hyperlink r:id="rId14" w:history="1">
+        <w:r>
+          <w:rPr>
+            <w:rStyle w:val="Hipervnculo"/>
+            <w:sz w:val="24"/>
+            <w:szCs w:val="24"/>
+          </w:rPr>
+          <w:t>https://github.com/jjlloobb/PUJ-2026-30-ML101-NataliaZamudio-JoseLuisOrtiz/tree/main</w:t>
+        </w:r>
+      </w:hyperlink>
+    </w:p>
+    <w:p>
+      <w:pPr>
+        <w:pStyle w:val="Ttulo1"/>
+        <w:spacing w:before="300" w:after="140"/>
+        <w:ind w:right="261"/>
         <w:rPr>
           <w:b/>
           <w:bCs/>
           <w:color w:val="000000" w:themeColor="text1"/>
-          <w:sz w:val="26"/>
-          <w:szCs w:val="26"/>
+          <w:sz w:val="24"/>
+          <w:szCs w:val="24"/>
+        </w:rPr>
+      </w:pPr>
+      <w:bookmarkStart w:id="13" w:name="_Toc238739825"/>
+      <w:r>
+        <w:rPr>
+          <w:b/>
+          <w:bCs/>
+          <w:color w:val="000000" w:themeColor="text1"/>
+          <w:sz w:val="24"/>
+          <w:szCs w:val="24"/>
         </w:rPr>
         <w:t>Referencias</w:t>
       </w:r>
+      <w:bookmarkEnd w:id="13"/>
     </w:p>
     <w:p>
       <w:pPr>
-        <w:rPr>
-          <w:color w:val="000000" w:themeColor="text1"/>
+        <w:ind w:right="261"/>
+        <w:rPr>
+          <w:color w:val="000000" w:themeColor="text1"/>
+          <w:sz w:val="24"/>
+          <w:szCs w:val="24"/>
         </w:rPr>
       </w:pPr>
     </w:p>
     <w:p>
       <w:pPr>
         <w:spacing w:after="160" w:line="276" w:lineRule="auto"/>
+        <w:ind w:right="261"/>
         <w:jc w:val="both"/>
         <w:rPr>
           <w:color w:val="000000" w:themeColor="text1"/>
-        </w:rPr>
-      </w:pPr>
-      <w:r>
-        <w:rPr>
-          <w:color w:val="000000" w:themeColor="text1"/>
-          <w:sz w:val="19"/>
-          <w:szCs w:val="19"/>
-        </w:rPr>
-        <w:t>Killian, J.A., Passino, K.M., Nandi, A., Madden, D.R. and Clapp, J. (2019). Learning to Detect Heavy Drinking Episodes Using Smartphone Accelerometer Data. In Proceedings of the 4th International Workshop on Knowledge Discovery in Healthcare Data, IJCAI 2019, pp. 35–42.</w:t>
+          <w:sz w:val="24"/>
+          <w:szCs w:val="24"/>
+        </w:rPr>
+      </w:pPr>
+      <w:r>
+        <w:rPr>
+          <w:color w:val="000000" w:themeColor="text1"/>
+          <w:sz w:val="24"/>
+          <w:szCs w:val="24"/>
+        </w:rPr>
+        <w:t xml:space="preserve">Killian, J.A., Passino, K.M., Nandi, A., Madden, D.R. and Clapp, J. (2019). </w:t>
+      </w:r>
+      <w:proofErr w:type="spellStart"/>
+      <w:r>
+        <w:rPr>
+          <w:color w:val="000000" w:themeColor="text1"/>
+          <w:sz w:val="24"/>
+          <w:szCs w:val="24"/>
+        </w:rPr>
+        <w:t>Learning</w:t>
+      </w:r>
+      <w:proofErr w:type="spellEnd"/>
+      <w:r>
+        <w:rPr>
+          <w:color w:val="000000" w:themeColor="text1"/>
+          <w:sz w:val="24"/>
+          <w:szCs w:val="24"/>
+        </w:rPr>
+        <w:t xml:space="preserve"> </w:t>
+      </w:r>
+      <w:proofErr w:type="spellStart"/>
+      <w:r>
+        <w:rPr>
+          <w:color w:val="000000" w:themeColor="text1"/>
+          <w:sz w:val="24"/>
+          <w:szCs w:val="24"/>
+        </w:rPr>
+        <w:t>to</w:t>
+      </w:r>
+      <w:proofErr w:type="spellEnd"/>
+      <w:r>
+        <w:rPr>
+          <w:color w:val="000000" w:themeColor="text1"/>
+          <w:sz w:val="24"/>
+          <w:szCs w:val="24"/>
+        </w:rPr>
+        <w:t xml:space="preserve"> </w:t>
+      </w:r>
+      <w:proofErr w:type="spellStart"/>
+      <w:r>
+        <w:rPr>
+          <w:color w:val="000000" w:themeColor="text1"/>
+          <w:sz w:val="24"/>
+          <w:szCs w:val="24"/>
+        </w:rPr>
+        <w:t>Detect</w:t>
+      </w:r>
+      <w:proofErr w:type="spellEnd"/>
+      <w:r>
+        <w:rPr>
+          <w:color w:val="000000" w:themeColor="text1"/>
+          <w:sz w:val="24"/>
+          <w:szCs w:val="24"/>
+        </w:rPr>
+        <w:t xml:space="preserve"> Heavy </w:t>
+      </w:r>
+      <w:proofErr w:type="spellStart"/>
+      <w:r>
+        <w:rPr>
+          <w:color w:val="000000" w:themeColor="text1"/>
+          <w:sz w:val="24"/>
+          <w:szCs w:val="24"/>
+        </w:rPr>
+        <w:t>Drinking</w:t>
+      </w:r>
+      <w:proofErr w:type="spellEnd"/>
+      <w:r>
+        <w:rPr>
+          <w:color w:val="000000" w:themeColor="text1"/>
+          <w:sz w:val="24"/>
+          <w:szCs w:val="24"/>
+        </w:rPr>
+        <w:t xml:space="preserve"> </w:t>
+      </w:r>
+      <w:proofErr w:type="spellStart"/>
+      <w:r>
+        <w:rPr>
+          <w:color w:val="000000" w:themeColor="text1"/>
+          <w:sz w:val="24"/>
+          <w:szCs w:val="24"/>
+        </w:rPr>
+        <w:t>Episodes</w:t>
+      </w:r>
+      <w:proofErr w:type="spellEnd"/>
+      <w:r>
+        <w:rPr>
+          <w:color w:val="000000" w:themeColor="text1"/>
+          <w:sz w:val="24"/>
+          <w:szCs w:val="24"/>
+        </w:rPr>
+        <w:t xml:space="preserve"> </w:t>
+      </w:r>
+      <w:proofErr w:type="spellStart"/>
+      <w:r>
+        <w:rPr>
+          <w:color w:val="000000" w:themeColor="text1"/>
+          <w:sz w:val="24"/>
+          <w:szCs w:val="24"/>
+        </w:rPr>
+        <w:t>Using</w:t>
+      </w:r>
+      <w:proofErr w:type="spellEnd"/>
+      <w:r>
+        <w:rPr>
+          <w:color w:val="000000" w:themeColor="text1"/>
+          <w:sz w:val="24"/>
+          <w:szCs w:val="24"/>
+        </w:rPr>
+        <w:t xml:space="preserve"> Smartphone </w:t>
+      </w:r>
+      <w:proofErr w:type="spellStart"/>
+      <w:r>
+        <w:rPr>
+          <w:color w:val="000000" w:themeColor="text1"/>
+          <w:sz w:val="24"/>
+          <w:szCs w:val="24"/>
+        </w:rPr>
+        <w:t>Accelerometer</w:t>
+      </w:r>
+      <w:proofErr w:type="spellEnd"/>
+      <w:r>
+        <w:rPr>
+          <w:color w:val="000000" w:themeColor="text1"/>
+          <w:sz w:val="24"/>
+          <w:szCs w:val="24"/>
+        </w:rPr>
+        <w:t xml:space="preserve"> Data. In </w:t>
+      </w:r>
+      <w:proofErr w:type="spellStart"/>
+      <w:r>
+        <w:rPr>
+          <w:color w:val="000000" w:themeColor="text1"/>
+          <w:sz w:val="24"/>
+          <w:szCs w:val="24"/>
+        </w:rPr>
+        <w:t>Proceedings</w:t>
+      </w:r>
+      <w:proofErr w:type="spellEnd"/>
+      <w:r>
+        <w:rPr>
+          <w:color w:val="000000" w:themeColor="text1"/>
+          <w:sz w:val="24"/>
+          <w:szCs w:val="24"/>
+        </w:rPr>
+        <w:t xml:space="preserve"> </w:t>
+      </w:r>
+      <w:proofErr w:type="spellStart"/>
+      <w:r>
+        <w:rPr>
+          <w:color w:val="000000" w:themeColor="text1"/>
+          <w:sz w:val="24"/>
+          <w:szCs w:val="24"/>
+        </w:rPr>
+        <w:t>of</w:t>
+      </w:r>
+      <w:proofErr w:type="spellEnd"/>
+      <w:r>
+        <w:rPr>
+          <w:color w:val="000000" w:themeColor="text1"/>
+          <w:sz w:val="24"/>
+          <w:szCs w:val="24"/>
+        </w:rPr>
+        <w:t xml:space="preserve"> </w:t>
+      </w:r>
+      <w:proofErr w:type="spellStart"/>
+      <w:r>
+        <w:rPr>
+          <w:color w:val="000000" w:themeColor="text1"/>
+          <w:sz w:val="24"/>
+          <w:szCs w:val="24"/>
+        </w:rPr>
+        <w:t>the</w:t>
+      </w:r>
+      <w:proofErr w:type="spellEnd"/>
+      <w:r>
+        <w:rPr>
+          <w:color w:val="000000" w:themeColor="text1"/>
+          <w:sz w:val="24"/>
+          <w:szCs w:val="24"/>
+        </w:rPr>
+        <w:t xml:space="preserve"> 4th International Workshop </w:t>
+      </w:r>
+      <w:proofErr w:type="spellStart"/>
+      <w:r>
+        <w:rPr>
+          <w:color w:val="000000" w:themeColor="text1"/>
+          <w:sz w:val="24"/>
+          <w:szCs w:val="24"/>
+        </w:rPr>
+        <w:t>on</w:t>
+      </w:r>
+      <w:proofErr w:type="spellEnd"/>
+      <w:r>
+        <w:rPr>
+          <w:color w:val="000000" w:themeColor="text1"/>
+          <w:sz w:val="24"/>
+          <w:szCs w:val="24"/>
+        </w:rPr>
+        <w:t xml:space="preserve"> Knowledge Discovery in </w:t>
+      </w:r>
+      <w:proofErr w:type="spellStart"/>
+      <w:r>
+        <w:rPr>
+          <w:color w:val="000000" w:themeColor="text1"/>
+          <w:sz w:val="24"/>
+          <w:szCs w:val="24"/>
+        </w:rPr>
+        <w:t>Healthcare</w:t>
+      </w:r>
+      <w:proofErr w:type="spellEnd"/>
+      <w:r>
+        <w:rPr>
+          <w:color w:val="000000" w:themeColor="text1"/>
+          <w:sz w:val="24"/>
+          <w:szCs w:val="24"/>
+        </w:rPr>
+        <w:t xml:space="preserve"> Data, IJCAI 2019, pp. 35–42.</w:t>
       </w:r>
     </w:p>
     <w:p>
       <w:pPr>
         <w:spacing w:after="160" w:line="276" w:lineRule="auto"/>
+        <w:ind w:right="261"/>
         <w:jc w:val="both"/>
         <w:rPr>
           <w:color w:val="000000" w:themeColor="text1"/>
-        </w:rPr>
-      </w:pPr>
-      <w:r>
-        <w:rPr>
-          <w:color w:val="000000" w:themeColor="text1"/>
-          <w:sz w:val="19"/>
-          <w:szCs w:val="19"/>
-        </w:rPr>
-        <w:t>James, G., Witten, D., Hastie, T., Tibshirani, R. and Taylor, J. (2023). An Introduction to Statistical Learning with Applications in Python. Springer Texts in Statistics. Springer.</w:t>
+          <w:sz w:val="24"/>
+          <w:szCs w:val="24"/>
+        </w:rPr>
+      </w:pPr>
+      <w:r>
+        <w:rPr>
+          <w:color w:val="000000" w:themeColor="text1"/>
+          <w:sz w:val="24"/>
+          <w:szCs w:val="24"/>
+        </w:rPr>
+        <w:t xml:space="preserve">James, G., Witten, D., Hastie, T., </w:t>
+      </w:r>
+      <w:proofErr w:type="spellStart"/>
+      <w:r>
+        <w:rPr>
+          <w:color w:val="000000" w:themeColor="text1"/>
+          <w:sz w:val="24"/>
+          <w:szCs w:val="24"/>
+        </w:rPr>
+        <w:t>Tibshirani</w:t>
+      </w:r>
+      <w:proofErr w:type="spellEnd"/>
+      <w:r>
+        <w:rPr>
+          <w:color w:val="000000" w:themeColor="text1"/>
+          <w:sz w:val="24"/>
+          <w:szCs w:val="24"/>
+        </w:rPr>
+        <w:t xml:space="preserve">, R. and Taylor, J. (2023). </w:t>
+      </w:r>
+      <w:proofErr w:type="spellStart"/>
+      <w:r>
+        <w:rPr>
+          <w:color w:val="000000" w:themeColor="text1"/>
+          <w:sz w:val="24"/>
+          <w:szCs w:val="24"/>
+        </w:rPr>
+        <w:t>An</w:t>
+      </w:r>
+      <w:proofErr w:type="spellEnd"/>
+      <w:r>
+        <w:rPr>
+          <w:color w:val="000000" w:themeColor="text1"/>
+          <w:sz w:val="24"/>
+          <w:szCs w:val="24"/>
+        </w:rPr>
+        <w:t xml:space="preserve"> </w:t>
+      </w:r>
+      <w:proofErr w:type="spellStart"/>
+      <w:r>
+        <w:rPr>
+          <w:color w:val="000000" w:themeColor="text1"/>
+          <w:sz w:val="24"/>
+          <w:szCs w:val="24"/>
+        </w:rPr>
+        <w:t>Introduction</w:t>
+      </w:r>
+      <w:proofErr w:type="spellEnd"/>
+      <w:r>
+        <w:rPr>
+          <w:color w:val="000000" w:themeColor="text1"/>
+          <w:sz w:val="24"/>
+          <w:szCs w:val="24"/>
+        </w:rPr>
+        <w:t xml:space="preserve"> </w:t>
+      </w:r>
+      <w:proofErr w:type="spellStart"/>
+      <w:r>
+        <w:rPr>
+          <w:color w:val="000000" w:themeColor="text1"/>
+          <w:sz w:val="24"/>
+          <w:szCs w:val="24"/>
+        </w:rPr>
+        <w:t>to</w:t>
+      </w:r>
+      <w:proofErr w:type="spellEnd"/>
+      <w:r>
+        <w:rPr>
+          <w:color w:val="000000" w:themeColor="text1"/>
+          <w:sz w:val="24"/>
+          <w:szCs w:val="24"/>
+        </w:rPr>
+        <w:t xml:space="preserve"> </w:t>
+      </w:r>
+      <w:proofErr w:type="spellStart"/>
+      <w:r>
+        <w:rPr>
+          <w:color w:val="000000" w:themeColor="text1"/>
+          <w:sz w:val="24"/>
+          <w:szCs w:val="24"/>
+        </w:rPr>
+        <w:t>Statistical</w:t>
+      </w:r>
+      <w:proofErr w:type="spellEnd"/>
+      <w:r>
+        <w:rPr>
+          <w:color w:val="000000" w:themeColor="text1"/>
+          <w:sz w:val="24"/>
+          <w:szCs w:val="24"/>
+        </w:rPr>
+        <w:t xml:space="preserve"> </w:t>
+      </w:r>
+      <w:proofErr w:type="spellStart"/>
+      <w:r>
+        <w:rPr>
+          <w:color w:val="000000" w:themeColor="text1"/>
+          <w:sz w:val="24"/>
+          <w:szCs w:val="24"/>
+        </w:rPr>
+        <w:t>Learning</w:t>
+      </w:r>
+      <w:proofErr w:type="spellEnd"/>
+      <w:r>
+        <w:rPr>
+          <w:color w:val="000000" w:themeColor="text1"/>
+          <w:sz w:val="24"/>
+          <w:szCs w:val="24"/>
+        </w:rPr>
+        <w:t xml:space="preserve"> </w:t>
+      </w:r>
+      <w:proofErr w:type="spellStart"/>
+      <w:r>
+        <w:rPr>
+          <w:color w:val="000000" w:themeColor="text1"/>
+          <w:sz w:val="24"/>
+          <w:szCs w:val="24"/>
+        </w:rPr>
+        <w:t>with</w:t>
+      </w:r>
+      <w:proofErr w:type="spellEnd"/>
+      <w:r>
+        <w:rPr>
+          <w:color w:val="000000" w:themeColor="text1"/>
+          <w:sz w:val="24"/>
+          <w:szCs w:val="24"/>
+        </w:rPr>
+        <w:t xml:space="preserve"> </w:t>
+      </w:r>
+      <w:proofErr w:type="spellStart"/>
+      <w:r>
+        <w:rPr>
+          <w:color w:val="000000" w:themeColor="text1"/>
+          <w:sz w:val="24"/>
+          <w:szCs w:val="24"/>
+        </w:rPr>
+        <w:t>Applications</w:t>
+      </w:r>
+      <w:proofErr w:type="spellEnd"/>
+      <w:r>
+        <w:rPr>
+          <w:color w:val="000000" w:themeColor="text1"/>
+          <w:sz w:val="24"/>
+          <w:szCs w:val="24"/>
+        </w:rPr>
+        <w:t xml:space="preserve"> in Python. Springer </w:t>
+      </w:r>
+      <w:proofErr w:type="spellStart"/>
+      <w:r>
+        <w:rPr>
+          <w:color w:val="000000" w:themeColor="text1"/>
+          <w:sz w:val="24"/>
+          <w:szCs w:val="24"/>
+        </w:rPr>
+        <w:t>Texts</w:t>
+      </w:r>
+      <w:proofErr w:type="spellEnd"/>
+      <w:r>
+        <w:rPr>
+          <w:color w:val="000000" w:themeColor="text1"/>
+          <w:sz w:val="24"/>
+          <w:szCs w:val="24"/>
+        </w:rPr>
+        <w:t xml:space="preserve"> in </w:t>
+      </w:r>
+      <w:proofErr w:type="spellStart"/>
+      <w:r>
+        <w:rPr>
+          <w:color w:val="000000" w:themeColor="text1"/>
+          <w:sz w:val="24"/>
+          <w:szCs w:val="24"/>
+        </w:rPr>
+        <w:t>Statistics</w:t>
+      </w:r>
+      <w:proofErr w:type="spellEnd"/>
+      <w:r>
+        <w:rPr>
+          <w:color w:val="000000" w:themeColor="text1"/>
+          <w:sz w:val="24"/>
+          <w:szCs w:val="24"/>
+        </w:rPr>
+        <w:t>. Springer.</w:t>
       </w:r>
     </w:p>
     <w:p>
       <w:pPr>
         <w:spacing w:after="160" w:line="276" w:lineRule="auto"/>
+        <w:ind w:right="261"/>
         <w:jc w:val="both"/>
         <w:rPr>
           <w:color w:val="000000" w:themeColor="text1"/>
-        </w:rPr>
-      </w:pPr>
-      <w:r>
-        <w:rPr>
-          <w:color w:val="000000" w:themeColor="text1"/>
-          <w:sz w:val="19"/>
-          <w:szCs w:val="19"/>
-        </w:rPr>
-        <w:t>Killian, J.A., Madden, D.R. and Clapp, J. (2020). Bar Crawl: Detecting Heavy Drinking. UCI Machine Learning Repository.</w:t>
+          <w:sz w:val="24"/>
+          <w:szCs w:val="24"/>
+        </w:rPr>
+      </w:pPr>
+      <w:r>
+        <w:rPr>
+          <w:color w:val="000000" w:themeColor="text1"/>
+          <w:sz w:val="24"/>
+          <w:szCs w:val="24"/>
+        </w:rPr>
+        <w:t xml:space="preserve">Killian, J.A., Madden, D.R. and Clapp, J. (2020). Bar Crawl: </w:t>
+      </w:r>
+      <w:proofErr w:type="spellStart"/>
+      <w:r>
+        <w:rPr>
+          <w:color w:val="000000" w:themeColor="text1"/>
+          <w:sz w:val="24"/>
+          <w:szCs w:val="24"/>
+        </w:rPr>
+        <w:t>Detecting</w:t>
+      </w:r>
+      <w:proofErr w:type="spellEnd"/>
+      <w:r>
+        <w:rPr>
+          <w:color w:val="000000" w:themeColor="text1"/>
+          <w:sz w:val="24"/>
+          <w:szCs w:val="24"/>
+        </w:rPr>
+        <w:t xml:space="preserve"> Heavy </w:t>
+      </w:r>
+      <w:proofErr w:type="spellStart"/>
+      <w:r>
+        <w:rPr>
+          <w:color w:val="000000" w:themeColor="text1"/>
+          <w:sz w:val="24"/>
+          <w:szCs w:val="24"/>
+        </w:rPr>
+        <w:t>Drinking</w:t>
+      </w:r>
+      <w:proofErr w:type="spellEnd"/>
+      <w:r>
+        <w:rPr>
+          <w:color w:val="000000" w:themeColor="text1"/>
+          <w:sz w:val="24"/>
+          <w:szCs w:val="24"/>
+        </w:rPr>
+        <w:t xml:space="preserve">. UCI Machine </w:t>
+      </w:r>
+      <w:proofErr w:type="spellStart"/>
+      <w:r>
+        <w:rPr>
+          <w:color w:val="000000" w:themeColor="text1"/>
+          <w:sz w:val="24"/>
+          <w:szCs w:val="24"/>
+        </w:rPr>
+        <w:t>Learning</w:t>
+      </w:r>
+      <w:proofErr w:type="spellEnd"/>
+      <w:r>
+        <w:rPr>
+          <w:color w:val="000000" w:themeColor="text1"/>
+          <w:sz w:val="24"/>
+          <w:szCs w:val="24"/>
+        </w:rPr>
+        <w:t xml:space="preserve"> </w:t>
+      </w:r>
+      <w:proofErr w:type="spellStart"/>
+      <w:r>
+        <w:rPr>
+          <w:color w:val="000000" w:themeColor="text1"/>
+          <w:sz w:val="24"/>
+          <w:szCs w:val="24"/>
+        </w:rPr>
+        <w:t>Repository</w:t>
+      </w:r>
+      <w:proofErr w:type="spellEnd"/>
+      <w:r>
+        <w:rPr>
+          <w:color w:val="000000" w:themeColor="text1"/>
+          <w:sz w:val="24"/>
+          <w:szCs w:val="24"/>
+        </w:rPr>
+        <w:t>.</w:t>
       </w:r>
     </w:p>
     <w:sectPr>
-      <w:headerReference w:type="default" r:id="rId13"/>
-      <w:footerReference w:type="default" r:id="rId14"/>
+      <w:headerReference w:type="default" r:id="rId15"/>
+      <w:footerReference w:type="default" r:id="rId16"/>
       <w:pgSz w:w="12240" w:h="15840"/>
-      <w:pgMar w:top="1440" w:right="1440" w:bottom="1440" w:left="1440" w:header="708" w:footer="708" w:gutter="0"/>
+      <w:pgMar w:top="1440" w:right="1041" w:bottom="1440" w:left="1440" w:header="708" w:footer="708" w:gutter="0"/>
       <w:cols w:space="720"/>
       <w:docGrid w:linePitch="360"/>
     </w:sectPr>
@@ -8280,7 +10906,7 @@
 </file>
 
 <file path=word/endnotes.xml><?xml version="1.0" encoding="utf-8"?>
-<w:endnotes xmlns:wpc="http://schemas.microsoft.com/office/word/2010/wordprocessingCanvas" xmlns:cx="http://schemas.microsoft.com/office/drawing/2014/chartex" xmlns:cx1="http://schemas.microsoft.com/office/drawing/2015/9/8/chartex" xmlns:cx2="http://schemas.microsoft.com/office/drawing/2015/10/21/chartex" xmlns:cx3="http://schemas.microsoft.com/office/drawing/2016/5/9/chartex" xmlns:cx4="http://schemas.microsoft.com/office/drawing/2016/5/10/chartex" xmlns:cx5="http://schemas.microsoft.com/office/drawing/2016/5/11/chartex" xmlns:cx6="http://schemas.microsoft.com/office/drawing/2016/5/12/chartex" xmlns:cx7="http://schemas.microsoft.com/office/drawing/2016/5/13/chartex" xmlns:cx8="http://schemas.microsoft.com/office/drawing/2016/5/14/chartex" xmlns:mc="http://schemas.openxmlformats.org/markup-compatibility/2006" xmlns:m="http://schemas.openxmlformats.org/officeDocument/2006/math" xmlns:aink="http://schemas.microsoft.com/office/drawing/2016/ink" xmlns:am3d="http://schemas.microsoft.com/office/drawing/2017/model3d" xmlns:oel="http://schemas.microsoft.com/office/2019/extlst" xmlns:r="http://schemas.openxmlformats.org/officeDocument/2006/relationships" xmlns:wp14="http://schemas.microsoft.com/office/word/2010/wordprocessingDrawing" xmlns:wp="http://schemas.openxmlformats.org/drawingml/2006/wordprocessingDrawing" xmlns:wpg="http://schemas.microsoft.com/office/word/2010/wordprocessingGroup" xmlns:wpi="http://schemas.microsoft.com/office/word/2010/wordprocessingInk" xmlns:wps="http://schemas.microsoft.com/office/word/2010/wordprocessingShape" xmlns:o="urn:schemas-microsoft-com:office:office" xmlns:v="urn:schemas-microsoft-com:vml" xmlns:w10="urn:schemas-microsoft-com:office:word" xmlns:w="http://schemas.openxmlformats.org/wordprocessingml/2006/main" xmlns:w14="http://schemas.microsoft.com/office/word/2010/wordml" xmlns:w15="http://schemas.microsoft.com/office/word/2012/wordml" xmlns:w16cex="http://schemas.microsoft.com/office/word/2018/wordml/cex" xmlns:w16cid="http://schemas.microsoft.com/office/word/2016/wordml/cid" xmlns:w16="http://schemas.microsoft.com/office/word/2018/wordml" xmlns:w16sdtdh="http://schemas.microsoft.com/office/word/2020/wordml/sdtdatahash" xmlns:w16sdtfl="http://schemas.microsoft.com/office/word/2024/wordml/sdtformatlock" xmlns:w16se="http://schemas.microsoft.com/office/word/2015/wordml/symex" xmlns:w16du="http://schemas.microsoft.com/office/word/2023/wordml/word16du" xmlns:wne="http://schemas.microsoft.com/office/word/2006/wordml" mc:Ignorable="w14 w15 w16se w16cid w16 w16cex w16sdtdh w16sdtfl w16du wp14">
+<w:endnotes xmlns:wpc="http://schemas.microsoft.com/office/word/2010/wordprocessingCanvas" xmlns:cx="http://schemas.microsoft.com/office/drawing/2014/chartex" xmlns:cx1="http://schemas.microsoft.com/office/drawing/2015/9/8/chartex" xmlns:cx2="http://schemas.microsoft.com/office/drawing/2015/10/21/chartex" xmlns:cx3="http://schemas.microsoft.com/office/drawing/2016/5/9/chartex" xmlns:cx4="http://schemas.microsoft.com/office/drawing/2016/5/10/chartex" xmlns:cx5="http://schemas.microsoft.com/office/drawing/2016/5/11/chartex" xmlns:cx6="http://schemas.microsoft.com/office/drawing/2016/5/12/chartex" xmlns:cx7="http://schemas.microsoft.com/office/drawing/2016/5/13/chartex" xmlns:cx8="http://schemas.microsoft.com/office/drawing/2016/5/14/chartex" xmlns:mc="http://schemas.openxmlformats.org/markup-compatibility/2006" xmlns:aink="http://schemas.microsoft.com/office/drawing/2016/ink" xmlns:am3d="http://schemas.microsoft.com/office/drawing/2017/model3d" xmlns:o="urn:schemas-microsoft-com:office:office" xmlns:oel="http://schemas.microsoft.com/office/2019/extlst" xmlns:r="http://schemas.openxmlformats.org/officeDocument/2006/relationships" xmlns:m="http://schemas.openxmlformats.org/officeDocument/2006/math" xmlns:v="urn:schemas-microsoft-com:vml" xmlns:wp14="http://schemas.microsoft.com/office/word/2010/wordprocessingDrawing" xmlns:wp="http://schemas.openxmlformats.org/drawingml/2006/wordprocessingDrawing" xmlns:w10="urn:schemas-microsoft-com:office:word" xmlns:w="http://schemas.openxmlformats.org/wordprocessingml/2006/main" xmlns:w14="http://schemas.microsoft.com/office/word/2010/wordml" xmlns:w15="http://schemas.microsoft.com/office/word/2012/wordml" xmlns:w16cex="http://schemas.microsoft.com/office/word/2018/wordml/cex" xmlns:w16cid="http://schemas.microsoft.com/office/word/2016/wordml/cid" xmlns:w16="http://schemas.microsoft.com/office/word/2018/wordml" xmlns:w16du="http://schemas.microsoft.com/office/word/2023/wordml/word16du" xmlns:w16sdtdh="http://schemas.microsoft.com/office/word/2020/wordml/sdtdatahash" xmlns:w16sdtfl="http://schemas.microsoft.com/office/word/2024/wordml/sdtformatlock" xmlns:w16se="http://schemas.microsoft.com/office/word/2015/wordml/symex" xmlns:wpg="http://schemas.microsoft.com/office/word/2010/wordprocessingGroup" xmlns:wpi="http://schemas.microsoft.com/office/word/2010/wordprocessingInk" xmlns:wne="http://schemas.microsoft.com/office/word/2006/wordml" xmlns:wps="http://schemas.microsoft.com/office/word/2010/wordprocessingShape" mc:Ignorable="w14 w15 w16se w16cid w16 w16cex w16sdtdh w16sdtfl w16du wp14">
   <w:endnote w:type="separator" w:id="-1">
     <w:p>
       <w:r>
@@ -8299,7 +10925,7 @@
 </file>
 
 <file path=word/footer1.xml><?xml version="1.0" encoding="utf-8"?>
-<w:ftr xmlns:wpc="http://schemas.microsoft.com/office/word/2010/wordprocessingCanvas" xmlns:cx="http://schemas.microsoft.com/office/drawing/2014/chartex" xmlns:cx1="http://schemas.microsoft.com/office/drawing/2015/9/8/chartex" xmlns:cx2="http://schemas.microsoft.com/office/drawing/2015/10/21/chartex" xmlns:cx3="http://schemas.microsoft.com/office/drawing/2016/5/9/chartex" xmlns:cx4="http://schemas.microsoft.com/office/drawing/2016/5/10/chartex" xmlns:cx5="http://schemas.microsoft.com/office/drawing/2016/5/11/chartex" xmlns:cx6="http://schemas.microsoft.com/office/drawing/2016/5/12/chartex" xmlns:cx7="http://schemas.microsoft.com/office/drawing/2016/5/13/chartex" xmlns:cx8="http://schemas.microsoft.com/office/drawing/2016/5/14/chartex" xmlns:mc="http://schemas.openxmlformats.org/markup-compatibility/2006" xmlns:m="http://schemas.openxmlformats.org/officeDocument/2006/math" xmlns:aink="http://schemas.microsoft.com/office/drawing/2016/ink" xmlns:am3d="http://schemas.microsoft.com/office/drawing/2017/model3d" xmlns:oel="http://schemas.microsoft.com/office/2019/extlst" xmlns:r="http://schemas.openxmlformats.org/officeDocument/2006/relationships" xmlns:wp14="http://schemas.microsoft.com/office/word/2010/wordprocessingDrawing" xmlns:wp="http://schemas.openxmlformats.org/drawingml/2006/wordprocessingDrawing" xmlns:wpg="http://schemas.microsoft.com/office/word/2010/wordprocessingGroup" xmlns:wpi="http://schemas.microsoft.com/office/word/2010/wordprocessingInk" xmlns:wps="http://schemas.microsoft.com/office/word/2010/wordprocessingShape" xmlns:o="urn:schemas-microsoft-com:office:office" xmlns:v="urn:schemas-microsoft-com:vml" xmlns:w10="urn:schemas-microsoft-com:office:word" xmlns:w="http://schemas.openxmlformats.org/wordprocessingml/2006/main" xmlns:w14="http://schemas.microsoft.com/office/word/2010/wordml" xmlns:w15="http://schemas.microsoft.com/office/word/2012/wordml" xmlns:w16cex="http://schemas.microsoft.com/office/word/2018/wordml/cex" xmlns:w16cid="http://schemas.microsoft.com/office/word/2016/wordml/cid" xmlns:w16="http://schemas.microsoft.com/office/word/2018/wordml" xmlns:w16sdtdh="http://schemas.microsoft.com/office/word/2020/wordml/sdtdatahash" xmlns:w16sdtfl="http://schemas.microsoft.com/office/word/2024/wordml/sdtformatlock" xmlns:w16se="http://schemas.microsoft.com/office/word/2015/wordml/symex" xmlns:w16du="http://schemas.microsoft.com/office/word/2023/wordml/word16du" xmlns:wne="http://schemas.microsoft.com/office/word/2006/wordml" mc:Ignorable="w14 w15 w16se w16cid w16 w16cex w16sdtdh w16sdtfl w16du wp14">
+<w:ftr xmlns:wpc="http://schemas.microsoft.com/office/word/2010/wordprocessingCanvas" xmlns:cx="http://schemas.microsoft.com/office/drawing/2014/chartex" xmlns:cx1="http://schemas.microsoft.com/office/drawing/2015/9/8/chartex" xmlns:cx2="http://schemas.microsoft.com/office/drawing/2015/10/21/chartex" xmlns:cx3="http://schemas.microsoft.com/office/drawing/2016/5/9/chartex" xmlns:cx4="http://schemas.microsoft.com/office/drawing/2016/5/10/chartex" xmlns:cx5="http://schemas.microsoft.com/office/drawing/2016/5/11/chartex" xmlns:cx6="http://schemas.microsoft.com/office/drawing/2016/5/12/chartex" xmlns:cx7="http://schemas.microsoft.com/office/drawing/2016/5/13/chartex" xmlns:cx8="http://schemas.microsoft.com/office/drawing/2016/5/14/chartex" xmlns:mc="http://schemas.openxmlformats.org/markup-compatibility/2006" xmlns:aink="http://schemas.microsoft.com/office/drawing/2016/ink" xmlns:am3d="http://schemas.microsoft.com/office/drawing/2017/model3d" xmlns:o="urn:schemas-microsoft-com:office:office" xmlns:oel="http://schemas.microsoft.com/office/2019/extlst" xmlns:r="http://schemas.openxmlformats.org/officeDocument/2006/relationships" xmlns:m="http://schemas.openxmlformats.org/officeDocument/2006/math" xmlns:v="urn:schemas-microsoft-com:vml" xmlns:wp14="http://schemas.microsoft.com/office/word/2010/wordprocessingDrawing" xmlns:wp="http://schemas.openxmlformats.org/drawingml/2006/wordprocessingDrawing" xmlns:w10="urn:schemas-microsoft-com:office:word" xmlns:w="http://schemas.openxmlformats.org/wordprocessingml/2006/main" xmlns:w14="http://schemas.microsoft.com/office/word/2010/wordml" xmlns:w15="http://schemas.microsoft.com/office/word/2012/wordml" xmlns:w16cex="http://schemas.microsoft.com/office/word/2018/wordml/cex" xmlns:w16cid="http://schemas.microsoft.com/office/word/2016/wordml/cid" xmlns:w16="http://schemas.microsoft.com/office/word/2018/wordml" xmlns:w16du="http://schemas.microsoft.com/office/word/2023/wordml/word16du" xmlns:w16sdtdh="http://schemas.microsoft.com/office/word/2020/wordml/sdtdatahash" xmlns:w16sdtfl="http://schemas.microsoft.com/office/word/2024/wordml/sdtformatlock" xmlns:w16se="http://schemas.microsoft.com/office/word/2015/wordml/symex" xmlns:wpg="http://schemas.microsoft.com/office/word/2010/wordprocessingGroup" xmlns:wpi="http://schemas.microsoft.com/office/word/2010/wordprocessingInk" xmlns:wne="http://schemas.microsoft.com/office/word/2006/wordml" xmlns:wps="http://schemas.microsoft.com/office/word/2010/wordprocessingShape" mc:Ignorable="w14 w15 w16se w16cid w16 w16cex w16sdtdh w16sdtfl w16du wp14">
   <w:p>
     <w:pPr>
       <w:jc w:val="center"/>
@@ -8350,7 +10976,7 @@
 </file>
 
 <file path=word/footnotes.xml><?xml version="1.0" encoding="utf-8"?>
-<w:footnotes xmlns:wpc="http://schemas.microsoft.com/office/word/2010/wordprocessingCanvas" xmlns:cx="http://schemas.microsoft.com/office/drawing/2014/chartex" xmlns:cx1="http://schemas.microsoft.com/office/drawing/2015/9/8/chartex" xmlns:cx2="http://schemas.microsoft.com/office/drawing/2015/10/21/chartex" xmlns:cx3="http://schemas.microsoft.com/office/drawing/2016/5/9/chartex" xmlns:cx4="http://schemas.microsoft.com/office/drawing/2016/5/10/chartex" xmlns:cx5="http://schemas.microsoft.com/office/drawing/2016/5/11/chartex" xmlns:cx6="http://schemas.microsoft.com/office/drawing/2016/5/12/chartex" xmlns:cx7="http://schemas.microsoft.com/office/drawing/2016/5/13/chartex" xmlns:cx8="http://schemas.microsoft.com/office/drawing/2016/5/14/chartex" xmlns:mc="http://schemas.openxmlformats.org/markup-compatibility/2006" xmlns:m="http://schemas.openxmlformats.org/officeDocument/2006/math" xmlns:aink="http://schemas.microsoft.com/office/drawing/2016/ink" xmlns:am3d="http://schemas.microsoft.com/office/drawing/2017/model3d" xmlns:oel="http://schemas.microsoft.com/office/2019/extlst" xmlns:r="http://schemas.openxmlformats.org/officeDocument/2006/relationships" xmlns:wp14="http://schemas.microsoft.com/office/word/2010/wordprocessingDrawing" xmlns:wp="http://schemas.openxmlformats.org/drawingml/2006/wordprocessingDrawing" xmlns:wpg="http://schemas.microsoft.com/office/word/2010/wordprocessingGroup" xmlns:wpi="http://schemas.microsoft.com/office/word/2010/wordprocessingInk" xmlns:wps="http://schemas.microsoft.com/office/word/2010/wordprocessingShape" xmlns:o="urn:schemas-microsoft-com:office:office" xmlns:v="urn:schemas-microsoft-com:vml" xmlns:w10="urn:schemas-microsoft-com:office:word" xmlns:w="http://schemas.openxmlformats.org/wordprocessingml/2006/main" xmlns:w14="http://schemas.microsoft.com/office/word/2010/wordml" xmlns:w15="http://schemas.microsoft.com/office/word/2012/wordml" xmlns:w16cex="http://schemas.microsoft.com/office/word/2018/wordml/cex" xmlns:w16cid="http://schemas.microsoft.com/office/word/2016/wordml/cid" xmlns:w16="http://schemas.microsoft.com/office/word/2018/wordml" xmlns:w16sdtdh="http://schemas.microsoft.com/office/word/2020/wordml/sdtdatahash" xmlns:w16sdtfl="http://schemas.microsoft.com/office/word/2024/wordml/sdtformatlock" xmlns:w16se="http://schemas.microsoft.com/office/word/2015/wordml/symex" xmlns:w16du="http://schemas.microsoft.com/office/word/2023/wordml/word16du" xmlns:wne="http://schemas.microsoft.com/office/word/2006/wordml" mc:Ignorable="w14 w15 w16se w16cid w16 w16cex w16sdtdh w16sdtfl w16du wp14">
+<w:footnotes xmlns:wpc="http://schemas.microsoft.com/office/word/2010/wordprocessingCanvas" xmlns:cx="http://schemas.microsoft.com/office/drawing/2014/chartex" xmlns:cx1="http://schemas.microsoft.com/office/drawing/2015/9/8/chartex" xmlns:cx2="http://schemas.microsoft.com/office/drawing/2015/10/21/chartex" xmlns:cx3="http://schemas.microsoft.com/office/drawing/2016/5/9/chartex" xmlns:cx4="http://schemas.microsoft.com/office/drawing/2016/5/10/chartex" xmlns:cx5="http://schemas.microsoft.com/office/drawing/2016/5/11/chartex" xmlns:cx6="http://schemas.microsoft.com/office/drawing/2016/5/12/chartex" xmlns:cx7="http://schemas.microsoft.com/office/drawing/2016/5/13/chartex" xmlns:cx8="http://schemas.microsoft.com/office/drawing/2016/5/14/chartex" xmlns:mc="http://schemas.openxmlformats.org/markup-compatibility/2006" xmlns:aink="http://schemas.microsoft.com/office/drawing/2016/ink" xmlns:am3d="http://schemas.microsoft.com/office/drawing/2017/model3d" xmlns:o="urn:schemas-microsoft-com:office:office" xmlns:oel="http://schemas.microsoft.com/office/2019/extlst" xmlns:r="http://schemas.openxmlformats.org/officeDocument/2006/relationships" xmlns:m="http://schemas.openxmlformats.org/officeDocument/2006/math" xmlns:v="urn:schemas-microsoft-com:vml" xmlns:wp14="http://schemas.microsoft.com/office/word/2010/wordprocessingDrawing" xmlns:wp="http://schemas.openxmlformats.org/drawingml/2006/wordprocessingDrawing" xmlns:w10="urn:schemas-microsoft-com:office:word" xmlns:w="http://schemas.openxmlformats.org/wordprocessingml/2006/main" xmlns:w14="http://schemas.microsoft.com/office/word/2010/wordml" xmlns:w15="http://schemas.microsoft.com/office/word/2012/wordml" xmlns:w16cex="http://schemas.microsoft.com/office/word/2018/wordml/cex" xmlns:w16cid="http://schemas.microsoft.com/office/word/2016/wordml/cid" xmlns:w16="http://schemas.microsoft.com/office/word/2018/wordml" xmlns:w16du="http://schemas.microsoft.com/office/word/2023/wordml/word16du" xmlns:w16sdtdh="http://schemas.microsoft.com/office/word/2020/wordml/sdtdatahash" xmlns:w16sdtfl="http://schemas.microsoft.com/office/word/2024/wordml/sdtformatlock" xmlns:w16se="http://schemas.microsoft.com/office/word/2015/wordml/symex" xmlns:wpg="http://schemas.microsoft.com/office/word/2010/wordprocessingGroup" xmlns:wpi="http://schemas.microsoft.com/office/word/2010/wordprocessingInk" xmlns:wne="http://schemas.microsoft.com/office/word/2006/wordml" xmlns:wps="http://schemas.microsoft.com/office/word/2010/wordprocessingShape" mc:Ignorable="w14 w15 w16se w16cid w16 w16cex w16sdtdh w16sdtfl w16du wp14">
   <w:footnote w:type="separator" w:id="-1">
     <w:p>
       <w:r>
@@ -8369,10 +10995,10 @@
 </file>
 
 <file path=word/header1.xml><?xml version="1.0" encoding="utf-8"?>
-<w:hdr xmlns:wpc="http://schemas.microsoft.com/office/word/2010/wordprocessingCanvas" xmlns:cx="http://schemas.microsoft.com/office/drawing/2014/chartex" xmlns:cx1="http://schemas.microsoft.com/office/drawing/2015/9/8/chartex" xmlns:cx2="http://schemas.microsoft.com/office/drawing/2015/10/21/chartex" xmlns:cx3="http://schemas.microsoft.com/office/drawing/2016/5/9/chartex" xmlns:cx4="http://schemas.microsoft.com/office/drawing/2016/5/10/chartex" xmlns:cx5="http://schemas.microsoft.com/office/drawing/2016/5/11/chartex" xmlns:cx6="http://schemas.microsoft.com/office/drawing/2016/5/12/chartex" xmlns:cx7="http://schemas.microsoft.com/office/drawing/2016/5/13/chartex" xmlns:cx8="http://schemas.microsoft.com/office/drawing/2016/5/14/chartex" xmlns:mc="http://schemas.openxmlformats.org/markup-compatibility/2006" xmlns:m="http://schemas.openxmlformats.org/officeDocument/2006/math" xmlns:aink="http://schemas.microsoft.com/office/drawing/2016/ink" xmlns:am3d="http://schemas.microsoft.com/office/drawing/2017/model3d" xmlns:oel="http://schemas.microsoft.com/office/2019/extlst" xmlns:r="http://schemas.openxmlformats.org/officeDocument/2006/relationships" xmlns:wp14="http://schemas.microsoft.com/office/word/2010/wordprocessingDrawing" xmlns:wp="http://schemas.openxmlformats.org/drawingml/2006/wordprocessingDrawing" xmlns:wpg="http://schemas.microsoft.com/office/word/2010/wordprocessingGroup" xmlns:wpi="http://schemas.microsoft.com/office/word/2010/wordprocessingInk" xmlns:wps="http://schemas.microsoft.com/office/word/2010/wordprocessingShape" xmlns:o="urn:schemas-microsoft-com:office:office" xmlns:v="urn:schemas-microsoft-com:vml" xmlns:w10="urn:schemas-microsoft-com:office:word" xmlns:w="http://schemas.openxmlformats.org/wordprocessingml/2006/main" xmlns:w14="http://schemas.microsoft.com/office/word/2010/wordml" xmlns:w15="http://schemas.microsoft.com/office/word/2012/wordml" xmlns:w16cex="http://schemas.microsoft.com/office/word/2018/wordml/cex" xmlns:w16cid="http://schemas.microsoft.com/office/word/2016/wordml/cid" xmlns:w16="http://schemas.microsoft.com/office/word/2018/wordml" xmlns:w16sdtdh="http://schemas.microsoft.com/office/word/2020/wordml/sdtdatahash" xmlns:w16sdtfl="http://schemas.microsoft.com/office/word/2024/wordml/sdtformatlock" xmlns:w16se="http://schemas.microsoft.com/office/word/2015/wordml/symex" xmlns:w16du="http://schemas.microsoft.com/office/word/2023/wordml/word16du" xmlns:wne="http://schemas.microsoft.com/office/word/2006/wordml" mc:Ignorable="w14 w15 w16se w16cid w16 w16cex w16sdtdh w16sdtfl w16du wp14">
+<w:hdr xmlns:wpc="http://schemas.microsoft.com/office/word/2010/wordprocessingCanvas" xmlns:cx="http://schemas.microsoft.com/office/drawing/2014/chartex" xmlns:cx1="http://schemas.microsoft.com/office/drawing/2015/9/8/chartex" xmlns:cx2="http://schemas.microsoft.com/office/drawing/2015/10/21/chartex" xmlns:cx3="http://schemas.microsoft.com/office/drawing/2016/5/9/chartex" xmlns:cx4="http://schemas.microsoft.com/office/drawing/2016/5/10/chartex" xmlns:cx5="http://schemas.microsoft.com/office/drawing/2016/5/11/chartex" xmlns:cx6="http://schemas.microsoft.com/office/drawing/2016/5/12/chartex" xmlns:cx7="http://schemas.microsoft.com/office/drawing/2016/5/13/chartex" xmlns:cx8="http://schemas.microsoft.com/office/drawing/2016/5/14/chartex" xmlns:mc="http://schemas.openxmlformats.org/markup-compatibility/2006" xmlns:aink="http://schemas.microsoft.com/office/drawing/2016/ink" xmlns:am3d="http://schemas.microsoft.com/office/drawing/2017/model3d" xmlns:o="urn:schemas-microsoft-com:office:office" xmlns:oel="http://schemas.microsoft.com/office/2019/extlst" xmlns:r="http://schemas.openxmlformats.org/officeDocument/2006/relationships" xmlns:m="http://schemas.openxmlformats.org/officeDocument/2006/math" xmlns:v="urn:schemas-microsoft-com:vml" xmlns:wp14="http://schemas.microsoft.com/office/word/2010/wordprocessingDrawing" xmlns:wp="http://schemas.openxmlformats.org/drawingml/2006/wordprocessingDrawing" xmlns:w10="urn:schemas-microsoft-com:office:word" xmlns:w="http://schemas.openxmlformats.org/wordprocessingml/2006/main" xmlns:w14="http://schemas.microsoft.com/office/word/2010/wordml" xmlns:w15="http://schemas.microsoft.com/office/word/2012/wordml" xmlns:w16cex="http://schemas.microsoft.com/office/word/2018/wordml/cex" xmlns:w16cid="http://schemas.microsoft.com/office/word/2016/wordml/cid" xmlns:w16="http://schemas.microsoft.com/office/word/2018/wordml" xmlns:w16du="http://schemas.microsoft.com/office/word/2023/wordml/word16du" xmlns:w16sdtdh="http://schemas.microsoft.com/office/word/2020/wordml/sdtdatahash" xmlns:w16sdtfl="http://schemas.microsoft.com/office/word/2024/wordml/sdtformatlock" xmlns:w16se="http://schemas.microsoft.com/office/word/2015/wordml/symex" xmlns:wpg="http://schemas.microsoft.com/office/word/2010/wordprocessingGroup" xmlns:wpi="http://schemas.microsoft.com/office/word/2010/wordprocessingInk" xmlns:wne="http://schemas.microsoft.com/office/word/2006/wordml" xmlns:wps="http://schemas.microsoft.com/office/word/2010/wordprocessingShape" mc:Ignorable="w14 w15 w16se w16cid w16 w16cex w16sdtdh w16sdtfl w16du wp14">
   <w:p>
     <w:pPr>
-      <w:pStyle w:val="Header"/>
+      <w:pStyle w:val="Encabezado"/>
       <w:jc w:val="right"/>
     </w:pPr>
     <w:r>
@@ -8391,7 +11017,7 @@
           <wp:extent cx="1948070" cy="813628"/>
           <wp:effectExtent l="0" t="0" r="0" b="0"/>
           <wp:wrapNone/>
-          <wp:docPr id="1368001895" name="Picture 1" descr="Pontificia Universidad Javeriana"/>
+          <wp:docPr id="243717037" name="Picture 1" descr="Pontificia Universidad Javeriana"/>
           <wp:cNvGraphicFramePr>
             <a:graphicFrameLocks xmlns:a="http://schemas.openxmlformats.org/drawingml/2006/main" noChangeAspect="1"/>
           </wp:cNvGraphicFramePr>
@@ -8459,7 +11085,7 @@
 </file>
 
 <file path=word/numbering.xml><?xml version="1.0" encoding="utf-8"?>
-<w:numbering xmlns:wpc="http://schemas.microsoft.com/office/word/2010/wordprocessingCanvas" xmlns:cx="http://schemas.microsoft.com/office/drawing/2014/chartex" xmlns:cx1="http://schemas.microsoft.com/office/drawing/2015/9/8/chartex" xmlns:cx2="http://schemas.microsoft.com/office/drawing/2015/10/21/chartex" xmlns:cx3="http://schemas.microsoft.com/office/drawing/2016/5/9/chartex" xmlns:cx4="http://schemas.microsoft.com/office/drawing/2016/5/10/chartex" xmlns:cx5="http://schemas.microsoft.com/office/drawing/2016/5/11/chartex" xmlns:cx6="http://schemas.microsoft.com/office/drawing/2016/5/12/chartex" xmlns:cx7="http://schemas.microsoft.com/office/drawing/2016/5/13/chartex" xmlns:cx8="http://schemas.microsoft.com/office/drawing/2016/5/14/chartex" xmlns:mc="http://schemas.openxmlformats.org/markup-compatibility/2006" xmlns:m="http://schemas.openxmlformats.org/officeDocument/2006/math" xmlns:aink="http://schemas.microsoft.com/office/drawing/2016/ink" xmlns:am3d="http://schemas.microsoft.com/office/drawing/2017/model3d" xmlns:oel="http://schemas.microsoft.com/office/2019/extlst" xmlns:r="http://schemas.openxmlformats.org/officeDocument/2006/relationships" xmlns:wp14="http://schemas.microsoft.com/office/word/2010/wordprocessingDrawing" xmlns:wp="http://schemas.openxmlformats.org/drawingml/2006/wordprocessingDrawing" xmlns:wpg="http://schemas.microsoft.com/office/word/2010/wordprocessingGroup" xmlns:wpi="http://schemas.microsoft.com/office/word/2010/wordprocessingInk" xmlns:wps="http://schemas.microsoft.com/office/word/2010/wordprocessingShape" xmlns:o="urn:schemas-microsoft-com:office:office" xmlns:v="urn:schemas-microsoft-com:vml" xmlns:w10="urn:schemas-microsoft-com:office:word" xmlns:w="http://schemas.openxmlformats.org/wordprocessingml/2006/main" xmlns:w14="http://schemas.microsoft.com/office/word/2010/wordml" xmlns:w15="http://schemas.microsoft.com/office/word/2012/wordml" xmlns:w16cex="http://schemas.microsoft.com/office/word/2018/wordml/cex" xmlns:w16cid="http://schemas.microsoft.com/office/word/2016/wordml/cid" xmlns:w16="http://schemas.microsoft.com/office/word/2018/wordml" xmlns:w16sdtdh="http://schemas.microsoft.com/office/word/2020/wordml/sdtdatahash" xmlns:w16sdtfl="http://schemas.microsoft.com/office/word/2024/wordml/sdtformatlock" xmlns:w16se="http://schemas.microsoft.com/office/word/2015/wordml/symex" xmlns:w16du="http://schemas.microsoft.com/office/word/2023/wordml/word16du" xmlns:wne="http://schemas.microsoft.com/office/word/2006/wordml" mc:Ignorable="w14 w15 w16se w16cid w16 w16cex w16sdtdh w16sdtfl w16du wp14">
+<w:numbering xmlns:wpc="http://schemas.microsoft.com/office/word/2010/wordprocessingCanvas" xmlns:cx="http://schemas.microsoft.com/office/drawing/2014/chartex" xmlns:cx1="http://schemas.microsoft.com/office/drawing/2015/9/8/chartex" xmlns:cx2="http://schemas.microsoft.com/office/drawing/2015/10/21/chartex" xmlns:cx3="http://schemas.microsoft.com/office/drawing/2016/5/9/chartex" xmlns:cx4="http://schemas.microsoft.com/office/drawing/2016/5/10/chartex" xmlns:cx5="http://schemas.microsoft.com/office/drawing/2016/5/11/chartex" xmlns:cx6="http://schemas.microsoft.com/office/drawing/2016/5/12/chartex" xmlns:cx7="http://schemas.microsoft.com/office/drawing/2016/5/13/chartex" xmlns:cx8="http://schemas.microsoft.com/office/drawing/2016/5/14/chartex" xmlns:mc="http://schemas.openxmlformats.org/markup-compatibility/2006" xmlns:aink="http://schemas.microsoft.com/office/drawing/2016/ink" xmlns:am3d="http://schemas.microsoft.com/office/drawing/2017/model3d" xmlns:o="urn:schemas-microsoft-com:office:office" xmlns:oel="http://schemas.microsoft.com/office/2019/extlst" xmlns:r="http://schemas.openxmlformats.org/officeDocument/2006/relationships" xmlns:m="http://schemas.openxmlformats.org/officeDocument/2006/math" xmlns:v="urn:schemas-microsoft-com:vml" xmlns:wp14="http://schemas.microsoft.com/office/word/2010/wordprocessingDrawing" xmlns:wp="http://schemas.openxmlformats.org/drawingml/2006/wordprocessingDrawing" xmlns:w10="urn:schemas-microsoft-com:office:word" xmlns:w="http://schemas.openxmlformats.org/wordprocessingml/2006/main" xmlns:w14="http://schemas.microsoft.com/office/word/2010/wordml" xmlns:w15="http://schemas.microsoft.com/office/word/2012/wordml" xmlns:w16cex="http://schemas.microsoft.com/office/word/2018/wordml/cex" xmlns:w16cid="http://schemas.microsoft.com/office/word/2016/wordml/cid" xmlns:w16="http://schemas.microsoft.com/office/word/2018/wordml" xmlns:w16du="http://schemas.microsoft.com/office/word/2023/wordml/word16du" xmlns:w16sdtdh="http://schemas.microsoft.com/office/word/2020/wordml/sdtdatahash" xmlns:w16sdtfl="http://schemas.microsoft.com/office/word/2024/wordml/sdtformatlock" xmlns:w16se="http://schemas.microsoft.com/office/word/2015/wordml/symex" xmlns:wpg="http://schemas.microsoft.com/office/word/2010/wordprocessingGroup" xmlns:wpi="http://schemas.microsoft.com/office/word/2010/wordprocessingInk" xmlns:wne="http://schemas.microsoft.com/office/word/2006/wordml" xmlns:wps="http://schemas.microsoft.com/office/word/2010/wordprocessingShape" mc:Ignorable="w14 w15 w16se w16cid w16 w16cex w16sdtdh w16sdtfl w16du wp14">
   <w:abstractNum w:abstractNumId="0" w15:restartNumberingAfterBreak="0">
     <w:nsid w:val="16253544"/>
     <w:multiLevelType w:val="multilevel"/>
@@ -8554,9 +11180,235 @@
     </w:lvl>
   </w:abstractNum>
   <w:abstractNum w:abstractNumId="1" w15:restartNumberingAfterBreak="0">
+    <w:nsid w:val="1DB73CA6"/>
+    <w:multiLevelType w:val="hybridMultilevel"/>
+    <w:tmpl w:val="C33A0850"/>
+    <w:lvl w:ilvl="0" w:tplc="FFFFFFFF">
+      <w:start w:val="1"/>
+      <w:numFmt w:val="bullet"/>
+      <w:lvlText w:val=""/>
+      <w:lvlJc w:val="left"/>
+      <w:pPr>
+        <w:ind w:left="720" w:hanging="360"/>
+      </w:pPr>
+      <w:rPr>
+        <w:rFonts w:ascii="Symbol" w:hAnsi="Symbol" w:hint="default"/>
+      </w:rPr>
+    </w:lvl>
+    <w:lvl w:ilvl="1" w:tplc="240A0003">
+      <w:start w:val="1"/>
+      <w:numFmt w:val="bullet"/>
+      <w:lvlText w:val="o"/>
+      <w:lvlJc w:val="left"/>
+      <w:pPr>
+        <w:ind w:left="1440" w:hanging="360"/>
+      </w:pPr>
+      <w:rPr>
+        <w:rFonts w:ascii="Courier New" w:hAnsi="Courier New" w:cs="Courier New" w:hint="default"/>
+      </w:rPr>
+    </w:lvl>
+    <w:lvl w:ilvl="2" w:tplc="FFFFFFFF" w:tentative="1">
+      <w:start w:val="1"/>
+      <w:numFmt w:val="bullet"/>
+      <w:lvlText w:val=""/>
+      <w:lvlJc w:val="left"/>
+      <w:pPr>
+        <w:ind w:left="2160" w:hanging="360"/>
+      </w:pPr>
+      <w:rPr>
+        <w:rFonts w:ascii="Wingdings" w:hAnsi="Wingdings" w:hint="default"/>
+      </w:rPr>
+    </w:lvl>
+    <w:lvl w:ilvl="3" w:tplc="FFFFFFFF" w:tentative="1">
+      <w:start w:val="1"/>
+      <w:numFmt w:val="bullet"/>
+      <w:lvlText w:val=""/>
+      <w:lvlJc w:val="left"/>
+      <w:pPr>
+        <w:ind w:left="2880" w:hanging="360"/>
+      </w:pPr>
+      <w:rPr>
+        <w:rFonts w:ascii="Symbol" w:hAnsi="Symbol" w:hint="default"/>
+      </w:rPr>
+    </w:lvl>
+    <w:lvl w:ilvl="4" w:tplc="FFFFFFFF" w:tentative="1">
+      <w:start w:val="1"/>
+      <w:numFmt w:val="bullet"/>
+      <w:lvlText w:val="o"/>
+      <w:lvlJc w:val="left"/>
+      <w:pPr>
+        <w:ind w:left="3600" w:hanging="360"/>
+      </w:pPr>
+      <w:rPr>
+        <w:rFonts w:ascii="Courier New" w:hAnsi="Courier New" w:cs="Courier New" w:hint="default"/>
+      </w:rPr>
+    </w:lvl>
+    <w:lvl w:ilvl="5" w:tplc="FFFFFFFF" w:tentative="1">
+      <w:start w:val="1"/>
+      <w:numFmt w:val="bullet"/>
+      <w:lvlText w:val=""/>
+      <w:lvlJc w:val="left"/>
+      <w:pPr>
+        <w:ind w:left="4320" w:hanging="360"/>
+      </w:pPr>
+      <w:rPr>
+        <w:rFonts w:ascii="Wingdings" w:hAnsi="Wingdings" w:hint="default"/>
+      </w:rPr>
+    </w:lvl>
+    <w:lvl w:ilvl="6" w:tplc="FFFFFFFF" w:tentative="1">
+      <w:start w:val="1"/>
+      <w:numFmt w:val="bullet"/>
+      <w:lvlText w:val=""/>
+      <w:lvlJc w:val="left"/>
+      <w:pPr>
+        <w:ind w:left="5040" w:hanging="360"/>
+      </w:pPr>
+      <w:rPr>
+        <w:rFonts w:ascii="Symbol" w:hAnsi="Symbol" w:hint="default"/>
+      </w:rPr>
+    </w:lvl>
+    <w:lvl w:ilvl="7" w:tplc="FFFFFFFF" w:tentative="1">
+      <w:start w:val="1"/>
+      <w:numFmt w:val="bullet"/>
+      <w:lvlText w:val="o"/>
+      <w:lvlJc w:val="left"/>
+      <w:pPr>
+        <w:ind w:left="5760" w:hanging="360"/>
+      </w:pPr>
+      <w:rPr>
+        <w:rFonts w:ascii="Courier New" w:hAnsi="Courier New" w:cs="Courier New" w:hint="default"/>
+      </w:rPr>
+    </w:lvl>
+    <w:lvl w:ilvl="8" w:tplc="FFFFFFFF" w:tentative="1">
+      <w:start w:val="1"/>
+      <w:numFmt w:val="bullet"/>
+      <w:lvlText w:val=""/>
+      <w:lvlJc w:val="left"/>
+      <w:pPr>
+        <w:ind w:left="6480" w:hanging="360"/>
+      </w:pPr>
+      <w:rPr>
+        <w:rFonts w:ascii="Wingdings" w:hAnsi="Wingdings" w:hint="default"/>
+      </w:rPr>
+    </w:lvl>
+  </w:abstractNum>
+  <w:abstractNum w:abstractNumId="2" w15:restartNumberingAfterBreak="0">
+    <w:nsid w:val="26A835A7"/>
+    <w:multiLevelType w:val="hybridMultilevel"/>
+    <w:tmpl w:val="4516E5E0"/>
+    <w:lvl w:ilvl="0" w:tplc="240A0001">
+      <w:start w:val="1"/>
+      <w:numFmt w:val="bullet"/>
+      <w:lvlText w:val=""/>
+      <w:lvlJc w:val="left"/>
+      <w:pPr>
+        <w:ind w:left="720" w:hanging="360"/>
+      </w:pPr>
+      <w:rPr>
+        <w:rFonts w:ascii="Symbol" w:hAnsi="Symbol" w:hint="default"/>
+      </w:rPr>
+    </w:lvl>
+    <w:lvl w:ilvl="1" w:tplc="2BB8B1C6">
+      <w:start w:val="2"/>
+      <w:numFmt w:val="bullet"/>
+      <w:lvlText w:val="-"/>
+      <w:lvlJc w:val="left"/>
+      <w:pPr>
+        <w:ind w:left="1440" w:hanging="360"/>
+      </w:pPr>
+      <w:rPr>
+        <w:rFonts w:ascii="Times New Roman" w:eastAsiaTheme="minorHAnsi" w:hAnsi="Times New Roman" w:cs="Times New Roman" w:hint="default"/>
+      </w:rPr>
+    </w:lvl>
+    <w:lvl w:ilvl="2" w:tplc="240A0005" w:tentative="1">
+      <w:start w:val="1"/>
+      <w:numFmt w:val="bullet"/>
+      <w:lvlText w:val=""/>
+      <w:lvlJc w:val="left"/>
+      <w:pPr>
+        <w:ind w:left="2160" w:hanging="360"/>
+      </w:pPr>
+      <w:rPr>
+        <w:rFonts w:ascii="Wingdings" w:hAnsi="Wingdings" w:hint="default"/>
+      </w:rPr>
+    </w:lvl>
+    <w:lvl w:ilvl="3" w:tplc="240A0001" w:tentative="1">
+      <w:start w:val="1"/>
+      <w:numFmt w:val="bullet"/>
+      <w:lvlText w:val=""/>
+      <w:lvlJc w:val="left"/>
+      <w:pPr>
+        <w:ind w:left="2880" w:hanging="360"/>
+      </w:pPr>
+      <w:rPr>
+        <w:rFonts w:ascii="Symbol" w:hAnsi="Symbol" w:hint="default"/>
+      </w:rPr>
+    </w:lvl>
+    <w:lvl w:ilvl="4" w:tplc="240A0003" w:tentative="1">
+      <w:start w:val="1"/>
+      <w:numFmt w:val="bullet"/>
+      <w:lvlText w:val="o"/>
+      <w:lvlJc w:val="left"/>
+      <w:pPr>
+        <w:ind w:left="3600" w:hanging="360"/>
+      </w:pPr>
+      <w:rPr>
+        <w:rFonts w:ascii="Courier New" w:hAnsi="Courier New" w:cs="Courier New" w:hint="default"/>
+      </w:rPr>
+    </w:lvl>
+    <w:lvl w:ilvl="5" w:tplc="240A0005" w:tentative="1">
+      <w:start w:val="1"/>
+      <w:numFmt w:val="bullet"/>
+      <w:lvlText w:val=""/>
+      <w:lvlJc w:val="left"/>
+      <w:pPr>
+        <w:ind w:left="4320" w:hanging="360"/>
+      </w:pPr>
+      <w:rPr>
+        <w:rFonts w:ascii="Wingdings" w:hAnsi="Wingdings" w:hint="default"/>
+      </w:rPr>
+    </w:lvl>
+    <w:lvl w:ilvl="6" w:tplc="240A0001" w:tentative="1">
+      <w:start w:val="1"/>
+      <w:numFmt w:val="bullet"/>
+      <w:lvlText w:val=""/>
+      <w:lvlJc w:val="left"/>
+      <w:pPr>
+        <w:ind w:left="5040" w:hanging="360"/>
+      </w:pPr>
+      <w:rPr>
+        <w:rFonts w:ascii="Symbol" w:hAnsi="Symbol" w:hint="default"/>
+      </w:rPr>
+    </w:lvl>
+    <w:lvl w:ilvl="7" w:tplc="240A0003" w:tentative="1">
+      <w:start w:val="1"/>
+      <w:numFmt w:val="bullet"/>
+      <w:lvlText w:val="o"/>
+      <w:lvlJc w:val="left"/>
+      <w:pPr>
+        <w:ind w:left="5760" w:hanging="360"/>
+      </w:pPr>
+      <w:rPr>
+        <w:rFonts w:ascii="Courier New" w:hAnsi="Courier New" w:cs="Courier New" w:hint="default"/>
+      </w:rPr>
+    </w:lvl>
+    <w:lvl w:ilvl="8" w:tplc="240A0005" w:tentative="1">
+      <w:start w:val="1"/>
+      <w:numFmt w:val="bullet"/>
+      <w:lvlText w:val=""/>
+      <w:lvlJc w:val="left"/>
+      <w:pPr>
+        <w:ind w:left="6480" w:hanging="360"/>
+      </w:pPr>
+      <w:rPr>
+        <w:rFonts w:ascii="Wingdings" w:hAnsi="Wingdings" w:hint="default"/>
+      </w:rPr>
+    </w:lvl>
+  </w:abstractNum>
+  <w:abstractNum w:abstractNumId="3" w15:restartNumberingAfterBreak="0">
     <w:nsid w:val="364F36EA"/>
     <w:multiLevelType w:val="multilevel"/>
-    <w:tmpl w:val="3C587BD6"/>
+    <w:tmpl w:val="6318E96C"/>
     <w:lvl w:ilvl="0">
       <w:start w:val="1"/>
       <w:numFmt w:val="decimal"/>
@@ -8569,8 +11421,8 @@
         <w:rFonts w:hint="default"/>
         <w:b/>
         <w:color w:val="000000"/>
-        <w:sz w:val="32"/>
-        <w:szCs w:val="32"/>
+        <w:sz w:val="24"/>
+        <w:szCs w:val="24"/>
       </w:rPr>
     </w:lvl>
     <w:lvl w:ilvl="1">
@@ -8694,7 +11546,7 @@
       </w:rPr>
     </w:lvl>
   </w:abstractNum>
-  <w:abstractNum w:abstractNumId="2" w15:restartNumberingAfterBreak="0">
+  <w:abstractNum w:abstractNumId="4" w15:restartNumberingAfterBreak="0">
     <w:nsid w:val="36C61180"/>
     <w:multiLevelType w:val="hybridMultilevel"/>
     <w:tmpl w:val="D430D568"/>
@@ -8780,7 +11632,7 @@
       </w:pPr>
     </w:lvl>
   </w:abstractNum>
-  <w:abstractNum w:abstractNumId="3" w15:restartNumberingAfterBreak="0">
+  <w:abstractNum w:abstractNumId="5" w15:restartNumberingAfterBreak="0">
     <w:nsid w:val="44C620E9"/>
     <w:multiLevelType w:val="multilevel"/>
     <w:tmpl w:val="88CA137E"/>
@@ -8921,30 +11773,36 @@
     </w:lvl>
   </w:abstractNum>
   <w:num w:numId="1" w16cid:durableId="479276054">
-    <w:abstractNumId w:val="2"/>
+    <w:abstractNumId w:val="4"/>
     <w:lvlOverride w:ilvl="0">
       <w:startOverride w:val="1"/>
     </w:lvlOverride>
   </w:num>
   <w:num w:numId="2" w16cid:durableId="1520897073">
-    <w:abstractNumId w:val="1"/>
+    <w:abstractNumId w:val="3"/>
   </w:num>
   <w:num w:numId="3" w16cid:durableId="553930578">
     <w:abstractNumId w:val="0"/>
   </w:num>
   <w:num w:numId="4" w16cid:durableId="323435828">
-    <w:abstractNumId w:val="3"/>
+    <w:abstractNumId w:val="5"/>
+  </w:num>
+  <w:num w:numId="5" w16cid:durableId="871848412">
+    <w:abstractNumId w:val="2"/>
+  </w:num>
+  <w:num w:numId="6" w16cid:durableId="1829009057">
+    <w:abstractNumId w:val="1"/>
   </w:num>
 </w:numbering>
 </file>
 
 <file path=word/styles.xml><?xml version="1.0" encoding="utf-8"?>
-<w:styles xmlns:mc="http://schemas.openxmlformats.org/markup-compatibility/2006" xmlns:r="http://schemas.openxmlformats.org/officeDocument/2006/relationships" xmlns:w="http://schemas.openxmlformats.org/wordprocessingml/2006/main" xmlns:w14="http://schemas.microsoft.com/office/word/2010/wordml" xmlns:w15="http://schemas.microsoft.com/office/word/2012/wordml" xmlns:w16cex="http://schemas.microsoft.com/office/word/2018/wordml/cex" xmlns:w16cid="http://schemas.microsoft.com/office/word/2016/wordml/cid" xmlns:w16="http://schemas.microsoft.com/office/word/2018/wordml" xmlns:w16sdtdh="http://schemas.microsoft.com/office/word/2020/wordml/sdtdatahash" xmlns:w16sdtfl="http://schemas.microsoft.com/office/word/2024/wordml/sdtformatlock" xmlns:w16se="http://schemas.microsoft.com/office/word/2015/wordml/symex" xmlns:w16du="http://schemas.microsoft.com/office/word/2023/wordml/word16du" mc:Ignorable="w14 w15 w16se w16cid w16 w16cex w16sdtdh w16sdtfl w16du">
+<w:styles xmlns:mc="http://schemas.openxmlformats.org/markup-compatibility/2006" xmlns:r="http://schemas.openxmlformats.org/officeDocument/2006/relationships" xmlns:w="http://schemas.openxmlformats.org/wordprocessingml/2006/main" xmlns:w14="http://schemas.microsoft.com/office/word/2010/wordml" xmlns:w15="http://schemas.microsoft.com/office/word/2012/wordml" xmlns:w16cex="http://schemas.microsoft.com/office/word/2018/wordml/cex" xmlns:w16cid="http://schemas.microsoft.com/office/word/2016/wordml/cid" xmlns:w16="http://schemas.microsoft.com/office/word/2018/wordml" xmlns:w16du="http://schemas.microsoft.com/office/word/2023/wordml/word16du" xmlns:w16sdtdh="http://schemas.microsoft.com/office/word/2020/wordml/sdtdatahash" xmlns:w16sdtfl="http://schemas.microsoft.com/office/word/2024/wordml/sdtformatlock" xmlns:w16se="http://schemas.microsoft.com/office/word/2015/wordml/symex" mc:Ignorable="w14 w15 w16se w16cid w16 w16cex w16sdtdh w16sdtfl w16du">
   <w:docDefaults>
     <w:rPrDefault>
       <w:rPr>
         <w:rFonts w:ascii="Times New Roman" w:eastAsia="Times New Roman" w:hAnsi="Times New Roman" w:cs="Times New Roman"/>
-        <w:lang w:val="en-CO" w:eastAsia="en-US" w:bidi="ar-SA"/>
+        <w:lang w:val="es-CO" w:eastAsia="en-US" w:bidi="ar-SA"/>
       </w:rPr>
     </w:rPrDefault>
     <w:pPrDefault/>
@@ -9330,8 +12188,9 @@
   <w:style w:type="paragraph" w:default="1" w:styleId="Normal">
     <w:name w:val="Normal"/>
     <w:qFormat/>
+    <w:rsid w:val="004F069C"/>
   </w:style>
-  <w:style w:type="paragraph" w:styleId="Heading1">
+  <w:style w:type="paragraph" w:styleId="Ttulo1">
     <w:name w:val="heading 1"/>
     <w:uiPriority w:val="9"/>
     <w:qFormat/>
@@ -9344,7 +12203,7 @@
       <w:szCs w:val="32"/>
     </w:rPr>
   </w:style>
-  <w:style w:type="paragraph" w:styleId="Heading2">
+  <w:style w:type="paragraph" w:styleId="Ttulo2">
     <w:name w:val="heading 2"/>
     <w:uiPriority w:val="9"/>
     <w:unhideWhenUsed/>
@@ -9358,7 +12217,7 @@
       <w:szCs w:val="26"/>
     </w:rPr>
   </w:style>
-  <w:style w:type="paragraph" w:styleId="Heading3">
+  <w:style w:type="paragraph" w:styleId="Ttulo3">
     <w:name w:val="heading 3"/>
     <w:uiPriority w:val="9"/>
     <w:semiHidden/>
@@ -9373,7 +12232,7 @@
       <w:szCs w:val="24"/>
     </w:rPr>
   </w:style>
-  <w:style w:type="paragraph" w:styleId="Heading4">
+  <w:style w:type="paragraph" w:styleId="Ttulo4">
     <w:name w:val="heading 4"/>
     <w:uiPriority w:val="9"/>
     <w:semiHidden/>
@@ -9388,7 +12247,7 @@
       <w:color w:val="2E74B5"/>
     </w:rPr>
   </w:style>
-  <w:style w:type="paragraph" w:styleId="Heading5">
+  <w:style w:type="paragraph" w:styleId="Ttulo5">
     <w:name w:val="heading 5"/>
     <w:uiPriority w:val="9"/>
     <w:semiHidden/>
@@ -9401,7 +12260,7 @@
       <w:color w:val="2E74B5"/>
     </w:rPr>
   </w:style>
-  <w:style w:type="paragraph" w:styleId="Heading6">
+  <w:style w:type="paragraph" w:styleId="Ttulo6">
     <w:name w:val="heading 6"/>
     <w:uiPriority w:val="9"/>
     <w:semiHidden/>
@@ -9414,13 +12273,13 @@
       <w:color w:val="1F4D78"/>
     </w:rPr>
   </w:style>
-  <w:style w:type="character" w:default="1" w:styleId="DefaultParagraphFont">
+  <w:style w:type="character" w:default="1" w:styleId="Fuentedeprrafopredeter">
     <w:name w:val="Default Paragraph Font"/>
     <w:uiPriority w:val="1"/>
     <w:semiHidden/>
     <w:unhideWhenUsed/>
   </w:style>
-  <w:style w:type="table" w:default="1" w:styleId="TableNormal">
+  <w:style w:type="table" w:default="1" w:styleId="Tablanormal">
     <w:name w:val="Normal Table"/>
     <w:uiPriority w:val="99"/>
     <w:semiHidden/>
@@ -9435,13 +12294,13 @@
       </w:tblCellMar>
     </w:tblPr>
   </w:style>
-  <w:style w:type="numbering" w:default="1" w:styleId="NoList">
+  <w:style w:type="numbering" w:default="1" w:styleId="Sinlista">
     <w:name w:val="No List"/>
     <w:uiPriority w:val="99"/>
     <w:semiHidden/>
     <w:unhideWhenUsed/>
   </w:style>
-  <w:style w:type="paragraph" w:styleId="Title">
+  <w:style w:type="paragraph" w:styleId="Ttulo">
     <w:name w:val="Title"/>
     <w:uiPriority w:val="10"/>
     <w:qFormat/>
@@ -9458,11 +12317,12 @@
       <w:bCs/>
     </w:rPr>
   </w:style>
-  <w:style w:type="paragraph" w:styleId="ListParagraph">
+  <w:style w:type="paragraph" w:styleId="Prrafodelista">
     <w:name w:val="List Paragraph"/>
+    <w:uiPriority w:val="34"/>
     <w:qFormat/>
   </w:style>
-  <w:style w:type="character" w:styleId="Hyperlink">
+  <w:style w:type="character" w:styleId="Hipervnculo">
     <w:name w:val="Hyperlink"/>
     <w:uiPriority w:val="99"/>
     <w:unhideWhenUsed/>
@@ -9471,7 +12331,7 @@
       <w:u w:val="single"/>
     </w:rPr>
   </w:style>
-  <w:style w:type="character" w:styleId="FootnoteReference">
+  <w:style w:type="character" w:styleId="Refdenotaalpie">
     <w:name w:val="footnote reference"/>
     <w:uiPriority w:val="99"/>
     <w:semiHidden/>
@@ -9480,16 +12340,16 @@
       <w:vertAlign w:val="superscript"/>
     </w:rPr>
   </w:style>
-  <w:style w:type="paragraph" w:styleId="FootnoteText">
+  <w:style w:type="paragraph" w:styleId="Textonotapie">
     <w:name w:val="footnote text"/>
-    <w:link w:val="FootnoteTextChar"/>
+    <w:link w:val="TextonotapieCar"/>
     <w:uiPriority w:val="99"/>
     <w:semiHidden/>
     <w:unhideWhenUsed/>
   </w:style>
-  <w:style w:type="character" w:customStyle="1" w:styleId="FootnoteTextChar">
-    <w:name w:val="Footnote Text Char"/>
-    <w:link w:val="FootnoteText"/>
+  <w:style w:type="character" w:customStyle="1" w:styleId="TextonotapieCar">
+    <w:name w:val="Texto nota pie Car"/>
+    <w:link w:val="Textonotapie"/>
     <w:uiPriority w:val="99"/>
     <w:semiHidden/>
     <w:unhideWhenUsed/>
@@ -9498,7 +12358,7 @@
       <w:szCs w:val="20"/>
     </w:rPr>
   </w:style>
-  <w:style w:type="character" w:styleId="EndnoteReference">
+  <w:style w:type="character" w:styleId="Refdenotaalfinal">
     <w:name w:val="endnote reference"/>
     <w:uiPriority w:val="99"/>
     <w:semiHidden/>
@@ -9507,16 +12367,16 @@
       <w:vertAlign w:val="superscript"/>
     </w:rPr>
   </w:style>
-  <w:style w:type="paragraph" w:styleId="EndnoteText">
+  <w:style w:type="paragraph" w:styleId="Textonotaalfinal">
     <w:name w:val="endnote text"/>
-    <w:link w:val="EndnoteTextChar"/>
+    <w:link w:val="TextonotaalfinalCar"/>
     <w:uiPriority w:val="99"/>
     <w:semiHidden/>
     <w:unhideWhenUsed/>
   </w:style>
-  <w:style w:type="character" w:customStyle="1" w:styleId="EndnoteTextChar">
-    <w:name w:val="Endnote Text Char"/>
-    <w:link w:val="EndnoteText"/>
+  <w:style w:type="character" w:customStyle="1" w:styleId="TextonotaalfinalCar">
+    <w:name w:val="Texto nota al final Car"/>
+    <w:link w:val="Textonotaalfinal"/>
     <w:uiPriority w:val="99"/>
     <w:semiHidden/>
     <w:unhideWhenUsed/>
@@ -9525,9 +12385,9 @@
       <w:szCs w:val="20"/>
     </w:rPr>
   </w:style>
-  <w:style w:type="character" w:styleId="Strong">
+  <w:style w:type="character" w:styleId="Fuerte">
     <w:name w:val="Strong"/>
-    <w:basedOn w:val="DefaultParagraphFont"/>
+    <w:basedOn w:val="Fuentedeprrafopredeter"/>
     <w:uiPriority w:val="22"/>
     <w:qFormat/>
     <w:rsid w:val="00912B11"/>
@@ -9536,10 +12396,10 @@
       <w:bCs/>
     </w:rPr>
   </w:style>
-  <w:style w:type="paragraph" w:styleId="Header">
+  <w:style w:type="paragraph" w:styleId="Encabezado">
     <w:name w:val="header"/>
     <w:basedOn w:val="Normal"/>
-    <w:link w:val="HeaderChar"/>
+    <w:link w:val="EncabezadoCar"/>
     <w:uiPriority w:val="99"/>
     <w:unhideWhenUsed/>
     <w:rsid w:val="006B1B46"/>
@@ -9550,17 +12410,17 @@
       </w:tabs>
     </w:pPr>
   </w:style>
-  <w:style w:type="character" w:customStyle="1" w:styleId="HeaderChar">
-    <w:name w:val="Header Char"/>
-    <w:basedOn w:val="DefaultParagraphFont"/>
-    <w:link w:val="Header"/>
+  <w:style w:type="character" w:customStyle="1" w:styleId="EncabezadoCar">
+    <w:name w:val="Encabezado Car"/>
+    <w:basedOn w:val="Fuentedeprrafopredeter"/>
+    <w:link w:val="Encabezado"/>
     <w:uiPriority w:val="99"/>
     <w:rsid w:val="006B1B46"/>
   </w:style>
-  <w:style w:type="paragraph" w:styleId="Footer">
+  <w:style w:type="paragraph" w:styleId="Piedepgina">
     <w:name w:val="footer"/>
     <w:basedOn w:val="Normal"/>
-    <w:link w:val="FooterChar"/>
+    <w:link w:val="PiedepginaCar"/>
     <w:uiPriority w:val="99"/>
     <w:unhideWhenUsed/>
     <w:rsid w:val="006B1B46"/>
@@ -9571,16 +12431,16 @@
       </w:tabs>
     </w:pPr>
   </w:style>
-  <w:style w:type="character" w:customStyle="1" w:styleId="FooterChar">
-    <w:name w:val="Footer Char"/>
-    <w:basedOn w:val="DefaultParagraphFont"/>
-    <w:link w:val="Footer"/>
+  <w:style w:type="character" w:customStyle="1" w:styleId="PiedepginaCar">
+    <w:name w:val="Pie de página Car"/>
+    <w:basedOn w:val="Fuentedeprrafopredeter"/>
+    <w:link w:val="Piedepgina"/>
     <w:uiPriority w:val="99"/>
     <w:rsid w:val="006B1B46"/>
   </w:style>
-  <w:style w:type="character" w:styleId="UnresolvedMention">
+  <w:style w:type="character" w:styleId="Mencinsinresolver">
     <w:name w:val="Unresolved Mention"/>
-    <w:basedOn w:val="DefaultParagraphFont"/>
+    <w:basedOn w:val="Fuentedeprrafopredeter"/>
     <w:uiPriority w:val="99"/>
     <w:semiHidden/>
     <w:unhideWhenUsed/>
@@ -9600,9 +12460,9 @@
       </w:numPr>
     </w:pPr>
   </w:style>
-  <w:style w:type="paragraph" w:styleId="TOCHeading">
+  <w:style w:type="paragraph" w:styleId="TtuloTDC">
     <w:name w:val="TOC Heading"/>
-    <w:basedOn w:val="Heading1"/>
+    <w:basedOn w:val="Ttulo1"/>
     <w:next w:val="Normal"/>
     <w:uiPriority w:val="39"/>
     <w:unhideWhenUsed/>
@@ -9624,7 +12484,7 @@
       <w:lang w:val="en-US"/>
     </w:rPr>
   </w:style>
-  <w:style w:type="paragraph" w:styleId="TOC1">
+  <w:style w:type="paragraph" w:styleId="TDC1">
     <w:name w:val="toc 1"/>
     <w:basedOn w:val="Normal"/>
     <w:next w:val="Normal"/>
@@ -9642,7 +12502,7 @@
       <w:caps/>
     </w:rPr>
   </w:style>
-  <w:style w:type="paragraph" w:styleId="TOC2">
+  <w:style w:type="paragraph" w:styleId="TDC2">
     <w:name w:val="toc 2"/>
     <w:basedOn w:val="Normal"/>
     <w:next w:val="Normal"/>
@@ -9658,7 +12518,7 @@
       <w:smallCaps/>
     </w:rPr>
   </w:style>
-  <w:style w:type="paragraph" w:styleId="TOC3">
+  <w:style w:type="paragraph" w:styleId="TDC3">
     <w:name w:val="toc 3"/>
     <w:basedOn w:val="Normal"/>
     <w:next w:val="Normal"/>
@@ -9676,7 +12536,7 @@
       <w:iCs/>
     </w:rPr>
   </w:style>
-  <w:style w:type="paragraph" w:styleId="TOC4">
+  <w:style w:type="paragraph" w:styleId="TDC4">
     <w:name w:val="toc 4"/>
     <w:basedOn w:val="Normal"/>
     <w:next w:val="Normal"/>
@@ -9694,7 +12554,7 @@
       <w:szCs w:val="18"/>
     </w:rPr>
   </w:style>
-  <w:style w:type="paragraph" w:styleId="TOC5">
+  <w:style w:type="paragraph" w:styleId="TDC5">
     <w:name w:val="toc 5"/>
     <w:basedOn w:val="Normal"/>
     <w:next w:val="Normal"/>
@@ -9712,7 +12572,7 @@
       <w:szCs w:val="18"/>
     </w:rPr>
   </w:style>
-  <w:style w:type="paragraph" w:styleId="TOC6">
+  <w:style w:type="paragraph" w:styleId="TDC6">
     <w:name w:val="toc 6"/>
     <w:basedOn w:val="Normal"/>
     <w:next w:val="Normal"/>
@@ -9730,7 +12590,7 @@
       <w:szCs w:val="18"/>
     </w:rPr>
   </w:style>
-  <w:style w:type="paragraph" w:styleId="TOC7">
+  <w:style w:type="paragraph" w:styleId="TDC7">
     <w:name w:val="toc 7"/>
     <w:basedOn w:val="Normal"/>
     <w:next w:val="Normal"/>
@@ -9748,7 +12608,7 @@
       <w:szCs w:val="18"/>
     </w:rPr>
   </w:style>
-  <w:style w:type="paragraph" w:styleId="TOC8">
+  <w:style w:type="paragraph" w:styleId="TDC8">
     <w:name w:val="toc 8"/>
     <w:basedOn w:val="Normal"/>
     <w:next w:val="Normal"/>
@@ -9766,7 +12626,7 @@
       <w:szCs w:val="18"/>
     </w:rPr>
   </w:style>
-  <w:style w:type="paragraph" w:styleId="TOC9">
+  <w:style w:type="paragraph" w:styleId="TDC9">
     <w:name w:val="toc 9"/>
     <w:basedOn w:val="Normal"/>
     <w:next w:val="Normal"/>
